--- a/МатМодиИИ/rpd__doc_docx/Б1.О.01.06_Основы российской государственности.docx
+++ b/МатМодиИИ/rpd__doc_docx/Б1.О.01.06_Основы российской государственности.docx
@@ -836,14 +836,14 @@
         <w:jc w:val="center"/>
         <w:rPr>
           <w:i/>
-          <w:color w:val="FF0000"/>
+          <w:color w:val="000000"/>
           <w:lang w:val="ru-RU"/>
         </w:rPr>
       </w:pPr>
       <w:r>
         <w:rPr>
           <w:i/>
-          <w:color w:val="FF0000"/>
+          <w:color w:val="000000"/>
           <w:lang w:val="ru-RU"/>
         </w:rPr>
         <w:t xml:space="preserve">Рязань 2026</w:t>
@@ -851,43 +851,63 @@
     </w:p>
     <w:p>
       <w:pPr>
-        <w:pStyle w:val="af0"/>
-        <w:ind w:right="-143"/>
-        <w:rPr>
-          <w:i/>
-          <w:color w:val="FF0000"/>
-          <w:sz w:val="22"/>
-          <w:szCs w:val="22"/>
-          <w:lang w:val="ru-RU"/>
-        </w:rPr>
-      </w:pPr>
+        <w:pageBreakBefore/>
+        <w:spacing w:after="160"/>
+      </w:pPr>
+      <w:r>
+        <w:rPr>
+          <w:rFonts w:ascii="Times New Roman" w:hAnsi="Times New Roman"/>
+          <w:b w:val="0"/>
+          <w:sz w:val="28"/>
+        </w:rPr>
+        <w:t>Разработана в соответствии с ФГОС ВО по специальности 01.05.01 «Фундаментальные математика и механика», утверждённым приказом Минобрнауки России от 10 января 2018 г. № 16.</w:t>
+      </w:r>
     </w:p>
     <w:p>
       <w:pPr>
-        <w:pStyle w:val="af0"/>
-        <w:ind w:right="-2"/>
-        <w:jc w:val="both"/>
-        <w:rPr>
-          <w:color w:val="000000"/>
-          <w:sz w:val="24"/>
-          <w:szCs w:val="24"/>
-          <w:lang w:val="ru-RU"/>
-        </w:rPr>
-      </w:pPr>
-      <w:r>
-        <w:rPr>
-          <w:i/>
-          <w:color w:val="000000"/>
-          <w:sz w:val="22"/>
-          <w:szCs w:val="24"/>
-          <w:lang w:val="ru-RU"/>
-        </w:rPr>
-        <w:br w:type="page"/>
+        <w:spacing w:after="160"/>
+      </w:pPr>
+      <w:r>
+        <w:rPr>
+          <w:rFonts w:ascii="Times New Roman" w:hAnsi="Times New Roman"/>
+          <w:b w:val="0"/>
+          <w:sz w:val="28"/>
+        </w:rPr>
+        <w:t>Учебный план по специальности 01.05.01 «Фундаментальные математика и механика», специализация «Математическое моделирование и искусственный интеллект», одобрен учёным советом РГУ имени С.А. Есенина «___» __________ 20___ г.</w:t>
       </w:r>
     </w:p>
     <w:p>
       <w:pPr>
+        <w:spacing w:after="160"/>
+      </w:pPr>
+      <w:r>
+        <w:rPr>
+          <w:rFonts w:ascii="Times New Roman" w:hAnsi="Times New Roman"/>
+          <w:b w:val="0"/>
+          <w:sz w:val="28"/>
+        </w:rPr>
+        <w:t>Рабочая программа дисциплины (модуля) утверждена на заседании кафедры теории и истории государства и права «___» __________ 20___ г., протокол № ____.</w:t>
+      </w:r>
+    </w:p>
+    <w:p>
+      <w:pPr>
+        <w:spacing w:after="160"/>
+      </w:pPr>
+      <w:r>
+        <w:rPr>
+          <w:rFonts w:ascii="Times New Roman" w:hAnsi="Times New Roman"/>
+          <w:b w:val="0"/>
+          <w:sz w:val="28"/>
+        </w:rPr>
+        <w:t>Разработчик — __________________________________________________________</w:t>
+        <w:br/>
+        <w:t>(учёная степень, учёное звание, должность, Ф.И.О.)</w:t>
+      </w:r>
+    </w:p>
+    <w:p>
+      <w:pPr>
         <w:pStyle w:val="af0"/>
+        <w:pageBreakBefore/>
         <w:ind w:firstLine="567"/>
         <w:jc w:val="center"/>
         <w:rPr>
@@ -1454,52 +1474,13 @@
     </w:p>
     <w:p>
       <w:pPr>
-        <w:pStyle w:val="ae"/>
-        <w:tabs>
-          <w:tab w:val="left" w:pos="788"/>
-        </w:tabs>
-        <w:ind w:left="0" w:firstLine="567"/>
-        <w:jc w:val="both"/>
-        <w:rPr>
-          <w:color w:val="000000"/>
-          <w:sz w:val="28"/>
-          <w:szCs w:val="28"/>
-          <w:lang w:val="ru-RU"/>
-        </w:rPr>
-      </w:pPr>
-    </w:p>
-    <w:p>
-      <w:pPr>
-        <w:pStyle w:val="af0"/>
-        <w:ind w:firstLine="567"/>
-        <w:rPr>
+        <w:widowControl w:val="0"/>
+        <w:spacing w:after="0" w:line="20" w:lineRule="exact" w:before="0"/>
+        <w:rPr>
+          <w:rFonts w:ascii="Times New Roman" w:hAnsi="Times New Roman"/>
           <w:color w:val="000000"/>
           <w:sz w:val="2"/>
-          <w:lang w:val="ru-RU"/>
-        </w:rPr>
-      </w:pPr>
-    </w:p>
-    <w:p>
-      <w:pPr>
-        <w:widowControl w:val="0"/>
-        <w:spacing w:after="0" w:line="240" w:lineRule="auto"/>
-        <w:rPr>
-          <w:rFonts w:ascii="Times New Roman" w:hAnsi="Times New Roman"/>
-          <w:color w:val="000000"/>
-          <w:sz w:val="24"/>
-          <w:szCs w:val="24"/>
-        </w:rPr>
-      </w:pPr>
-    </w:p>
-    <w:p>
-      <w:pPr>
-        <w:widowControl w:val="0"/>
-        <w:spacing w:after="0" w:line="240" w:lineRule="auto"/>
-        <w:rPr>
-          <w:rFonts w:ascii="Times New Roman" w:hAnsi="Times New Roman"/>
-          <w:color w:val="000000"/>
-          <w:sz w:val="24"/>
-          <w:szCs w:val="24"/>
+          <w:szCs w:val="2"/>
         </w:rPr>
         <w:sectPr>
           <w:footerReference w:type="default" r:id="rId7"/>
@@ -3858,37 +3839,12 @@
     <w:p>
       <w:pPr>
         <w:widowControl w:val="0"/>
-        <w:spacing w:after="0" w:line="240" w:lineRule="auto"/>
-        <w:ind w:firstLine="567"/>
+        <w:spacing w:after="0" w:line="20" w:lineRule="exact" w:before="0"/>
         <w:rPr>
           <w:rFonts w:ascii="Times New Roman" w:hAnsi="Times New Roman"/>
           <w:color w:val="000000"/>
-          <w:sz w:val="8"/>
-          <w:szCs w:val="8"/>
-        </w:rPr>
-      </w:pPr>
-    </w:p>
-    <w:p>
-      <w:pPr>
-        <w:pStyle w:val="af0"/>
-        <w:ind w:right="-2"/>
-        <w:rPr>
-          <w:color w:val="000000"/>
-          <w:sz w:val="8"/>
-          <w:szCs w:val="8"/>
-          <w:lang w:val="ru-RU"/>
-        </w:rPr>
-      </w:pPr>
-    </w:p>
-    <w:p>
-      <w:pPr>
-        <w:widowControl w:val="0"/>
-        <w:spacing w:after="0" w:line="240" w:lineRule="auto"/>
-        <w:rPr>
-          <w:rFonts w:ascii="Times New Roman" w:hAnsi="Times New Roman"/>
-          <w:color w:val="000000"/>
-          <w:sz w:val="24"/>
-          <w:szCs w:val="24"/>
+          <w:sz w:val="2"/>
+          <w:szCs w:val="2"/>
         </w:rPr>
         <w:sectPr>
           <w:headerReference w:type="default" r:id="rId8"/>
@@ -3984,28 +3940,29 @@
     </w:p>
     <w:tbl>
       <w:tblPr>
+        <w:tblW w:w="5000" w:type="pct"/>
+        <w:tblBorders>
+          <w:top w:val="single" w:sz="4" w:space="0" w:color="000000"/>
+          <w:left w:val="single" w:sz="4" w:space="0" w:color="000000"/>
+          <w:bottom w:val="single" w:sz="4" w:space="0" w:color="000000"/>
+          <w:right w:val="single" w:sz="4" w:space="0" w:color="000000"/>
+          <w:insideH w:val="single" w:sz="4" w:space="0" w:color="000000"/>
+          <w:insideV w:val="single" w:sz="4" w:space="0" w:color="000000"/>
+        </w:tblBorders>
+        <w:tblLayout w:type="fixed"/>
+        <w:tblCellMar>
+          <w:left w:w="0" w:type="dxa"/>
+          <w:right w:w="0" w:type="dxa"/>
+        </w:tblCellMar>
         <w:tblLook w:val="01E0" w:firstRow="1" w:lastRow="1" w:firstColumn="1" w:lastColumn="1" w:noHBand="0" w:noVBand="0"/>
-        <w:tblW w:w="9213" w:type="dxa"/>
-        <w:tblLayout w:type="fixed"/>
-        <w:tblBorders>
-          <w:top w:val="single" w:sz="4" w:color="000000"/>
-          <w:left w:val="single" w:sz="4" w:color="000000"/>
-          <w:bottom w:val="single" w:sz="4" w:color="000000"/>
-          <w:right w:val="single" w:sz="4" w:color="000000"/>
-          <w:insideH w:val="single" w:sz="4" w:color="000000"/>
-          <w:insideV w:val="single" w:sz="4" w:color="000000"/>
-        </w:tblBorders>
-        <w:tblCellMar>
-          <w:top w:w="65" w:type="dxa"/>
-          <w:left w:w="65" w:type="dxa"/>
-          <w:bottom w:w="65" w:type="dxa"/>
-          <w:right w:w="65" w:type="dxa"/>
-        </w:tblCellMar>
       </w:tblPr>
       <w:tblGrid>
-        <w:gridCol w:w="6819"/>
-        <w:gridCol w:w="1197"/>
-        <w:gridCol w:w="1197"/>
+        <w:gridCol w:w="454"/>
+        <w:gridCol w:w="1814"/>
+        <w:gridCol w:w="1361"/>
+        <w:gridCol w:w="737"/>
+        <w:gridCol w:w="1587"/>
+        <w:gridCol w:w="3402"/>
       </w:tblGrid>
       <w:tr>
         <w:trPr>
@@ -4013,61 +3970,214 @@
         </w:trPr>
         <w:tc>
           <w:tcPr>
-            <w:tcW w:w="6819" w:type="dxa"/>
+            <w:tcW w:type="dxa" w:w="454"/>
+            <w:vMerge w:val="restart"/>
             <w:vAlign w:val="center"/>
           </w:tcPr>
           <w:p>
             <w:pPr>
-              <w:spacing w:before="0" w:after="0" w:line="240" w:lineRule="auto"/>
+              <w:spacing w:before="0" w:after="20" w:line="240" w:lineRule="auto"/>
               <w:jc w:val="center"/>
             </w:pPr>
             <w:r>
               <w:rPr>
-                <w:rFonts w:ascii="Times New Roman" w:hAnsi="Times New Roman" w:cs="Times New Roman"/>
-                <w:sz w:val="24"/>
+                <w:rFonts w:ascii="Times New Roman" w:hAnsi="Times New Roman"/>
                 <w:b/>
-              </w:rPr>
-              <w:t>Вид учебной работы</w:t>
+                <w:sz w:val="24"/>
+              </w:rPr>
+              <w:t>№ п/п</w:t>
             </w:r>
           </w:p>
         </w:tc>
         <w:tc>
           <w:tcPr>
-            <w:tcW w:w="1197" w:type="dxa"/>
+            <w:tcW w:type="dxa" w:w="3175"/>
+            <w:gridSpan w:val="2"/>
+            <w:vMerge w:val="restart"/>
             <w:vAlign w:val="center"/>
           </w:tcPr>
           <w:p>
             <w:pPr>
-              <w:spacing w:before="0" w:after="0" w:line="240" w:lineRule="auto"/>
+              <w:spacing w:before="0" w:after="20" w:line="240" w:lineRule="auto"/>
               <w:jc w:val="center"/>
             </w:pPr>
             <w:r>
               <w:rPr>
-                <w:rFonts w:ascii="Times New Roman" w:hAnsi="Times New Roman" w:cs="Times New Roman"/>
-                <w:sz w:val="24"/>
+                <w:rFonts w:ascii="Times New Roman" w:hAnsi="Times New Roman"/>
                 <w:b/>
-              </w:rPr>
-              <w:t>Всего</w:t>
+                <w:sz w:val="24"/>
+              </w:rPr>
+              <w:t>Вид учебной работы</w:t>
             </w:r>
           </w:p>
         </w:tc>
         <w:tc>
           <w:tcPr>
-            <w:tcW w:w="1197" w:type="dxa"/>
+            <w:tcW w:type="dxa" w:w="737"/>
+            <w:vMerge w:val="restart"/>
             <w:vAlign w:val="center"/>
           </w:tcPr>
           <w:p>
             <w:pPr>
-              <w:spacing w:before="0" w:after="0" w:line="240" w:lineRule="auto"/>
+              <w:spacing w:before="0" w:after="20" w:line="240" w:lineRule="auto"/>
               <w:jc w:val="center"/>
             </w:pPr>
             <w:r>
               <w:rPr>
-                <w:rFonts w:ascii="Times New Roman" w:hAnsi="Times New Roman" w:cs="Times New Roman"/>
-                <w:sz w:val="24"/>
+                <w:rFonts w:ascii="Times New Roman" w:hAnsi="Times New Roman"/>
                 <w:b/>
-              </w:rPr>
-              <w:t>1 семестр</w:t>
+                <w:sz w:val="24"/>
+              </w:rPr>
+              <w:t>Всего часов</w:t>
+            </w:r>
+          </w:p>
+        </w:tc>
+        <w:tc>
+          <w:tcPr>
+            <w:tcW w:type="dxa" w:w="1587"/>
+            <w:vMerge w:val="restart"/>
+            <w:vAlign w:val="center"/>
+          </w:tcPr>
+          <w:p>
+            <w:pPr>
+              <w:spacing w:before="0" w:after="20" w:line="240" w:lineRule="auto"/>
+              <w:jc w:val="center"/>
+            </w:pPr>
+            <w:r>
+              <w:rPr>
+                <w:rFonts w:ascii="Times New Roman" w:hAnsi="Times New Roman"/>
+                <w:b/>
+                <w:sz w:val="24"/>
+              </w:rPr>
+              <w:t>В том числе практическая подготовка</w:t>
+            </w:r>
+          </w:p>
+        </w:tc>
+        <w:tc>
+          <w:tcPr>
+            <w:tcW w:type="dxa" w:w="3402"/>
+            <w:vAlign w:val="center"/>
+          </w:tcPr>
+          <w:p>
+            <w:pPr>
+              <w:spacing w:before="0" w:after="20" w:line="240" w:lineRule="auto"/>
+              <w:jc w:val="center"/>
+            </w:pPr>
+            <w:r>
+              <w:rPr>
+                <w:rFonts w:ascii="Times New Roman" w:hAnsi="Times New Roman"/>
+                <w:b/>
+                <w:sz w:val="24"/>
+              </w:rPr>
+              <w:t>Семестры / курсы</w:t>
+            </w:r>
+          </w:p>
+        </w:tc>
+      </w:tr>
+      <w:tr>
+        <w:trPr>
+          <w:tblHeader/>
+        </w:trPr>
+        <w:tc>
+          <w:tcPr>
+            <w:tcW w:type="dxa" w:w="454"/>
+            <w:vMerge/>
+          </w:tcPr>
+          <w:p/>
+        </w:tc>
+        <w:tc>
+          <w:tcPr>
+            <w:tcW w:type="dxa" w:w="3175"/>
+            <w:gridSpan w:val="2"/>
+            <w:vMerge/>
+          </w:tcPr>
+          <w:p/>
+        </w:tc>
+        <w:tc>
+          <w:tcPr>
+            <w:tcW w:type="dxa" w:w="737"/>
+            <w:vMerge/>
+          </w:tcPr>
+          <w:p/>
+        </w:tc>
+        <w:tc>
+          <w:tcPr>
+            <w:tcW w:type="dxa" w:w="1587"/>
+            <w:vMerge/>
+          </w:tcPr>
+          <w:p/>
+        </w:tc>
+        <w:tc>
+          <w:tcPr>
+            <w:tcW w:type="dxa" w:w="3402"/>
+            <w:vAlign w:val="center"/>
+          </w:tcPr>
+          <w:p>
+            <w:pPr>
+              <w:spacing w:before="0" w:after="20" w:line="240" w:lineRule="auto"/>
+              <w:jc w:val="center"/>
+            </w:pPr>
+            <w:r>
+              <w:rPr>
+                <w:rFonts w:ascii="Times New Roman" w:hAnsi="Times New Roman"/>
+                <w:b/>
+                <w:sz w:val="24"/>
+              </w:rPr>
+              <w:t>№ 1</w:t>
+            </w:r>
+          </w:p>
+        </w:tc>
+      </w:tr>
+      <w:tr>
+        <w:trPr>
+          <w:tblHeader/>
+        </w:trPr>
+        <w:tc>
+          <w:tcPr>
+            <w:tcW w:type="dxa" w:w="454"/>
+            <w:vMerge/>
+          </w:tcPr>
+          <w:p/>
+        </w:tc>
+        <w:tc>
+          <w:tcPr>
+            <w:tcW w:type="dxa" w:w="3175"/>
+            <w:gridSpan w:val="2"/>
+            <w:vMerge/>
+          </w:tcPr>
+          <w:p/>
+        </w:tc>
+        <w:tc>
+          <w:tcPr>
+            <w:tcW w:type="dxa" w:w="737"/>
+            <w:vMerge/>
+          </w:tcPr>
+          <w:p/>
+        </w:tc>
+        <w:tc>
+          <w:tcPr>
+            <w:tcW w:type="dxa" w:w="1587"/>
+            <w:vMerge/>
+          </w:tcPr>
+          <w:p/>
+        </w:tc>
+        <w:tc>
+          <w:tcPr>
+            <w:tcW w:type="dxa" w:w="3402"/>
+            <w:vAlign w:val="center"/>
+          </w:tcPr>
+          <w:p>
+            <w:pPr>
+              <w:spacing w:before="0" w:after="20" w:line="240" w:lineRule="auto"/>
+              <w:jc w:val="center"/>
+            </w:pPr>
+            <w:r>
+              <w:rPr>
+                <w:rFonts w:ascii="Times New Roman" w:hAnsi="Times New Roman"/>
+                <w:b/>
+                <w:sz w:val="24"/>
+              </w:rPr>
+              <w:t>часов</w:t>
             </w:r>
           </w:p>
         </w:tc>
@@ -4075,55 +4185,99 @@
       <w:tr>
         <w:tc>
           <w:tcPr>
-            <w:tcW w:w="6819" w:type="dxa"/>
+            <w:tcW w:type="dxa" w:w="454"/>
             <w:vAlign w:val="center"/>
           </w:tcPr>
           <w:p>
             <w:pPr>
-              <w:spacing w:before="0" w:after="0" w:line="240" w:lineRule="auto"/>
-              <w:jc w:val="left"/>
+              <w:spacing w:before="0" w:after="20" w:line="240" w:lineRule="auto"/>
+              <w:jc w:val="center"/>
             </w:pPr>
             <w:r>
               <w:rPr>
-                <w:rFonts w:ascii="Times New Roman" w:hAnsi="Times New Roman" w:cs="Times New Roman"/>
-                <w:sz w:val="24"/>
-              </w:rPr>
-              <w:t>Контактная работа с преподавателем, часов</w:t>
+                <w:rFonts w:ascii="Times New Roman" w:hAnsi="Times New Roman"/>
+                <w:b w:val="0"/>
+                <w:sz w:val="24"/>
+              </w:rPr>
+              <w:t>1</w:t>
             </w:r>
           </w:p>
         </w:tc>
         <w:tc>
           <w:tcPr>
-            <w:tcW w:w="1197" w:type="dxa"/>
+            <w:tcW w:type="dxa" w:w="3175"/>
+            <w:gridSpan w:val="2"/>
             <w:vAlign w:val="center"/>
           </w:tcPr>
           <w:p>
             <w:pPr>
-              <w:spacing w:before="0" w:after="0" w:line="240" w:lineRule="auto"/>
-              <w:jc w:val="center"/>
+              <w:spacing w:before="0" w:after="20" w:line="240" w:lineRule="auto"/>
+              <w:jc w:val="left"/>
             </w:pPr>
             <w:r>
               <w:rPr>
-                <w:rFonts w:ascii="Times New Roman" w:hAnsi="Times New Roman" w:cs="Times New Roman"/>
-                <w:sz w:val="24"/>
-              </w:rPr>
-              <w:t>60</w:t>
+                <w:rFonts w:ascii="Times New Roman" w:hAnsi="Times New Roman"/>
+                <w:b/>
+                <w:sz w:val="24"/>
+              </w:rPr>
+              <w:t>Контактная работа обучающихся с преподавателем (по видам учебных занятий), всего</w:t>
             </w:r>
           </w:p>
         </w:tc>
         <w:tc>
           <w:tcPr>
-            <w:tcW w:w="1197" w:type="dxa"/>
+            <w:tcW w:type="dxa" w:w="737"/>
             <w:vAlign w:val="center"/>
           </w:tcPr>
           <w:p>
             <w:pPr>
-              <w:spacing w:before="0" w:after="0" w:line="240" w:lineRule="auto"/>
+              <w:spacing w:before="0" w:after="20" w:line="240" w:lineRule="auto"/>
               <w:jc w:val="center"/>
             </w:pPr>
             <w:r>
               <w:rPr>
-                <w:rFonts w:ascii="Times New Roman" w:hAnsi="Times New Roman" w:cs="Times New Roman"/>
+                <w:rFonts w:ascii="Times New Roman" w:hAnsi="Times New Roman"/>
+                <w:b w:val="0"/>
+                <w:sz w:val="24"/>
+              </w:rPr>
+              <w:t>60</w:t>
+            </w:r>
+          </w:p>
+        </w:tc>
+        <w:tc>
+          <w:tcPr>
+            <w:tcW w:type="dxa" w:w="1587"/>
+            <w:vAlign w:val="center"/>
+          </w:tcPr>
+          <w:p>
+            <w:pPr>
+              <w:spacing w:before="0" w:after="20" w:line="240" w:lineRule="auto"/>
+              <w:jc w:val="center"/>
+            </w:pPr>
+            <w:r>
+              <w:rPr>
+                <w:rFonts w:ascii="Times New Roman" w:hAnsi="Times New Roman"/>
+                <w:b w:val="0"/>
+                <w:sz w:val="24"/>
+              </w:rPr>
+              <w:t>0</w:t>
+            </w:r>
+          </w:p>
+        </w:tc>
+        <w:tc>
+          <w:tcPr>
+            <w:tcW w:type="dxa" w:w="3402"/>
+            <w:vAlign w:val="center"/>
+          </w:tcPr>
+          <w:p>
+            <w:pPr>
+              <w:spacing w:before="0" w:after="20" w:line="240" w:lineRule="auto"/>
+              <w:jc w:val="center"/>
+            </w:pPr>
+            <w:r>
+              <w:rPr>
+                <w:rFonts w:ascii="Times New Roman" w:hAnsi="Times New Roman"/>
+                <w:b w:val="0"/>
                 <w:sz w:val="24"/>
               </w:rPr>
               <w:t>60</w:t>
@@ -4134,55 +4288,159 @@
       <w:tr>
         <w:tc>
           <w:tcPr>
-            <w:tcW w:w="6819" w:type="dxa"/>
+            <w:tcW w:type="dxa" w:w="454"/>
             <w:vAlign w:val="center"/>
           </w:tcPr>
           <w:p>
             <w:pPr>
-              <w:spacing w:before="0" w:after="0" w:line="240" w:lineRule="auto"/>
-              <w:jc w:val="left"/>
+              <w:spacing w:before="0" w:after="20" w:line="240" w:lineRule="auto"/>
+              <w:jc w:val="center"/>
             </w:pPr>
             <w:r>
               <w:rPr>
-                <w:rFonts w:ascii="Times New Roman" w:hAnsi="Times New Roman" w:cs="Times New Roman"/>
-                <w:sz w:val="24"/>
-              </w:rPr>
-              <w:t>Лекции (Л)</w:t>
+                <w:rFonts w:ascii="Times New Roman" w:hAnsi="Times New Roman"/>
+                <w:b w:val="0"/>
+                <w:sz w:val="24"/>
+              </w:rPr>
             </w:r>
           </w:p>
         </w:tc>
         <w:tc>
           <w:tcPr>
-            <w:tcW w:w="1197" w:type="dxa"/>
+            <w:tcW w:type="dxa" w:w="3175"/>
+            <w:gridSpan w:val="2"/>
             <w:vAlign w:val="center"/>
           </w:tcPr>
           <w:p>
             <w:pPr>
-              <w:spacing w:before="0" w:after="0" w:line="240" w:lineRule="auto"/>
-              <w:jc w:val="center"/>
+              <w:spacing w:before="0" w:after="20" w:line="240" w:lineRule="auto"/>
+              <w:jc w:val="left"/>
             </w:pPr>
             <w:r>
               <w:rPr>
-                <w:rFonts w:ascii="Times New Roman" w:hAnsi="Times New Roman" w:cs="Times New Roman"/>
-                <w:sz w:val="24"/>
-              </w:rPr>
-              <w:t>20</w:t>
+                <w:rFonts w:ascii="Times New Roman" w:hAnsi="Times New Roman"/>
+                <w:b w:val="0"/>
+                <w:sz w:val="24"/>
+              </w:rPr>
+              <w:t>в том числе:</w:t>
             </w:r>
           </w:p>
         </w:tc>
         <w:tc>
           <w:tcPr>
-            <w:tcW w:w="1197" w:type="dxa"/>
+            <w:tcW w:type="dxa" w:w="737"/>
+          </w:tcPr>
+          <w:p/>
+        </w:tc>
+        <w:tc>
+          <w:tcPr>
+            <w:tcW w:type="dxa" w:w="1587"/>
+          </w:tcPr>
+          <w:p/>
+        </w:tc>
+        <w:tc>
+          <w:tcPr>
+            <w:tcW w:type="dxa" w:w="3402"/>
+          </w:tcPr>
+          <w:p/>
+        </w:tc>
+      </w:tr>
+      <w:tr>
+        <w:tc>
+          <w:tcPr>
+            <w:tcW w:type="dxa" w:w="454"/>
             <w:vAlign w:val="center"/>
           </w:tcPr>
           <w:p>
             <w:pPr>
-              <w:spacing w:before="0" w:after="0" w:line="240" w:lineRule="auto"/>
+              <w:spacing w:before="0" w:after="20" w:line="240" w:lineRule="auto"/>
               <w:jc w:val="center"/>
             </w:pPr>
             <w:r>
               <w:rPr>
-                <w:rFonts w:ascii="Times New Roman" w:hAnsi="Times New Roman" w:cs="Times New Roman"/>
+                <w:rFonts w:ascii="Times New Roman" w:hAnsi="Times New Roman"/>
+                <w:b w:val="0"/>
+                <w:sz w:val="24"/>
+              </w:rPr>
+              <w:t>1.1</w:t>
+            </w:r>
+          </w:p>
+        </w:tc>
+        <w:tc>
+          <w:tcPr>
+            <w:tcW w:type="dxa" w:w="3175"/>
+            <w:gridSpan w:val="2"/>
+            <w:vAlign w:val="center"/>
+          </w:tcPr>
+          <w:p>
+            <w:pPr>
+              <w:spacing w:before="0" w:after="20" w:line="240" w:lineRule="auto"/>
+              <w:jc w:val="left"/>
+            </w:pPr>
+            <w:r>
+              <w:rPr>
+                <w:rFonts w:ascii="Times New Roman" w:hAnsi="Times New Roman"/>
+                <w:b w:val="0"/>
+                <w:sz w:val="24"/>
+              </w:rPr>
+              <w:t>Лекции (Л)</w:t>
+            </w:r>
+          </w:p>
+        </w:tc>
+        <w:tc>
+          <w:tcPr>
+            <w:tcW w:type="dxa" w:w="737"/>
+            <w:vAlign w:val="center"/>
+          </w:tcPr>
+          <w:p>
+            <w:pPr>
+              <w:spacing w:before="0" w:after="20" w:line="240" w:lineRule="auto"/>
+              <w:jc w:val="center"/>
+            </w:pPr>
+            <w:r>
+              <w:rPr>
+                <w:rFonts w:ascii="Times New Roman" w:hAnsi="Times New Roman"/>
+                <w:b w:val="0"/>
+                <w:sz w:val="24"/>
+              </w:rPr>
+              <w:t>20</w:t>
+            </w:r>
+          </w:p>
+        </w:tc>
+        <w:tc>
+          <w:tcPr>
+            <w:tcW w:type="dxa" w:w="1587"/>
+            <w:vAlign w:val="center"/>
+          </w:tcPr>
+          <w:p>
+            <w:pPr>
+              <w:spacing w:before="0" w:after="20" w:line="240" w:lineRule="auto"/>
+              <w:jc w:val="center"/>
+            </w:pPr>
+            <w:r>
+              <w:rPr>
+                <w:rFonts w:ascii="Times New Roman" w:hAnsi="Times New Roman"/>
+                <w:b w:val="0"/>
+                <w:sz w:val="24"/>
+              </w:rPr>
+              <w:t>0</w:t>
+            </w:r>
+          </w:p>
+        </w:tc>
+        <w:tc>
+          <w:tcPr>
+            <w:tcW w:type="dxa" w:w="3402"/>
+            <w:vAlign w:val="center"/>
+          </w:tcPr>
+          <w:p>
+            <w:pPr>
+              <w:spacing w:before="0" w:after="20" w:line="240" w:lineRule="auto"/>
+              <w:jc w:val="center"/>
+            </w:pPr>
+            <w:r>
+              <w:rPr>
+                <w:rFonts w:ascii="Times New Roman" w:hAnsi="Times New Roman"/>
+                <w:b w:val="0"/>
                 <w:sz w:val="24"/>
               </w:rPr>
               <w:t>20</w:t>
@@ -4193,58 +4451,102 @@
       <w:tr>
         <w:tc>
           <w:tcPr>
-            <w:tcW w:w="6819" w:type="dxa"/>
+            <w:tcW w:type="dxa" w:w="454"/>
             <w:vAlign w:val="center"/>
           </w:tcPr>
           <w:p>
             <w:pPr>
-              <w:spacing w:before="0" w:after="0" w:line="240" w:lineRule="auto"/>
-              <w:jc w:val="left"/>
+              <w:spacing w:before="0" w:after="20" w:line="240" w:lineRule="auto"/>
+              <w:jc w:val="center"/>
             </w:pPr>
             <w:r>
               <w:rPr>
-                <w:rFonts w:ascii="Times New Roman" w:hAnsi="Times New Roman" w:cs="Times New Roman"/>
-                <w:sz w:val="24"/>
-              </w:rPr>
-              <w:t>Практические занятия (ПЗ)</w:t>
+                <w:rFonts w:ascii="Times New Roman" w:hAnsi="Times New Roman"/>
+                <w:b w:val="0"/>
+                <w:sz w:val="24"/>
+              </w:rPr>
+              <w:t>1.2</w:t>
             </w:r>
           </w:p>
         </w:tc>
         <w:tc>
           <w:tcPr>
-            <w:tcW w:w="1197" w:type="dxa"/>
+            <w:tcW w:type="dxa" w:w="3175"/>
+            <w:gridSpan w:val="2"/>
             <w:vAlign w:val="center"/>
           </w:tcPr>
           <w:p>
             <w:pPr>
-              <w:spacing w:before="0" w:after="0" w:line="240" w:lineRule="auto"/>
-              <w:jc w:val="center"/>
+              <w:spacing w:before="0" w:after="20" w:line="240" w:lineRule="auto"/>
+              <w:jc w:val="left"/>
             </w:pPr>
             <w:r>
               <w:rPr>
-                <w:rFonts w:ascii="Times New Roman" w:hAnsi="Times New Roman" w:cs="Times New Roman"/>
-                <w:sz w:val="24"/>
-              </w:rPr>
-              <w:t>0</w:t>
+                <w:rFonts w:ascii="Times New Roman" w:hAnsi="Times New Roman"/>
+                <w:b w:val="0"/>
+                <w:sz w:val="24"/>
+              </w:rPr>
+              <w:t>Практические занятия (ПЗ)</w:t>
             </w:r>
           </w:p>
         </w:tc>
         <w:tc>
           <w:tcPr>
-            <w:tcW w:w="1197" w:type="dxa"/>
+            <w:tcW w:type="dxa" w:w="737"/>
             <w:vAlign w:val="center"/>
           </w:tcPr>
           <w:p>
             <w:pPr>
-              <w:spacing w:before="0" w:after="0" w:line="240" w:lineRule="auto"/>
+              <w:spacing w:before="0" w:after="20" w:line="240" w:lineRule="auto"/>
               <w:jc w:val="center"/>
             </w:pPr>
             <w:r>
               <w:rPr>
-                <w:rFonts w:ascii="Times New Roman" w:hAnsi="Times New Roman" w:cs="Times New Roman"/>
-                <w:sz w:val="24"/>
-              </w:rPr>
-              <w:t>–</w:t>
+                <w:rFonts w:ascii="Times New Roman" w:hAnsi="Times New Roman"/>
+                <w:b w:val="0"/>
+                <w:sz w:val="24"/>
+              </w:rPr>
+              <w:t>0</w:t>
+            </w:r>
+          </w:p>
+        </w:tc>
+        <w:tc>
+          <w:tcPr>
+            <w:tcW w:type="dxa" w:w="1587"/>
+            <w:vAlign w:val="center"/>
+          </w:tcPr>
+          <w:p>
+            <w:pPr>
+              <w:spacing w:before="0" w:after="20" w:line="240" w:lineRule="auto"/>
+              <w:jc w:val="center"/>
+            </w:pPr>
+            <w:r>
+              <w:rPr>
+                <w:rFonts w:ascii="Times New Roman" w:hAnsi="Times New Roman"/>
+                <w:b w:val="0"/>
+                <w:sz w:val="24"/>
+              </w:rPr>
+              <w:t>0</w:t>
+            </w:r>
+          </w:p>
+        </w:tc>
+        <w:tc>
+          <w:tcPr>
+            <w:tcW w:type="dxa" w:w="3402"/>
+            <w:vAlign w:val="center"/>
+          </w:tcPr>
+          <w:p>
+            <w:pPr>
+              <w:spacing w:before="0" w:after="20" w:line="240" w:lineRule="auto"/>
+              <w:jc w:val="center"/>
+            </w:pPr>
+            <w:r>
+              <w:rPr>
+                <w:rFonts w:ascii="Times New Roman" w:hAnsi="Times New Roman"/>
+                <w:b w:val="0"/>
+                <w:sz w:val="24"/>
+              </w:rPr>
+              <w:t>0</w:t>
             </w:r>
           </w:p>
         </w:tc>
@@ -4252,55 +4554,99 @@
       <w:tr>
         <w:tc>
           <w:tcPr>
-            <w:tcW w:w="6819" w:type="dxa"/>
+            <w:tcW w:type="dxa" w:w="454"/>
             <w:vAlign w:val="center"/>
           </w:tcPr>
           <w:p>
             <w:pPr>
-              <w:spacing w:before="0" w:after="0" w:line="240" w:lineRule="auto"/>
-              <w:jc w:val="left"/>
+              <w:spacing w:before="0" w:after="20" w:line="240" w:lineRule="auto"/>
+              <w:jc w:val="center"/>
             </w:pPr>
             <w:r>
               <w:rPr>
-                <w:rFonts w:ascii="Times New Roman" w:hAnsi="Times New Roman" w:cs="Times New Roman"/>
-                <w:sz w:val="24"/>
-              </w:rPr>
-              <w:t>Семинары (С)</w:t>
+                <w:rFonts w:ascii="Times New Roman" w:hAnsi="Times New Roman"/>
+                <w:b w:val="0"/>
+                <w:sz w:val="24"/>
+              </w:rPr>
+              <w:t>1.3</w:t>
             </w:r>
           </w:p>
         </w:tc>
         <w:tc>
           <w:tcPr>
-            <w:tcW w:w="1197" w:type="dxa"/>
+            <w:tcW w:type="dxa" w:w="3175"/>
+            <w:gridSpan w:val="2"/>
             <w:vAlign w:val="center"/>
           </w:tcPr>
           <w:p>
             <w:pPr>
-              <w:spacing w:before="0" w:after="0" w:line="240" w:lineRule="auto"/>
-              <w:jc w:val="center"/>
+              <w:spacing w:before="0" w:after="20" w:line="240" w:lineRule="auto"/>
+              <w:jc w:val="left"/>
             </w:pPr>
             <w:r>
               <w:rPr>
-                <w:rFonts w:ascii="Times New Roman" w:hAnsi="Times New Roman" w:cs="Times New Roman"/>
-                <w:sz w:val="24"/>
-              </w:rPr>
-              <w:t>40</w:t>
+                <w:rFonts w:ascii="Times New Roman" w:hAnsi="Times New Roman"/>
+                <w:b w:val="0"/>
+                <w:sz w:val="24"/>
+              </w:rPr>
+              <w:t>Семинары (С)</w:t>
             </w:r>
           </w:p>
         </w:tc>
         <w:tc>
           <w:tcPr>
-            <w:tcW w:w="1197" w:type="dxa"/>
+            <w:tcW w:type="dxa" w:w="737"/>
             <w:vAlign w:val="center"/>
           </w:tcPr>
           <w:p>
             <w:pPr>
-              <w:spacing w:before="0" w:after="0" w:line="240" w:lineRule="auto"/>
+              <w:spacing w:before="0" w:after="20" w:line="240" w:lineRule="auto"/>
               <w:jc w:val="center"/>
             </w:pPr>
             <w:r>
               <w:rPr>
-                <w:rFonts w:ascii="Times New Roman" w:hAnsi="Times New Roman" w:cs="Times New Roman"/>
+                <w:rFonts w:ascii="Times New Roman" w:hAnsi="Times New Roman"/>
+                <w:b w:val="0"/>
+                <w:sz w:val="24"/>
+              </w:rPr>
+              <w:t>40</w:t>
+            </w:r>
+          </w:p>
+        </w:tc>
+        <w:tc>
+          <w:tcPr>
+            <w:tcW w:type="dxa" w:w="1587"/>
+            <w:vAlign w:val="center"/>
+          </w:tcPr>
+          <w:p>
+            <w:pPr>
+              <w:spacing w:before="0" w:after="20" w:line="240" w:lineRule="auto"/>
+              <w:jc w:val="center"/>
+            </w:pPr>
+            <w:r>
+              <w:rPr>
+                <w:rFonts w:ascii="Times New Roman" w:hAnsi="Times New Roman"/>
+                <w:b w:val="0"/>
+                <w:sz w:val="24"/>
+              </w:rPr>
+              <w:t>0</w:t>
+            </w:r>
+          </w:p>
+        </w:tc>
+        <w:tc>
+          <w:tcPr>
+            <w:tcW w:type="dxa" w:w="3402"/>
+            <w:vAlign w:val="center"/>
+          </w:tcPr>
+          <w:p>
+            <w:pPr>
+              <w:spacing w:before="0" w:after="20" w:line="240" w:lineRule="auto"/>
+              <w:jc w:val="center"/>
+            </w:pPr>
+            <w:r>
+              <w:rPr>
+                <w:rFonts w:ascii="Times New Roman" w:hAnsi="Times New Roman"/>
+                <w:b w:val="0"/>
                 <w:sz w:val="24"/>
               </w:rPr>
               <w:t>40</w:t>
@@ -4311,58 +4657,102 @@
       <w:tr>
         <w:tc>
           <w:tcPr>
-            <w:tcW w:w="6819" w:type="dxa"/>
+            <w:tcW w:type="dxa" w:w="454"/>
             <w:vAlign w:val="center"/>
           </w:tcPr>
           <w:p>
             <w:pPr>
-              <w:spacing w:before="0" w:after="0" w:line="240" w:lineRule="auto"/>
-              <w:jc w:val="left"/>
+              <w:spacing w:before="0" w:after="20" w:line="240" w:lineRule="auto"/>
+              <w:jc w:val="center"/>
             </w:pPr>
             <w:r>
               <w:rPr>
-                <w:rFonts w:ascii="Times New Roman" w:hAnsi="Times New Roman" w:cs="Times New Roman"/>
-                <w:sz w:val="24"/>
-              </w:rPr>
-              <w:t>Лабораторные работы (ЛР)</w:t>
+                <w:rFonts w:ascii="Times New Roman" w:hAnsi="Times New Roman"/>
+                <w:b w:val="0"/>
+                <w:sz w:val="24"/>
+              </w:rPr>
+              <w:t>1.4</w:t>
             </w:r>
           </w:p>
         </w:tc>
         <w:tc>
           <w:tcPr>
-            <w:tcW w:w="1197" w:type="dxa"/>
+            <w:tcW w:type="dxa" w:w="3175"/>
+            <w:gridSpan w:val="2"/>
             <w:vAlign w:val="center"/>
           </w:tcPr>
           <w:p>
             <w:pPr>
-              <w:spacing w:before="0" w:after="0" w:line="240" w:lineRule="auto"/>
-              <w:jc w:val="center"/>
+              <w:spacing w:before="0" w:after="20" w:line="240" w:lineRule="auto"/>
+              <w:jc w:val="left"/>
             </w:pPr>
             <w:r>
               <w:rPr>
-                <w:rFonts w:ascii="Times New Roman" w:hAnsi="Times New Roman" w:cs="Times New Roman"/>
-                <w:sz w:val="24"/>
-              </w:rPr>
-              <w:t>0</w:t>
+                <w:rFonts w:ascii="Times New Roman" w:hAnsi="Times New Roman"/>
+                <w:b w:val="0"/>
+                <w:sz w:val="24"/>
+              </w:rPr>
+              <w:t>Лабораторные работы (ЛР)</w:t>
             </w:r>
           </w:p>
         </w:tc>
         <w:tc>
           <w:tcPr>
-            <w:tcW w:w="1197" w:type="dxa"/>
+            <w:tcW w:type="dxa" w:w="737"/>
             <w:vAlign w:val="center"/>
           </w:tcPr>
           <w:p>
             <w:pPr>
-              <w:spacing w:before="0" w:after="0" w:line="240" w:lineRule="auto"/>
+              <w:spacing w:before="0" w:after="20" w:line="240" w:lineRule="auto"/>
               <w:jc w:val="center"/>
             </w:pPr>
             <w:r>
               <w:rPr>
-                <w:rFonts w:ascii="Times New Roman" w:hAnsi="Times New Roman" w:cs="Times New Roman"/>
-                <w:sz w:val="24"/>
-              </w:rPr>
-              <w:t>–</w:t>
+                <w:rFonts w:ascii="Times New Roman" w:hAnsi="Times New Roman"/>
+                <w:b w:val="0"/>
+                <w:sz w:val="24"/>
+              </w:rPr>
+              <w:t>0</w:t>
+            </w:r>
+          </w:p>
+        </w:tc>
+        <w:tc>
+          <w:tcPr>
+            <w:tcW w:type="dxa" w:w="1587"/>
+            <w:vAlign w:val="center"/>
+          </w:tcPr>
+          <w:p>
+            <w:pPr>
+              <w:spacing w:before="0" w:after="20" w:line="240" w:lineRule="auto"/>
+              <w:jc w:val="center"/>
+            </w:pPr>
+            <w:r>
+              <w:rPr>
+                <w:rFonts w:ascii="Times New Roman" w:hAnsi="Times New Roman"/>
+                <w:b w:val="0"/>
+                <w:sz w:val="24"/>
+              </w:rPr>
+              <w:t>0</w:t>
+            </w:r>
+          </w:p>
+        </w:tc>
+        <w:tc>
+          <w:tcPr>
+            <w:tcW w:type="dxa" w:w="3402"/>
+            <w:vAlign w:val="center"/>
+          </w:tcPr>
+          <w:p>
+            <w:pPr>
+              <w:spacing w:before="0" w:after="20" w:line="240" w:lineRule="auto"/>
+              <w:jc w:val="center"/>
+            </w:pPr>
+            <w:r>
+              <w:rPr>
+                <w:rFonts w:ascii="Times New Roman" w:hAnsi="Times New Roman"/>
+                <w:b w:val="0"/>
+                <w:sz w:val="24"/>
+              </w:rPr>
+              <w:t>0</w:t>
             </w:r>
           </w:p>
         </w:tc>
@@ -4370,58 +4760,102 @@
       <w:tr>
         <w:tc>
           <w:tcPr>
-            <w:tcW w:w="6819" w:type="dxa"/>
+            <w:tcW w:type="dxa" w:w="454"/>
             <w:vAlign w:val="center"/>
           </w:tcPr>
           <w:p>
             <w:pPr>
-              <w:spacing w:before="0" w:after="0" w:line="240" w:lineRule="auto"/>
-              <w:jc w:val="left"/>
+              <w:spacing w:before="0" w:after="20" w:line="240" w:lineRule="auto"/>
+              <w:jc w:val="center"/>
             </w:pPr>
             <w:r>
               <w:rPr>
-                <w:rFonts w:ascii="Times New Roman" w:hAnsi="Times New Roman" w:cs="Times New Roman"/>
-                <w:sz w:val="24"/>
-              </w:rPr>
-              <w:t>Самостоятельная работа студента, часов</w:t>
+                <w:rFonts w:ascii="Times New Roman" w:hAnsi="Times New Roman"/>
+                <w:b w:val="0"/>
+                <w:sz w:val="24"/>
+              </w:rPr>
+              <w:t>1.5</w:t>
             </w:r>
           </w:p>
         </w:tc>
         <w:tc>
           <w:tcPr>
-            <w:tcW w:w="1197" w:type="dxa"/>
+            <w:tcW w:type="dxa" w:w="3175"/>
+            <w:gridSpan w:val="2"/>
             <w:vAlign w:val="center"/>
           </w:tcPr>
           <w:p>
             <w:pPr>
-              <w:spacing w:before="0" w:after="0" w:line="240" w:lineRule="auto"/>
-              <w:jc w:val="center"/>
+              <w:spacing w:before="0" w:after="20" w:line="240" w:lineRule="auto"/>
+              <w:jc w:val="left"/>
             </w:pPr>
             <w:r>
               <w:rPr>
-                <w:rFonts w:ascii="Times New Roman" w:hAnsi="Times New Roman" w:cs="Times New Roman"/>
-                <w:sz w:val="24"/>
-              </w:rPr>
-              <w:t>12</w:t>
+                <w:rFonts w:ascii="Times New Roman" w:hAnsi="Times New Roman"/>
+                <w:b w:val="0"/>
+                <w:sz w:val="24"/>
+              </w:rPr>
+              <w:t>Иные виды занятий</w:t>
             </w:r>
           </w:p>
         </w:tc>
         <w:tc>
           <w:tcPr>
-            <w:tcW w:w="1197" w:type="dxa"/>
+            <w:tcW w:type="dxa" w:w="737"/>
             <w:vAlign w:val="center"/>
           </w:tcPr>
           <w:p>
             <w:pPr>
-              <w:spacing w:before="0" w:after="0" w:line="240" w:lineRule="auto"/>
+              <w:spacing w:before="0" w:after="20" w:line="240" w:lineRule="auto"/>
               <w:jc w:val="center"/>
             </w:pPr>
             <w:r>
               <w:rPr>
-                <w:rFonts w:ascii="Times New Roman" w:hAnsi="Times New Roman" w:cs="Times New Roman"/>
-                <w:sz w:val="24"/>
-              </w:rPr>
-              <w:t>12</w:t>
+                <w:rFonts w:ascii="Times New Roman" w:hAnsi="Times New Roman"/>
+                <w:b w:val="0"/>
+                <w:sz w:val="24"/>
+              </w:rPr>
+              <w:t>0</w:t>
+            </w:r>
+          </w:p>
+        </w:tc>
+        <w:tc>
+          <w:tcPr>
+            <w:tcW w:type="dxa" w:w="1587"/>
+            <w:vAlign w:val="center"/>
+          </w:tcPr>
+          <w:p>
+            <w:pPr>
+              <w:spacing w:before="0" w:after="20" w:line="240" w:lineRule="auto"/>
+              <w:jc w:val="center"/>
+            </w:pPr>
+            <w:r>
+              <w:rPr>
+                <w:rFonts w:ascii="Times New Roman" w:hAnsi="Times New Roman"/>
+                <w:b w:val="0"/>
+                <w:sz w:val="24"/>
+              </w:rPr>
+              <w:t>0</w:t>
+            </w:r>
+          </w:p>
+        </w:tc>
+        <w:tc>
+          <w:tcPr>
+            <w:tcW w:type="dxa" w:w="3402"/>
+            <w:vAlign w:val="center"/>
+          </w:tcPr>
+          <w:p>
+            <w:pPr>
+              <w:spacing w:before="0" w:after="20" w:line="240" w:lineRule="auto"/>
+              <w:jc w:val="center"/>
+            </w:pPr>
+            <w:r>
+              <w:rPr>
+                <w:rFonts w:ascii="Times New Roman" w:hAnsi="Times New Roman"/>
+                <w:b w:val="0"/>
+                <w:sz w:val="24"/>
+              </w:rPr>
+              <w:t>0</w:t>
             </w:r>
           </w:p>
         </w:tc>
@@ -4429,58 +4863,102 @@
       <w:tr>
         <w:tc>
           <w:tcPr>
-            <w:tcW w:w="6819" w:type="dxa"/>
+            <w:tcW w:type="dxa" w:w="454"/>
             <w:vAlign w:val="center"/>
           </w:tcPr>
           <w:p>
             <w:pPr>
-              <w:spacing w:before="0" w:after="0" w:line="240" w:lineRule="auto"/>
-              <w:jc w:val="left"/>
+              <w:spacing w:before="0" w:after="20" w:line="240" w:lineRule="auto"/>
+              <w:jc w:val="center"/>
             </w:pPr>
             <w:r>
               <w:rPr>
-                <w:rFonts w:ascii="Times New Roman" w:hAnsi="Times New Roman" w:cs="Times New Roman"/>
-                <w:sz w:val="24"/>
-              </w:rPr>
-              <w:t>Контроль (подготовка и сдача экзамена), часов</w:t>
+                <w:rFonts w:ascii="Times New Roman" w:hAnsi="Times New Roman"/>
+                <w:b w:val="0"/>
+                <w:sz w:val="24"/>
+              </w:rPr>
+              <w:t>2</w:t>
             </w:r>
           </w:p>
         </w:tc>
         <w:tc>
           <w:tcPr>
-            <w:tcW w:w="1197" w:type="dxa"/>
+            <w:tcW w:type="dxa" w:w="3175"/>
+            <w:gridSpan w:val="2"/>
             <w:vAlign w:val="center"/>
           </w:tcPr>
           <w:p>
             <w:pPr>
-              <w:spacing w:before="0" w:after="0" w:line="240" w:lineRule="auto"/>
-              <w:jc w:val="center"/>
+              <w:spacing w:before="0" w:after="20" w:line="240" w:lineRule="auto"/>
+              <w:jc w:val="left"/>
             </w:pPr>
             <w:r>
               <w:rPr>
-                <w:rFonts w:ascii="Times New Roman" w:hAnsi="Times New Roman" w:cs="Times New Roman"/>
-                <w:sz w:val="24"/>
-              </w:rPr>
-              <w:t>0</w:t>
+                <w:rFonts w:ascii="Times New Roman" w:hAnsi="Times New Roman"/>
+                <w:b/>
+                <w:sz w:val="24"/>
+              </w:rPr>
+              <w:t>Самостоятельная работа, всего</w:t>
             </w:r>
           </w:p>
         </w:tc>
         <w:tc>
           <w:tcPr>
-            <w:tcW w:w="1197" w:type="dxa"/>
+            <w:tcW w:type="dxa" w:w="737"/>
             <w:vAlign w:val="center"/>
           </w:tcPr>
           <w:p>
             <w:pPr>
-              <w:spacing w:before="0" w:after="0" w:line="240" w:lineRule="auto"/>
+              <w:spacing w:before="0" w:after="20" w:line="240" w:lineRule="auto"/>
               <w:jc w:val="center"/>
             </w:pPr>
             <w:r>
               <w:rPr>
-                <w:rFonts w:ascii="Times New Roman" w:hAnsi="Times New Roman" w:cs="Times New Roman"/>
-                <w:sz w:val="24"/>
-              </w:rPr>
-              <w:t>–</w:t>
+                <w:rFonts w:ascii="Times New Roman" w:hAnsi="Times New Roman"/>
+                <w:b w:val="0"/>
+                <w:sz w:val="24"/>
+              </w:rPr>
+              <w:t>12</w:t>
+            </w:r>
+          </w:p>
+        </w:tc>
+        <w:tc>
+          <w:tcPr>
+            <w:tcW w:type="dxa" w:w="1587"/>
+            <w:vAlign w:val="center"/>
+          </w:tcPr>
+          <w:p>
+            <w:pPr>
+              <w:spacing w:before="0" w:after="20" w:line="240" w:lineRule="auto"/>
+              <w:jc w:val="center"/>
+            </w:pPr>
+            <w:r>
+              <w:rPr>
+                <w:rFonts w:ascii="Times New Roman" w:hAnsi="Times New Roman"/>
+                <w:b w:val="0"/>
+                <w:sz w:val="24"/>
+              </w:rPr>
+              <w:t>0</w:t>
+            </w:r>
+          </w:p>
+        </w:tc>
+        <w:tc>
+          <w:tcPr>
+            <w:tcW w:type="dxa" w:w="3402"/>
+            <w:vAlign w:val="center"/>
+          </w:tcPr>
+          <w:p>
+            <w:pPr>
+              <w:spacing w:before="0" w:after="20" w:line="240" w:lineRule="auto"/>
+              <w:jc w:val="center"/>
+            </w:pPr>
+            <w:r>
+              <w:rPr>
+                <w:rFonts w:ascii="Times New Roman" w:hAnsi="Times New Roman"/>
+                <w:b w:val="0"/>
+                <w:sz w:val="24"/>
+              </w:rPr>
+              <w:t>12</w:t>
             </w:r>
           </w:p>
         </w:tc>
@@ -4488,58 +4966,181 @@
       <w:tr>
         <w:tc>
           <w:tcPr>
-            <w:tcW w:w="6819" w:type="dxa"/>
+            <w:tcW w:type="dxa" w:w="454"/>
             <w:vAlign w:val="center"/>
           </w:tcPr>
           <w:p>
             <w:pPr>
-              <w:spacing w:before="0" w:after="0" w:line="240" w:lineRule="auto"/>
-              <w:jc w:val="left"/>
+              <w:spacing w:before="0" w:after="20" w:line="240" w:lineRule="auto"/>
+              <w:jc w:val="center"/>
             </w:pPr>
             <w:r>
               <w:rPr>
-                <w:rFonts w:ascii="Times New Roman" w:hAnsi="Times New Roman" w:cs="Times New Roman"/>
-                <w:sz w:val="24"/>
-              </w:rPr>
-              <w:t>Курсовая работа / курсовой проект</w:t>
+                <w:rFonts w:ascii="Times New Roman" w:hAnsi="Times New Roman"/>
+                <w:b w:val="0"/>
+                <w:sz w:val="24"/>
+              </w:rPr>
             </w:r>
           </w:p>
         </w:tc>
         <w:tc>
           <w:tcPr>
-            <w:tcW w:w="1197" w:type="dxa"/>
+            <w:tcW w:type="dxa" w:w="3175"/>
+            <w:gridSpan w:val="2"/>
             <w:vAlign w:val="center"/>
           </w:tcPr>
           <w:p>
             <w:pPr>
-              <w:spacing w:before="0" w:after="0" w:line="240" w:lineRule="auto"/>
-              <w:jc w:val="center"/>
+              <w:spacing w:before="0" w:after="20" w:line="240" w:lineRule="auto"/>
+              <w:jc w:val="left"/>
             </w:pPr>
             <w:r>
               <w:rPr>
-                <w:rFonts w:ascii="Times New Roman" w:hAnsi="Times New Roman" w:cs="Times New Roman"/>
-                <w:sz w:val="24"/>
-              </w:rPr>
-              <w:t>–</w:t>
+                <w:rFonts w:ascii="Times New Roman" w:hAnsi="Times New Roman"/>
+                <w:b w:val="0"/>
+                <w:sz w:val="24"/>
+              </w:rPr>
+              <w:t>в том числе:</w:t>
             </w:r>
           </w:p>
         </w:tc>
         <w:tc>
           <w:tcPr>
-            <w:tcW w:w="1197" w:type="dxa"/>
+            <w:tcW w:type="dxa" w:w="737"/>
+          </w:tcPr>
+          <w:p/>
+        </w:tc>
+        <w:tc>
+          <w:tcPr>
+            <w:tcW w:type="dxa" w:w="1587"/>
+          </w:tcPr>
+          <w:p/>
+        </w:tc>
+        <w:tc>
+          <w:tcPr>
+            <w:tcW w:type="dxa" w:w="3402"/>
+          </w:tcPr>
+          <w:p/>
+        </w:tc>
+      </w:tr>
+      <w:tr>
+        <w:tc>
+          <w:tcPr>
+            <w:tcW w:type="dxa" w:w="454"/>
             <w:vAlign w:val="center"/>
           </w:tcPr>
           <w:p>
             <w:pPr>
-              <w:spacing w:before="0" w:after="0" w:line="240" w:lineRule="auto"/>
+              <w:spacing w:before="0" w:after="20" w:line="240" w:lineRule="auto"/>
               <w:jc w:val="center"/>
             </w:pPr>
             <w:r>
               <w:rPr>
-                <w:rFonts w:ascii="Times New Roman" w:hAnsi="Times New Roman" w:cs="Times New Roman"/>
-                <w:sz w:val="24"/>
-              </w:rPr>
-              <w:t>–</w:t>
+                <w:rFonts w:ascii="Times New Roman" w:hAnsi="Times New Roman"/>
+                <w:b w:val="0"/>
+                <w:sz w:val="24"/>
+              </w:rPr>
+              <w:t>2.1</w:t>
+            </w:r>
+          </w:p>
+        </w:tc>
+        <w:tc>
+          <w:tcPr>
+            <w:tcW w:type="dxa" w:w="1814"/>
+            <w:vAlign w:val="center"/>
+          </w:tcPr>
+          <w:p>
+            <w:pPr>
+              <w:spacing w:before="0" w:after="20" w:line="240" w:lineRule="auto"/>
+              <w:jc w:val="left"/>
+            </w:pPr>
+            <w:r>
+              <w:rPr>
+                <w:rFonts w:ascii="Times New Roman" w:hAnsi="Times New Roman"/>
+                <w:b w:val="0"/>
+                <w:sz w:val="24"/>
+              </w:rPr>
+              <w:t>Курсовая работа/проект (при наличии)</w:t>
+            </w:r>
+          </w:p>
+        </w:tc>
+        <w:tc>
+          <w:tcPr>
+            <w:tcW w:type="dxa" w:w="1361"/>
+            <w:vAlign w:val="center"/>
+          </w:tcPr>
+          <w:p>
+            <w:pPr>
+              <w:spacing w:before="0" w:after="20" w:line="240" w:lineRule="auto"/>
+              <w:jc w:val="center"/>
+            </w:pPr>
+            <w:r>
+              <w:rPr>
+                <w:rFonts w:ascii="Times New Roman" w:hAnsi="Times New Roman"/>
+                <w:b w:val="0"/>
+                <w:sz w:val="24"/>
+              </w:rPr>
+              <w:t>КР</w:t>
+            </w:r>
+          </w:p>
+        </w:tc>
+        <w:tc>
+          <w:tcPr>
+            <w:tcW w:type="dxa" w:w="737"/>
+            <w:vAlign w:val="center"/>
+          </w:tcPr>
+          <w:p>
+            <w:pPr>
+              <w:spacing w:before="0" w:after="20" w:line="240" w:lineRule="auto"/>
+              <w:jc w:val="center"/>
+            </w:pPr>
+            <w:r>
+              <w:rPr>
+                <w:rFonts w:ascii="Times New Roman" w:hAnsi="Times New Roman"/>
+                <w:b w:val="0"/>
+                <w:sz w:val="24"/>
+              </w:rPr>
+              <w:t>—</w:t>
+            </w:r>
+          </w:p>
+        </w:tc>
+        <w:tc>
+          <w:tcPr>
+            <w:tcW w:type="dxa" w:w="1587"/>
+            <w:vAlign w:val="center"/>
+          </w:tcPr>
+          <w:p>
+            <w:pPr>
+              <w:spacing w:before="0" w:after="20" w:line="240" w:lineRule="auto"/>
+              <w:jc w:val="center"/>
+            </w:pPr>
+            <w:r>
+              <w:rPr>
+                <w:rFonts w:ascii="Times New Roman" w:hAnsi="Times New Roman"/>
+                <w:b w:val="0"/>
+                <w:sz w:val="24"/>
+              </w:rPr>
+              <w:t>—</w:t>
+            </w:r>
+          </w:p>
+        </w:tc>
+        <w:tc>
+          <w:tcPr>
+            <w:tcW w:type="dxa" w:w="3402"/>
+            <w:vAlign w:val="center"/>
+          </w:tcPr>
+          <w:p>
+            <w:pPr>
+              <w:spacing w:before="0" w:after="20" w:line="240" w:lineRule="auto"/>
+              <w:jc w:val="center"/>
+            </w:pPr>
+            <w:r>
+              <w:rPr>
+                <w:rFonts w:ascii="Times New Roman" w:hAnsi="Times New Roman"/>
+                <w:b w:val="0"/>
+                <w:sz w:val="24"/>
+              </w:rPr>
+              <w:t>—</w:t>
             </w:r>
           </w:p>
         </w:tc>
@@ -4547,58 +5148,121 @@
       <w:tr>
         <w:tc>
           <w:tcPr>
-            <w:tcW w:w="6819" w:type="dxa"/>
+            <w:tcW w:type="dxa" w:w="454"/>
             <w:vAlign w:val="center"/>
           </w:tcPr>
           <w:p>
             <w:pPr>
-              <w:spacing w:before="0" w:after="0" w:line="240" w:lineRule="auto"/>
-              <w:jc w:val="left"/>
+              <w:spacing w:before="0" w:after="20" w:line="240" w:lineRule="auto"/>
+              <w:jc w:val="center"/>
             </w:pPr>
             <w:r>
               <w:rPr>
-                <w:rFonts w:ascii="Times New Roman" w:hAnsi="Times New Roman" w:cs="Times New Roman"/>
-                <w:sz w:val="24"/>
-              </w:rPr>
-              <w:t>Вид промежуточной аттестации</w:t>
+                <w:rFonts w:ascii="Times New Roman" w:hAnsi="Times New Roman"/>
+                <w:b w:val="0"/>
+                <w:sz w:val="24"/>
+              </w:rPr>
+              <w:t>2.1</w:t>
             </w:r>
           </w:p>
         </w:tc>
         <w:tc>
           <w:tcPr>
-            <w:tcW w:w="1197" w:type="dxa"/>
+            <w:tcW w:type="dxa" w:w="1814"/>
             <w:vAlign w:val="center"/>
           </w:tcPr>
           <w:p>
             <w:pPr>
-              <w:spacing w:before="0" w:after="0" w:line="240" w:lineRule="auto"/>
-              <w:jc w:val="center"/>
+              <w:spacing w:before="0" w:after="20" w:line="240" w:lineRule="auto"/>
+              <w:jc w:val="left"/>
             </w:pPr>
             <w:r>
               <w:rPr>
-                <w:rFonts w:ascii="Times New Roman" w:hAnsi="Times New Roman" w:cs="Times New Roman"/>
-                <w:sz w:val="24"/>
-              </w:rPr>
-              <w:t>зачет</w:t>
+                <w:rFonts w:ascii="Times New Roman" w:hAnsi="Times New Roman"/>
+                <w:b w:val="0"/>
+                <w:sz w:val="24"/>
+              </w:rPr>
+              <w:t>Курсовая работа/проект (при наличии)</w:t>
             </w:r>
           </w:p>
         </w:tc>
         <w:tc>
           <w:tcPr>
-            <w:tcW w:w="1197" w:type="dxa"/>
+            <w:tcW w:type="dxa" w:w="1361"/>
             <w:vAlign w:val="center"/>
           </w:tcPr>
           <w:p>
             <w:pPr>
-              <w:spacing w:before="0" w:after="0" w:line="240" w:lineRule="auto"/>
+              <w:spacing w:before="0" w:after="20" w:line="240" w:lineRule="auto"/>
               <w:jc w:val="center"/>
             </w:pPr>
             <w:r>
               <w:rPr>
-                <w:rFonts w:ascii="Times New Roman" w:hAnsi="Times New Roman" w:cs="Times New Roman"/>
-                <w:sz w:val="24"/>
-              </w:rPr>
-              <w:t>зачет</w:t>
+                <w:rFonts w:ascii="Times New Roman" w:hAnsi="Times New Roman"/>
+                <w:b w:val="0"/>
+                <w:sz w:val="24"/>
+              </w:rPr>
+              <w:t>КП</w:t>
+            </w:r>
+          </w:p>
+        </w:tc>
+        <w:tc>
+          <w:tcPr>
+            <w:tcW w:type="dxa" w:w="737"/>
+            <w:vAlign w:val="center"/>
+          </w:tcPr>
+          <w:p>
+            <w:pPr>
+              <w:spacing w:before="0" w:after="20" w:line="240" w:lineRule="auto"/>
+              <w:jc w:val="center"/>
+            </w:pPr>
+            <w:r>
+              <w:rPr>
+                <w:rFonts w:ascii="Times New Roman" w:hAnsi="Times New Roman"/>
+                <w:b w:val="0"/>
+                <w:sz w:val="24"/>
+              </w:rPr>
+              <w:t>—</w:t>
+            </w:r>
+          </w:p>
+        </w:tc>
+        <w:tc>
+          <w:tcPr>
+            <w:tcW w:type="dxa" w:w="1587"/>
+            <w:vAlign w:val="center"/>
+          </w:tcPr>
+          <w:p>
+            <w:pPr>
+              <w:spacing w:before="0" w:after="20" w:line="240" w:lineRule="auto"/>
+              <w:jc w:val="center"/>
+            </w:pPr>
+            <w:r>
+              <w:rPr>
+                <w:rFonts w:ascii="Times New Roman" w:hAnsi="Times New Roman"/>
+                <w:b w:val="0"/>
+                <w:sz w:val="24"/>
+              </w:rPr>
+              <w:t>—</w:t>
+            </w:r>
+          </w:p>
+        </w:tc>
+        <w:tc>
+          <w:tcPr>
+            <w:tcW w:type="dxa" w:w="3402"/>
+            <w:vAlign w:val="center"/>
+          </w:tcPr>
+          <w:p>
+            <w:pPr>
+              <w:spacing w:before="0" w:after="20" w:line="240" w:lineRule="auto"/>
+              <w:jc w:val="center"/>
+            </w:pPr>
+            <w:r>
+              <w:rPr>
+                <w:rFonts w:ascii="Times New Roman" w:hAnsi="Times New Roman"/>
+                <w:b w:val="0"/>
+                <w:sz w:val="24"/>
+              </w:rPr>
+              <w:t>—</w:t>
             </w:r>
           </w:p>
         </w:tc>
@@ -4606,61 +5270,121 @@
       <w:tr>
         <w:tc>
           <w:tcPr>
-            <w:tcW w:w="6819" w:type="dxa"/>
+            <w:tcW w:type="dxa" w:w="454"/>
             <w:vAlign w:val="center"/>
           </w:tcPr>
           <w:p>
             <w:pPr>
-              <w:spacing w:before="0" w:after="0" w:line="240" w:lineRule="auto"/>
-              <w:jc w:val="left"/>
+              <w:spacing w:before="0" w:after="20" w:line="240" w:lineRule="auto"/>
+              <w:jc w:val="center"/>
             </w:pPr>
             <w:r>
               <w:rPr>
-                <w:rFonts w:ascii="Times New Roman" w:hAnsi="Times New Roman" w:cs="Times New Roman"/>
-                <w:sz w:val="24"/>
-                <w:b/>
-              </w:rPr>
-              <w:t>Общая трудоемкость, часов</w:t>
+                <w:rFonts w:ascii="Times New Roman" w:hAnsi="Times New Roman"/>
+                <w:b w:val="0"/>
+                <w:sz w:val="24"/>
+              </w:rPr>
+              <w:t>3</w:t>
             </w:r>
           </w:p>
         </w:tc>
         <w:tc>
           <w:tcPr>
-            <w:tcW w:w="1197" w:type="dxa"/>
+            <w:tcW w:type="dxa" w:w="1814"/>
             <w:vAlign w:val="center"/>
           </w:tcPr>
           <w:p>
             <w:pPr>
-              <w:spacing w:before="0" w:after="0" w:line="240" w:lineRule="auto"/>
-              <w:jc w:val="center"/>
+              <w:spacing w:before="0" w:after="20" w:line="240" w:lineRule="auto"/>
+              <w:jc w:val="left"/>
             </w:pPr>
             <w:r>
               <w:rPr>
-                <w:rFonts w:ascii="Times New Roman" w:hAnsi="Times New Roman" w:cs="Times New Roman"/>
-                <w:sz w:val="24"/>
-                <w:b/>
-              </w:rPr>
-              <w:t>72</w:t>
+                <w:rFonts w:ascii="Times New Roman" w:hAnsi="Times New Roman"/>
+                <w:b w:val="0"/>
+                <w:sz w:val="24"/>
+              </w:rPr>
+              <w:t>Промежуточная аттестация</w:t>
             </w:r>
           </w:p>
         </w:tc>
         <w:tc>
           <w:tcPr>
-            <w:tcW w:w="1197" w:type="dxa"/>
+            <w:tcW w:type="dxa" w:w="1361"/>
             <w:vAlign w:val="center"/>
           </w:tcPr>
           <w:p>
             <w:pPr>
-              <w:spacing w:before="0" w:after="0" w:line="240" w:lineRule="auto"/>
+              <w:spacing w:before="0" w:after="20" w:line="240" w:lineRule="auto"/>
               <w:jc w:val="center"/>
             </w:pPr>
             <w:r>
               <w:rPr>
-                <w:rFonts w:ascii="Times New Roman" w:hAnsi="Times New Roman" w:cs="Times New Roman"/>
-                <w:sz w:val="24"/>
-                <w:b/>
-              </w:rPr>
-              <w:t>72</w:t>
+                <w:rFonts w:ascii="Times New Roman" w:hAnsi="Times New Roman"/>
+                <w:b w:val="0"/>
+                <w:sz w:val="24"/>
+              </w:rPr>
+              <w:t>зачёт (З)</w:t>
+            </w:r>
+          </w:p>
+        </w:tc>
+        <w:tc>
+          <w:tcPr>
+            <w:tcW w:type="dxa" w:w="737"/>
+            <w:vAlign w:val="center"/>
+          </w:tcPr>
+          <w:p>
+            <w:pPr>
+              <w:spacing w:before="0" w:after="20" w:line="240" w:lineRule="auto"/>
+              <w:jc w:val="center"/>
+            </w:pPr>
+            <w:r>
+              <w:rPr>
+                <w:rFonts w:ascii="Times New Roman" w:hAnsi="Times New Roman"/>
+                <w:b w:val="0"/>
+                <w:sz w:val="24"/>
+              </w:rPr>
+              <w:t>0</w:t>
+            </w:r>
+          </w:p>
+        </w:tc>
+        <w:tc>
+          <w:tcPr>
+            <w:tcW w:type="dxa" w:w="1587"/>
+            <w:vAlign w:val="center"/>
+          </w:tcPr>
+          <w:p>
+            <w:pPr>
+              <w:spacing w:before="0" w:after="20" w:line="240" w:lineRule="auto"/>
+              <w:jc w:val="center"/>
+            </w:pPr>
+            <w:r>
+              <w:rPr>
+                <w:rFonts w:ascii="Times New Roman" w:hAnsi="Times New Roman"/>
+                <w:b w:val="0"/>
+                <w:sz w:val="24"/>
+              </w:rPr>
+              <w:t>0</w:t>
+            </w:r>
+          </w:p>
+        </w:tc>
+        <w:tc>
+          <w:tcPr>
+            <w:tcW w:type="dxa" w:w="3402"/>
+            <w:vAlign w:val="center"/>
+          </w:tcPr>
+          <w:p>
+            <w:pPr>
+              <w:spacing w:before="0" w:after="20" w:line="240" w:lineRule="auto"/>
+              <w:jc w:val="center"/>
+            </w:pPr>
+            <w:r>
+              <w:rPr>
+                <w:rFonts w:ascii="Times New Roman" w:hAnsi="Times New Roman"/>
+                <w:b w:val="0"/>
+                <w:sz w:val="24"/>
+              </w:rPr>
+              <w:t>0</w:t>
             </w:r>
           </w:p>
         </w:tc>
@@ -4668,59 +5392,542 @@
       <w:tr>
         <w:tc>
           <w:tcPr>
-            <w:tcW w:w="6819" w:type="dxa"/>
+            <w:tcW w:type="dxa" w:w="454"/>
             <w:vAlign w:val="center"/>
           </w:tcPr>
           <w:p>
             <w:pPr>
-              <w:spacing w:before="0" w:after="0" w:line="240" w:lineRule="auto"/>
-              <w:jc w:val="left"/>
+              <w:spacing w:before="0" w:after="20" w:line="240" w:lineRule="auto"/>
+              <w:jc w:val="center"/>
             </w:pPr>
             <w:r>
               <w:rPr>
-                <w:rFonts w:ascii="Times New Roman" w:hAnsi="Times New Roman" w:cs="Times New Roman"/>
-                <w:sz w:val="24"/>
-                <w:b/>
-              </w:rPr>
-              <w:t>Общая трудоемкость, зачетных единиц</w:t>
+                <w:rFonts w:ascii="Times New Roman" w:hAnsi="Times New Roman"/>
+                <w:b w:val="0"/>
+                <w:sz w:val="24"/>
+              </w:rPr>
+              <w:t>3</w:t>
             </w:r>
           </w:p>
         </w:tc>
         <w:tc>
           <w:tcPr>
-            <w:tcW w:w="1197" w:type="dxa"/>
+            <w:tcW w:type="dxa" w:w="1814"/>
             <w:vAlign w:val="center"/>
           </w:tcPr>
           <w:p>
             <w:pPr>
-              <w:spacing w:before="0" w:after="0" w:line="240" w:lineRule="auto"/>
-              <w:jc w:val="center"/>
+              <w:spacing w:before="0" w:after="20" w:line="240" w:lineRule="auto"/>
+              <w:jc w:val="left"/>
             </w:pPr>
             <w:r>
               <w:rPr>
-                <w:rFonts w:ascii="Times New Roman" w:hAnsi="Times New Roman" w:cs="Times New Roman"/>
-                <w:sz w:val="24"/>
-                <w:b/>
-              </w:rPr>
-              <w:t>2</w:t>
+                <w:rFonts w:ascii="Times New Roman" w:hAnsi="Times New Roman"/>
+                <w:b w:val="0"/>
+                <w:sz w:val="24"/>
+              </w:rPr>
+              <w:t>Промежуточная аттестация</w:t>
             </w:r>
           </w:p>
         </w:tc>
         <w:tc>
           <w:tcPr>
-            <w:tcW w:w="1197" w:type="dxa"/>
+            <w:tcW w:type="dxa" w:w="1361"/>
             <w:vAlign w:val="center"/>
           </w:tcPr>
           <w:p>
             <w:pPr>
-              <w:spacing w:before="0" w:after="0" w:line="240" w:lineRule="auto"/>
+              <w:spacing w:before="0" w:after="20" w:line="240" w:lineRule="auto"/>
               <w:jc w:val="center"/>
             </w:pPr>
             <w:r>
               <w:rPr>
-                <w:rFonts w:ascii="Times New Roman" w:hAnsi="Times New Roman" w:cs="Times New Roman"/>
-                <w:sz w:val="24"/>
+                <w:rFonts w:ascii="Times New Roman" w:hAnsi="Times New Roman"/>
+                <w:b w:val="0"/>
+                <w:sz w:val="24"/>
+              </w:rPr>
+              <w:t>зачёт с оценкой (ЗаО)</w:t>
+            </w:r>
+          </w:p>
+        </w:tc>
+        <w:tc>
+          <w:tcPr>
+            <w:tcW w:type="dxa" w:w="737"/>
+            <w:vAlign w:val="center"/>
+          </w:tcPr>
+          <w:p>
+            <w:pPr>
+              <w:spacing w:before="0" w:after="20" w:line="240" w:lineRule="auto"/>
+              <w:jc w:val="center"/>
+            </w:pPr>
+            <w:r>
+              <w:rPr>
+                <w:rFonts w:ascii="Times New Roman" w:hAnsi="Times New Roman"/>
+                <w:b w:val="0"/>
+                <w:sz w:val="24"/>
+              </w:rPr>
+              <w:t>—</w:t>
+            </w:r>
+          </w:p>
+        </w:tc>
+        <w:tc>
+          <w:tcPr>
+            <w:tcW w:type="dxa" w:w="1587"/>
+            <w:vAlign w:val="center"/>
+          </w:tcPr>
+          <w:p>
+            <w:pPr>
+              <w:spacing w:before="0" w:after="20" w:line="240" w:lineRule="auto"/>
+              <w:jc w:val="center"/>
+            </w:pPr>
+            <w:r>
+              <w:rPr>
+                <w:rFonts w:ascii="Times New Roman" w:hAnsi="Times New Roman"/>
+                <w:b w:val="0"/>
+                <w:sz w:val="24"/>
+              </w:rPr>
+              <w:t>—</w:t>
+            </w:r>
+          </w:p>
+        </w:tc>
+        <w:tc>
+          <w:tcPr>
+            <w:tcW w:type="dxa" w:w="3402"/>
+            <w:vAlign w:val="center"/>
+          </w:tcPr>
+          <w:p>
+            <w:pPr>
+              <w:spacing w:before="0" w:after="20" w:line="240" w:lineRule="auto"/>
+              <w:jc w:val="center"/>
+            </w:pPr>
+            <w:r>
+              <w:rPr>
+                <w:rFonts w:ascii="Times New Roman" w:hAnsi="Times New Roman"/>
+                <w:b w:val="0"/>
+                <w:sz w:val="24"/>
+              </w:rPr>
+              <w:t>—</w:t>
+            </w:r>
+          </w:p>
+        </w:tc>
+      </w:tr>
+      <w:tr>
+        <w:tc>
+          <w:tcPr>
+            <w:tcW w:type="dxa" w:w="454"/>
+            <w:vAlign w:val="center"/>
+          </w:tcPr>
+          <w:p>
+            <w:pPr>
+              <w:spacing w:before="0" w:after="20" w:line="240" w:lineRule="auto"/>
+              <w:jc w:val="center"/>
+            </w:pPr>
+            <w:r>
+              <w:rPr>
+                <w:rFonts w:ascii="Times New Roman" w:hAnsi="Times New Roman"/>
+                <w:b w:val="0"/>
+                <w:sz w:val="24"/>
+              </w:rPr>
+              <w:t>3</w:t>
+            </w:r>
+          </w:p>
+        </w:tc>
+        <w:tc>
+          <w:tcPr>
+            <w:tcW w:type="dxa" w:w="1814"/>
+            <w:vAlign w:val="center"/>
+          </w:tcPr>
+          <w:p>
+            <w:pPr>
+              <w:spacing w:before="0" w:after="20" w:line="240" w:lineRule="auto"/>
+              <w:jc w:val="left"/>
+            </w:pPr>
+            <w:r>
+              <w:rPr>
+                <w:rFonts w:ascii="Times New Roman" w:hAnsi="Times New Roman"/>
+                <w:b w:val="0"/>
+                <w:sz w:val="24"/>
+              </w:rPr>
+              <w:t>Промежуточная аттестация</w:t>
+            </w:r>
+          </w:p>
+        </w:tc>
+        <w:tc>
+          <w:tcPr>
+            <w:tcW w:type="dxa" w:w="1361"/>
+            <w:vAlign w:val="center"/>
+          </w:tcPr>
+          <w:p>
+            <w:pPr>
+              <w:spacing w:before="0" w:after="20" w:line="240" w:lineRule="auto"/>
+              <w:jc w:val="center"/>
+            </w:pPr>
+            <w:r>
+              <w:rPr>
+                <w:rFonts w:ascii="Times New Roman" w:hAnsi="Times New Roman"/>
+                <w:b w:val="0"/>
+                <w:sz w:val="24"/>
+              </w:rPr>
+              <w:t>экзамен (Э)</w:t>
+            </w:r>
+          </w:p>
+        </w:tc>
+        <w:tc>
+          <w:tcPr>
+            <w:tcW w:type="dxa" w:w="737"/>
+            <w:vAlign w:val="center"/>
+          </w:tcPr>
+          <w:p>
+            <w:pPr>
+              <w:spacing w:before="0" w:after="20" w:line="240" w:lineRule="auto"/>
+              <w:jc w:val="center"/>
+            </w:pPr>
+            <w:r>
+              <w:rPr>
+                <w:rFonts w:ascii="Times New Roman" w:hAnsi="Times New Roman"/>
+                <w:b w:val="0"/>
+                <w:sz w:val="24"/>
+              </w:rPr>
+              <w:t>—</w:t>
+            </w:r>
+          </w:p>
+        </w:tc>
+        <w:tc>
+          <w:tcPr>
+            <w:tcW w:type="dxa" w:w="1587"/>
+            <w:vAlign w:val="center"/>
+          </w:tcPr>
+          <w:p>
+            <w:pPr>
+              <w:spacing w:before="0" w:after="20" w:line="240" w:lineRule="auto"/>
+              <w:jc w:val="center"/>
+            </w:pPr>
+            <w:r>
+              <w:rPr>
+                <w:rFonts w:ascii="Times New Roman" w:hAnsi="Times New Roman"/>
+                <w:b w:val="0"/>
+                <w:sz w:val="24"/>
+              </w:rPr>
+              <w:t>—</w:t>
+            </w:r>
+          </w:p>
+        </w:tc>
+        <w:tc>
+          <w:tcPr>
+            <w:tcW w:type="dxa" w:w="3402"/>
+            <w:vAlign w:val="center"/>
+          </w:tcPr>
+          <w:p>
+            <w:pPr>
+              <w:spacing w:before="0" w:after="20" w:line="240" w:lineRule="auto"/>
+              <w:jc w:val="center"/>
+            </w:pPr>
+            <w:r>
+              <w:rPr>
+                <w:rFonts w:ascii="Times New Roman" w:hAnsi="Times New Roman"/>
+                <w:b w:val="0"/>
+                <w:sz w:val="24"/>
+              </w:rPr>
+              <w:t>—</w:t>
+            </w:r>
+          </w:p>
+        </w:tc>
+      </w:tr>
+      <w:tr>
+        <w:tc>
+          <w:tcPr>
+            <w:tcW w:type="dxa" w:w="454"/>
+            <w:vAlign w:val="center"/>
+          </w:tcPr>
+          <w:p>
+            <w:pPr>
+              <w:spacing w:before="0" w:after="20" w:line="240" w:lineRule="auto"/>
+              <w:jc w:val="center"/>
+            </w:pPr>
+            <w:r>
+              <w:rPr>
+                <w:rFonts w:ascii="Times New Roman" w:hAnsi="Times New Roman"/>
+                <w:b w:val="0"/>
+                <w:sz w:val="24"/>
+              </w:rPr>
+            </w:r>
+          </w:p>
+        </w:tc>
+        <w:tc>
+          <w:tcPr>
+            <w:tcW w:type="dxa" w:w="3175"/>
+            <w:gridSpan w:val="2"/>
+            <w:vAlign w:val="center"/>
+          </w:tcPr>
+          <w:p>
+            <w:pPr>
+              <w:spacing w:before="0" w:after="20" w:line="240" w:lineRule="auto"/>
+              <w:jc w:val="left"/>
+            </w:pPr>
+            <w:r>
+              <w:rPr>
+                <w:rFonts w:ascii="Times New Roman" w:hAnsi="Times New Roman"/>
+                <w:b w:val="0"/>
+                <w:sz w:val="24"/>
+              </w:rPr>
+            </w:r>
+          </w:p>
+        </w:tc>
+        <w:tc>
+          <w:tcPr>
+            <w:tcW w:type="dxa" w:w="737"/>
+          </w:tcPr>
+          <w:p/>
+        </w:tc>
+        <w:tc>
+          <w:tcPr>
+            <w:tcW w:type="dxa" w:w="1587"/>
+          </w:tcPr>
+          <w:p/>
+        </w:tc>
+        <w:tc>
+          <w:tcPr>
+            <w:tcW w:type="dxa" w:w="3402"/>
+          </w:tcPr>
+          <w:p/>
+        </w:tc>
+      </w:tr>
+      <w:tr>
+        <w:tc>
+          <w:tcPr>
+            <w:tcW w:type="dxa" w:w="454"/>
+            <w:vAlign w:val="center"/>
+          </w:tcPr>
+          <w:p>
+            <w:pPr>
+              <w:spacing w:before="0" w:after="20" w:line="240" w:lineRule="auto"/>
+              <w:jc w:val="center"/>
+            </w:pPr>
+            <w:r>
+              <w:rPr>
+                <w:rFonts w:ascii="Times New Roman" w:hAnsi="Times New Roman"/>
+                <w:b w:val="0"/>
+                <w:sz w:val="24"/>
+              </w:rPr>
+            </w:r>
+          </w:p>
+        </w:tc>
+        <w:tc>
+          <w:tcPr>
+            <w:tcW w:type="dxa" w:w="1814"/>
+            <w:vAlign w:val="center"/>
+          </w:tcPr>
+          <w:p>
+            <w:pPr>
+              <w:spacing w:before="0" w:after="20" w:line="240" w:lineRule="auto"/>
+              <w:jc w:val="left"/>
+            </w:pPr>
+            <w:r>
+              <w:rPr>
+                <w:rFonts w:ascii="Times New Roman" w:hAnsi="Times New Roman"/>
                 <w:b/>
+                <w:sz w:val="24"/>
+              </w:rPr>
+              <w:t>ИТОГО: общая трудоёмкость</w:t>
+            </w:r>
+          </w:p>
+        </w:tc>
+        <w:tc>
+          <w:tcPr>
+            <w:tcW w:type="dxa" w:w="1361"/>
+            <w:vAlign w:val="center"/>
+          </w:tcPr>
+          <w:p>
+            <w:pPr>
+              <w:spacing w:before="0" w:after="20" w:line="240" w:lineRule="auto"/>
+              <w:jc w:val="center"/>
+            </w:pPr>
+            <w:r>
+              <w:rPr>
+                <w:rFonts w:ascii="Times New Roman" w:hAnsi="Times New Roman"/>
+                <w:b w:val="0"/>
+                <w:sz w:val="24"/>
+              </w:rPr>
+              <w:t>часов</w:t>
+            </w:r>
+          </w:p>
+        </w:tc>
+        <w:tc>
+          <w:tcPr>
+            <w:tcW w:type="dxa" w:w="737"/>
+            <w:vAlign w:val="center"/>
+          </w:tcPr>
+          <w:p>
+            <w:pPr>
+              <w:spacing w:before="0" w:after="20" w:line="240" w:lineRule="auto"/>
+              <w:jc w:val="center"/>
+            </w:pPr>
+            <w:r>
+              <w:rPr>
+                <w:rFonts w:ascii="Times New Roman" w:hAnsi="Times New Roman"/>
+                <w:b/>
+                <w:sz w:val="24"/>
+              </w:rPr>
+              <w:t>72</w:t>
+            </w:r>
+          </w:p>
+        </w:tc>
+        <w:tc>
+          <w:tcPr>
+            <w:tcW w:type="dxa" w:w="1587"/>
+            <w:vAlign w:val="center"/>
+          </w:tcPr>
+          <w:p>
+            <w:pPr>
+              <w:spacing w:before="0" w:after="20" w:line="240" w:lineRule="auto"/>
+              <w:jc w:val="center"/>
+            </w:pPr>
+            <w:r>
+              <w:rPr>
+                <w:rFonts w:ascii="Times New Roman" w:hAnsi="Times New Roman"/>
+                <w:b w:val="0"/>
+                <w:sz w:val="24"/>
+              </w:rPr>
+              <w:t>0</w:t>
+            </w:r>
+          </w:p>
+        </w:tc>
+        <w:tc>
+          <w:tcPr>
+            <w:tcW w:type="dxa" w:w="3402"/>
+            <w:vAlign w:val="center"/>
+          </w:tcPr>
+          <w:p>
+            <w:pPr>
+              <w:spacing w:before="0" w:after="20" w:line="240" w:lineRule="auto"/>
+              <w:jc w:val="center"/>
+            </w:pPr>
+            <w:r>
+              <w:rPr>
+                <w:rFonts w:ascii="Times New Roman" w:hAnsi="Times New Roman"/>
+                <w:b/>
+                <w:sz w:val="24"/>
+              </w:rPr>
+              <w:t>72</w:t>
+            </w:r>
+          </w:p>
+        </w:tc>
+      </w:tr>
+      <w:tr>
+        <w:tc>
+          <w:tcPr>
+            <w:tcW w:type="dxa" w:w="454"/>
+            <w:vAlign w:val="center"/>
+          </w:tcPr>
+          <w:p>
+            <w:pPr>
+              <w:spacing w:before="0" w:after="20" w:line="240" w:lineRule="auto"/>
+              <w:jc w:val="center"/>
+            </w:pPr>
+            <w:r>
+              <w:rPr>
+                <w:rFonts w:ascii="Times New Roman" w:hAnsi="Times New Roman"/>
+                <w:b w:val="0"/>
+                <w:sz w:val="24"/>
+              </w:rPr>
+            </w:r>
+          </w:p>
+        </w:tc>
+        <w:tc>
+          <w:tcPr>
+            <w:tcW w:type="dxa" w:w="1814"/>
+            <w:vAlign w:val="center"/>
+          </w:tcPr>
+          <w:p>
+            <w:pPr>
+              <w:spacing w:before="0" w:after="20" w:line="240" w:lineRule="auto"/>
+              <w:jc w:val="left"/>
+            </w:pPr>
+            <w:r>
+              <w:rPr>
+                <w:rFonts w:ascii="Times New Roman" w:hAnsi="Times New Roman"/>
+                <w:b/>
+                <w:sz w:val="24"/>
+              </w:rPr>
+              <w:t>ИТОГО: общая трудоёмкость</w:t>
+            </w:r>
+          </w:p>
+        </w:tc>
+        <w:tc>
+          <w:tcPr>
+            <w:tcW w:type="dxa" w:w="1361"/>
+            <w:vAlign w:val="center"/>
+          </w:tcPr>
+          <w:p>
+            <w:pPr>
+              <w:spacing w:before="0" w:after="20" w:line="240" w:lineRule="auto"/>
+              <w:jc w:val="center"/>
+            </w:pPr>
+            <w:r>
+              <w:rPr>
+                <w:rFonts w:ascii="Times New Roman" w:hAnsi="Times New Roman"/>
+                <w:b w:val="0"/>
+                <w:sz w:val="24"/>
+              </w:rPr>
+              <w:t>з.е.</w:t>
+            </w:r>
+          </w:p>
+        </w:tc>
+        <w:tc>
+          <w:tcPr>
+            <w:tcW w:type="dxa" w:w="737"/>
+            <w:vAlign w:val="center"/>
+          </w:tcPr>
+          <w:p>
+            <w:pPr>
+              <w:spacing w:before="0" w:after="20" w:line="240" w:lineRule="auto"/>
+              <w:jc w:val="center"/>
+            </w:pPr>
+            <w:r>
+              <w:rPr>
+                <w:rFonts w:ascii="Times New Roman" w:hAnsi="Times New Roman"/>
+                <w:b/>
+                <w:sz w:val="24"/>
+              </w:rPr>
+              <w:t>2</w:t>
+            </w:r>
+          </w:p>
+        </w:tc>
+        <w:tc>
+          <w:tcPr>
+            <w:tcW w:type="dxa" w:w="1587"/>
+            <w:vAlign w:val="center"/>
+          </w:tcPr>
+          <w:p>
+            <w:pPr>
+              <w:spacing w:before="0" w:after="20" w:line="240" w:lineRule="auto"/>
+              <w:jc w:val="center"/>
+            </w:pPr>
+            <w:r>
+              <w:rPr>
+                <w:rFonts w:ascii="Times New Roman" w:hAnsi="Times New Roman"/>
+                <w:b w:val="0"/>
+                <w:sz w:val="24"/>
+              </w:rPr>
+              <w:t>—</w:t>
+            </w:r>
+          </w:p>
+        </w:tc>
+        <w:tc>
+          <w:tcPr>
+            <w:tcW w:type="dxa" w:w="3402"/>
+            <w:vAlign w:val="center"/>
+          </w:tcPr>
+          <w:p>
+            <w:pPr>
+              <w:spacing w:before="0" w:after="20" w:line="240" w:lineRule="auto"/>
+              <w:jc w:val="center"/>
+            </w:pPr>
+            <w:r>
+              <w:rPr>
+                <w:rFonts w:ascii="Times New Roman" w:hAnsi="Times New Roman"/>
+                <w:b/>
+                <w:sz w:val="24"/>
               </w:rPr>
               <w:t>2</w:t>
             </w:r>
@@ -4828,6 +6035,7 @@
     <w:p>
       <w:pPr>
         <w:pStyle w:val="ae"/>
+        <w:keepNext/>
         <w:ind w:left="0" w:firstLine="0"/>
         <w:jc w:val="center"/>
         <w:rPr>
@@ -4838,20 +6046,13 @@
       </w:pPr>
       <w:r>
         <w:rPr>
-          <w:color w:val="000000"/>
-          <w:sz w:val="28"/>
-          <w:lang w:val="ru-RU"/>
-        </w:rPr>
-        <w:t>2.</w:t>
-      </w:r>
-      <w:r>
-        <w:rPr>
-          <w:color w:val="000000"/>
-          <w:sz w:val="28"/>
-          <w:lang w:val="ru-RU"/>
-        </w:rPr>
-        <w:tab/>
-        <w:t>СОДЕРЖАНИЕ ДИСЦИПЛИНЫ</w:t>
+          <w:rFonts w:ascii="Times New Roman" w:hAnsi="Times New Roman"/>
+          <w:b/>
+          <w:color w:val="000000"/>
+          <w:sz w:val="28"/>
+          <w:lang w:val="ru-RU"/>
+        </w:rPr>
+        <w:t xml:space="preserve">2. СОДЕРЖАНИЕ ДИСЦИПЛИНЫ (МОДУЛЯ)</w:t>
       </w:r>
     </w:p>
     <w:p>
@@ -4861,6 +6062,7 @@
           <w:color w:val="000000"/>
           <w:lang w:val="ru-RU"/>
         </w:rPr>
+        <w:keepNext/>
       </w:pPr>
     </w:p>
     <w:p>
@@ -4958,26 +6160,16 @@
           </w:tcPr>
           <w:p>
             <w:pPr>
-              <w:pStyle w:val="TableParagraph"/>
-              <w:ind w:left="113" w:right="113"/>
+              <w:spacing w:before="0" w:after="20" w:line="240" w:lineRule="auto"/>
               <w:jc w:val="center"/>
-              <w:rPr>
-                <w:rFonts w:eastAsia="Calibri"/>
-                <w:color w:val="000000"/>
-                <w:sz w:val="16"/>
-                <w:szCs w:val="16"/>
-                <w:lang w:val="ru-RU"/>
-              </w:rPr>
             </w:pPr>
             <w:r>
               <w:rPr>
-                <w:rFonts w:eastAsia="Calibri"/>
-                <w:color w:val="000000"/>
-                <w:sz w:val="16"/>
-                <w:szCs w:val="16"/>
-                <w:lang w:val="ru-RU"/>
-              </w:rPr>
-              <w:t>№ семестра</w:t>
+                <w:rFonts w:ascii="Times New Roman" w:hAnsi="Times New Roman"/>
+                <w:b/>
+                <w:sz w:val="24"/>
+              </w:rPr>
+              <w:t>№ семестра/курса</w:t>
             </w:r>
           </w:p>
         </w:tc>
@@ -7630,81 +8822,19 @@
     <w:p>
       <w:pPr>
         <w:pStyle w:val="ae"/>
-        <w:numPr>
-          <w:ilvl w:val="1"/>
-          <w:numId w:val="77"/>
-        </w:numPr>
+        <w:ind w:left="567" w:firstLine="0"/>
         <w:jc w:val="both"/>
         <w:rPr>
-          <w:sz w:val="28"/>
-          <w:szCs w:val="28"/>
-          <w:lang w:val="ru-RU"/>
-        </w:rPr>
-      </w:pPr>
-      <w:r>
-        <w:rPr>
-          <w:sz w:val="28"/>
-          <w:szCs w:val="28"/>
-          <w:lang w:val="ru-RU"/>
-        </w:rPr>
-        <w:t>Перечень лабораторных работ (при наличии), примерная тематика курсовых работ (при наличии)</w:t>
-      </w:r>
+          <w:color w:val="000000"/>
+          <w:sz w:val="28"/>
+          <w:lang w:val="ru-RU"/>
+        </w:rPr>
+      </w:pPr>
     </w:p>
     <w:p>
       <w:pPr>
-        <w:pStyle w:val="af0"/>
-        <w:ind w:firstLine="567"/>
-        <w:jc w:val="both"/>
-        <w:rPr>
-          <w:i/>
-          <w:lang w:val="ru-RU"/>
-        </w:rPr>
-      </w:pPr>
-      <w:r>
-        <w:rPr>
-          <w:i/>
-          <w:lang w:val="ru-RU"/>
-        </w:rPr>
-        <w:t>Лабораторные работы не предусмотрены</w:t>
-      </w:r>
-    </w:p>
-    <w:p>
-      <w:pPr>
-        <w:pStyle w:val="af0"/>
-        <w:ind w:firstLine="567"/>
-        <w:jc w:val="both"/>
-        <w:rPr>
-          <w:i/>
-          <w:lang w:val="ru-RU"/>
-        </w:rPr>
-      </w:pPr>
-      <w:r>
-        <w:rPr>
-          <w:i/>
-          <w:lang w:val="ru-RU"/>
-        </w:rPr>
-        <w:t>Курсовые работы не предусмотрены</w:t>
-      </w:r>
-    </w:p>
-    <w:p>
-      <w:pPr>
         <w:pStyle w:val="ae"/>
-        <w:ind w:left="567" w:firstLine="0"/>
-        <w:jc w:val="both"/>
-        <w:rPr>
-          <w:color w:val="000000"/>
-          <w:sz w:val="28"/>
-          <w:lang w:val="ru-RU"/>
-        </w:rPr>
-      </w:pPr>
-    </w:p>
-    <w:p>
-      <w:pPr>
-        <w:pStyle w:val="ae"/>
-        <w:numPr>
-          <w:ilvl w:val="0"/>
-          <w:numId w:val="28"/>
-        </w:numPr>
+        <w:keepNext/>
         <w:ind w:left="0" w:firstLine="0"/>
         <w:jc w:val="center"/>
         <w:rPr>
@@ -7714,10 +8844,12 @@
       </w:pPr>
       <w:r>
         <w:rPr>
-          <w:color w:val="000000"/>
-          <w:sz w:val="28"/>
-        </w:rPr>
-        <w:t>САМОСТОЯТЕЛЬНАЯ РАБОТА СТУДЕНТА</w:t>
+          <w:rFonts w:ascii="Times New Roman" w:hAnsi="Times New Roman"/>
+          <w:b/>
+          <w:color w:val="000000"/>
+          <w:sz w:val="28"/>
+        </w:rPr>
+        <w:t xml:space="preserve">3. САМОСТОЯТЕЛЬНАЯ РАБОТА ОБУЧАЮЩЕГОСЯ</w:t>
       </w:r>
     </w:p>
     <w:p>
@@ -7730,6 +8862,7 @@
           <w:sz w:val="18"/>
           <w:szCs w:val="18"/>
         </w:rPr>
+        <w:keepNext/>
       </w:pPr>
     </w:p>
     <w:p>
@@ -7771,7 +8904,7 @@
           <w:color w:val="000000"/>
           <w:sz w:val="28"/>
         </w:rPr>
-        <w:t xml:space="preserve">Видами СРС являются: </w:t>
+        <w:t xml:space="preserve">Видами самостоятельной работы обучающегося являются:</w:t>
       </w:r>
     </w:p>
     <w:p>
@@ -8041,3378 +9174,69 @@
     </w:p>
     <w:p>
       <w:pPr>
-        <w:pStyle w:val="ae"/>
-        <w:numPr>
-          <w:ilvl w:val="0"/>
-          <w:numId w:val="28"/>
-        </w:numPr>
-        <w:ind w:left="0" w:right="-2" w:firstLine="0"/>
-        <w:jc w:val="center"/>
-        <w:rPr>
-          <w:color w:val="000000"/>
-          <w:sz w:val="28"/>
-          <w:lang w:val="ru-RU"/>
-        </w:rPr>
-      </w:pPr>
-      <w:r>
-        <w:rPr>
-          <w:color w:val="000000"/>
-          <w:sz w:val="28"/>
-          <w:lang w:val="ru-RU"/>
-        </w:rPr>
-        <w:t>ОЦЕНОЧНЫЕ СРЕДСТВА ДЛЯ ТЕКУЩЕГО КОНТРОЛЯ УСПЕВ</w:t>
-      </w:r>
-      <w:r>
-        <w:rPr>
-          <w:color w:val="000000"/>
-          <w:sz w:val="28"/>
-          <w:lang w:val="ru-RU"/>
-        </w:rPr>
-        <w:t>А</w:t>
-      </w:r>
-      <w:r>
-        <w:rPr>
-          <w:color w:val="000000"/>
-          <w:sz w:val="28"/>
-          <w:lang w:val="ru-RU"/>
-        </w:rPr>
-        <w:t>ЕМОСТИ И ПРОМЕЖУТОЧНОЙ АТТЕСТАЦИИ</w:t>
+        <w:keepNext/>
+        <w:spacing w:after="160"/>
+      </w:pPr>
+      <w:r>
+        <w:rPr>
+          <w:rFonts w:ascii="Times New Roman" w:hAnsi="Times New Roman"/>
+          <w:b/>
+          <w:sz w:val="28"/>
+        </w:rPr>
+        <w:t>4. ОЦЕНОЧНЫЕ СРЕДСТВА ДЛЯ ТЕКУЩЕГО КОНТРОЛЯ УСПЕВАЕМОСТИ И ПРОМЕЖУТОЧНОЙ АТТЕСТАЦИИ</w:t>
       </w:r>
     </w:p>
     <w:p>
       <w:pPr>
-        <w:pStyle w:val="ae"/>
-        <w:ind w:left="0" w:right="-2" w:firstLine="0"/>
-        <w:jc w:val="center"/>
-        <w:rPr>
-          <w:color w:val="000000"/>
-          <w:sz w:val="28"/>
-          <w:lang w:val="ru-RU"/>
-        </w:rPr>
-      </w:pPr>
-      <w:r>
-        <w:rPr>
-          <w:color w:val="000000"/>
-          <w:sz w:val="28"/>
-          <w:lang w:val="ru-RU"/>
-        </w:rPr>
-        <w:t>(</w:t>
-      </w:r>
-      <w:r>
-        <w:rPr>
-          <w:i/>
-          <w:color w:val="000000"/>
-          <w:sz w:val="28"/>
-          <w:lang w:val="ru-RU"/>
-        </w:rPr>
-        <w:t>см</w:t>
-      </w:r>
-      <w:r>
-        <w:rPr>
-          <w:color w:val="000000"/>
-          <w:sz w:val="28"/>
-          <w:lang w:val="ru-RU"/>
-        </w:rPr>
-        <w:t xml:space="preserve">. </w:t>
-      </w:r>
-      <w:r>
-        <w:rPr>
-          <w:i/>
-          <w:color w:val="000000"/>
-          <w:sz w:val="28"/>
-          <w:lang w:val="ru-RU"/>
-        </w:rPr>
-        <w:t>Фонд оценочных средств</w:t>
-      </w:r>
-      <w:r>
-        <w:rPr>
-          <w:color w:val="000000"/>
-          <w:sz w:val="28"/>
-          <w:lang w:val="ru-RU"/>
-        </w:rPr>
-        <w:t>)</w:t>
+        <w:spacing w:after="160"/>
+      </w:pPr>
+      <w:r>
+        <w:rPr>
+          <w:rFonts w:ascii="Times New Roman" w:hAnsi="Times New Roman"/>
+          <w:b w:val="0"/>
+          <w:sz w:val="28"/>
+        </w:rPr>
+        <w:t>4.1. Формы текущего контроля успеваемости указаны в Оценочных средствах.</w:t>
       </w:r>
     </w:p>
     <w:p>
       <w:pPr>
-        <w:widowControl w:val="0"/>
-        <w:spacing w:after="0" w:line="240" w:lineRule="auto"/>
+        <w:spacing w:after="160"/>
+      </w:pPr>
+      <w:r>
         <w:rPr>
           <w:rFonts w:ascii="Times New Roman" w:hAnsi="Times New Roman"/>
-          <w:color w:val="000000"/>
-          <w:sz w:val="16"/>
-          <w:szCs w:val="16"/>
-        </w:rPr>
-      </w:pPr>
+          <w:b w:val="0"/>
+          <w:sz w:val="28"/>
+        </w:rPr>
+        <w:t>4.2. Рейтинговая система оценки знаний обучающихся по дисциплине (модулю): нет.</w:t>
+      </w:r>
     </w:p>
     <w:p>
       <w:pPr>
-        <w:pStyle w:val="ae"/>
-        <w:numPr>
-          <w:ilvl w:val="1"/>
-          <w:numId w:val="28"/>
-        </w:numPr>
-        <w:ind w:left="0" w:right="-2" w:firstLine="567"/>
-        <w:jc w:val="both"/>
-        <w:rPr>
-          <w:i/>
-          <w:color w:val="000000"/>
-          <w:sz w:val="28"/>
-          <w:lang w:val="ru-RU"/>
-        </w:rPr>
-      </w:pPr>
-      <w:r>
-        <w:rPr>
-          <w:color w:val="000000"/>
-          <w:sz w:val="28"/>
-          <w:lang w:val="ru-RU"/>
-        </w:rPr>
-        <w:t>Рейтинговая система оценки знаний о</w:t>
-      </w:r>
-      <w:r>
-        <w:rPr>
-          <w:color w:val="000000"/>
-          <w:sz w:val="28"/>
-          <w:lang w:val="ru-RU"/>
-        </w:rPr>
-        <w:t>бучающихся по дисц</w:t>
-      </w:r>
-      <w:r>
-        <w:rPr>
-          <w:color w:val="000000"/>
-          <w:sz w:val="28"/>
-          <w:lang w:val="ru-RU"/>
-        </w:rPr>
-        <w:t>и</w:t>
-      </w:r>
-      <w:r>
-        <w:rPr>
-          <w:color w:val="000000"/>
-          <w:sz w:val="28"/>
-          <w:lang w:val="ru-RU"/>
-        </w:rPr>
-        <w:t>плине</w:t>
-      </w:r>
-      <w:r>
-        <w:rPr>
-          <w:color w:val="000000"/>
-          <w:sz w:val="28"/>
-          <w:lang w:val="ru-RU"/>
-        </w:rPr>
-        <w:t>:</w:t>
-      </w:r>
-      <w:r>
-        <w:rPr>
-          <w:color w:val="000000"/>
-          <w:sz w:val="28"/>
-          <w:lang w:val="ru-RU"/>
-        </w:rPr>
-        <w:t xml:space="preserve">  </w:t>
-      </w:r>
-      <w:r>
-        <w:rPr>
-          <w:i/>
-          <w:iCs/>
-          <w:color w:val="000000"/>
-          <w:sz w:val="28"/>
-          <w:lang w:val="ru-RU"/>
-        </w:rPr>
-        <w:t>не используется</w:t>
-      </w:r>
-      <w:r>
-        <w:rPr>
-          <w:i/>
-          <w:color w:val="000000"/>
-          <w:sz w:val="28"/>
-          <w:lang w:val="ru-RU"/>
-        </w:rPr>
-        <w:t>.</w:t>
+        <w:spacing w:after="160"/>
+      </w:pPr>
+      <w:r>
+        <w:rPr>
+          <w:rFonts w:ascii="Times New Roman" w:hAnsi="Times New Roman"/>
+          <w:b w:val="0"/>
+          <w:sz w:val="28"/>
+        </w:rPr>
+        <w:t>4.3. Лабораторные работы: нет.</w:t>
       </w:r>
     </w:p>
     <w:p>
       <w:pPr>
-        <w:pStyle w:val="ae"/>
-        <w:numPr>
-          <w:ilvl w:val="1"/>
-          <w:numId w:val="28"/>
-        </w:numPr>
-        <w:ind w:left="0" w:right="-2" w:firstLine="567"/>
-        <w:jc w:val="both"/>
-        <w:rPr>
-          <w:i/>
-          <w:color w:val="000000"/>
-          <w:sz w:val="28"/>
-          <w:lang w:val="ru-RU"/>
-        </w:rPr>
-      </w:pPr>
-      <w:r>
-        <w:rPr>
-          <w:color w:val="000000"/>
-          <w:sz w:val="28"/>
-          <w:lang w:val="ru-RU"/>
-        </w:rPr>
-        <w:t>Формы текущего контроля</w:t>
-      </w:r>
-      <w:r>
-        <w:rPr>
-          <w:color w:val="000000"/>
-          <w:sz w:val="28"/>
-          <w:lang w:val="ru-RU"/>
-        </w:rPr>
-        <w:t xml:space="preserve"> успеваемости</w:t>
-      </w:r>
-      <w:r>
-        <w:rPr>
-          <w:color w:val="000000"/>
-          <w:sz w:val="28"/>
-          <w:lang w:val="ru-RU"/>
-        </w:rPr>
-        <w:t xml:space="preserve"> по д</w:t>
-      </w:r>
-      <w:r>
-        <w:rPr>
-          <w:color w:val="000000"/>
-          <w:sz w:val="28"/>
-          <w:lang w:val="ru-RU"/>
-        </w:rPr>
-        <w:t xml:space="preserve">исциплине: </w:t>
-      </w:r>
-      <w:r>
-        <w:rPr>
-          <w:color w:val="000000"/>
-          <w:sz w:val="28"/>
-          <w:lang w:val="ru-RU"/>
-        </w:rPr>
-        <w:t>устн</w:t>
-      </w:r>
-      <w:r>
-        <w:rPr>
-          <w:color w:val="000000"/>
-          <w:sz w:val="28"/>
-          <w:lang w:val="ru-RU"/>
-        </w:rPr>
-        <w:t xml:space="preserve">ый опрос; </w:t>
-      </w:r>
-      <w:r>
-        <w:rPr>
-          <w:color w:val="000000"/>
-          <w:sz w:val="28"/>
-          <w:lang w:val="ru-RU"/>
-        </w:rPr>
-        <w:t xml:space="preserve">индивидуальное домашнее задание, </w:t>
-      </w:r>
-      <w:r>
-        <w:rPr>
-          <w:color w:val="000000"/>
-          <w:sz w:val="28"/>
-          <w:lang w:val="ru-RU"/>
-        </w:rPr>
-        <w:t>дискуссия, разбор кейсов, деловая игра</w:t>
-      </w:r>
-      <w:r>
-        <w:rPr>
-          <w:color w:val="000000"/>
-          <w:sz w:val="28"/>
-          <w:lang w:val="ru-RU"/>
-        </w:rPr>
-        <w:t>, тестирование</w:t>
-      </w:r>
-      <w:r>
-        <w:rPr>
-          <w:color w:val="000000"/>
-          <w:sz w:val="28"/>
-          <w:lang w:val="ru-RU"/>
-        </w:rPr>
-        <w:t>.</w:t>
-      </w:r>
-    </w:p>
-    <w:p>
-      <w:pPr>
-        <w:pStyle w:val="ae"/>
-        <w:ind w:left="0" w:right="-2"/>
-        <w:rPr>
-          <w:color w:val="000000"/>
-          <w:sz w:val="28"/>
-          <w:lang w:val="ru-RU"/>
-        </w:rPr>
-      </w:pPr>
-      <w:r>
-        <w:rPr>
-          <w:color w:val="000000"/>
-          <w:sz w:val="28"/>
-          <w:lang w:val="ru-RU"/>
-        </w:rPr>
-        <w:t>4.2.1. Примерные вопросы для устного опроса</w:t>
-      </w:r>
-    </w:p>
-    <w:p>
-      <w:pPr>
-        <w:pStyle w:val="ae"/>
-        <w:ind w:left="0" w:right="-2"/>
-        <w:rPr>
-          <w:color w:val="000000"/>
-          <w:sz w:val="28"/>
-          <w:lang w:val="ru-RU"/>
-        </w:rPr>
-      </w:pPr>
-      <w:r>
-        <w:rPr>
-          <w:color w:val="000000"/>
-          <w:sz w:val="28"/>
-          <w:lang w:val="ru-RU"/>
-        </w:rPr>
-        <w:t xml:space="preserve">1. Федеративное и этнонациональное разнообразие России. </w:t>
-      </w:r>
-    </w:p>
-    <w:p>
-      <w:pPr>
-        <w:pStyle w:val="ae"/>
-        <w:ind w:left="0" w:right="-2"/>
-        <w:rPr>
-          <w:color w:val="000000"/>
-          <w:sz w:val="28"/>
-          <w:lang w:val="ru-RU"/>
-        </w:rPr>
-      </w:pPr>
-      <w:r>
-        <w:rPr>
-          <w:color w:val="000000"/>
-          <w:sz w:val="28"/>
-          <w:lang w:val="ru-RU"/>
-        </w:rPr>
-        <w:t xml:space="preserve">2. Хозяйственная специализация российских регионов. </w:t>
-      </w:r>
-    </w:p>
-    <w:p>
-      <w:pPr>
-        <w:pStyle w:val="ae"/>
-        <w:ind w:left="0" w:right="-2"/>
-        <w:rPr>
-          <w:color w:val="000000"/>
-          <w:sz w:val="28"/>
-          <w:lang w:val="ru-RU"/>
-        </w:rPr>
-      </w:pPr>
-      <w:r>
-        <w:rPr>
-          <w:color w:val="000000"/>
-          <w:sz w:val="28"/>
-          <w:lang w:val="ru-RU"/>
-        </w:rPr>
-        <w:t xml:space="preserve">3. Современные экономические кластеры России. </w:t>
-      </w:r>
-    </w:p>
-    <w:p>
-      <w:pPr>
-        <w:pStyle w:val="ae"/>
-        <w:ind w:left="0" w:right="-2"/>
-        <w:rPr>
-          <w:color w:val="000000"/>
-          <w:sz w:val="28"/>
-          <w:lang w:val="ru-RU"/>
-        </w:rPr>
-      </w:pPr>
-      <w:r>
-        <w:rPr>
-          <w:color w:val="000000"/>
-          <w:sz w:val="28"/>
-          <w:lang w:val="ru-RU"/>
-        </w:rPr>
-        <w:t xml:space="preserve">4. Цивилизационный подход и его базовые категории. </w:t>
-      </w:r>
-    </w:p>
-    <w:p>
-      <w:pPr>
-        <w:pStyle w:val="ae"/>
-        <w:ind w:left="0" w:right="-2"/>
-        <w:rPr>
-          <w:color w:val="000000"/>
-          <w:sz w:val="28"/>
-          <w:lang w:val="ru-RU"/>
-        </w:rPr>
-      </w:pPr>
-      <w:r>
-        <w:rPr>
-          <w:color w:val="000000"/>
-          <w:sz w:val="28"/>
-          <w:lang w:val="ru-RU"/>
-        </w:rPr>
-        <w:t xml:space="preserve">5. Историко-политические основания российской цивилизации. </w:t>
-      </w:r>
-    </w:p>
-    <w:p>
-      <w:pPr>
-        <w:pStyle w:val="ae"/>
-        <w:ind w:left="0" w:right="-2"/>
-        <w:rPr>
-          <w:color w:val="000000"/>
-          <w:sz w:val="28"/>
-          <w:lang w:val="ru-RU"/>
-        </w:rPr>
-      </w:pPr>
-      <w:r>
-        <w:rPr>
-          <w:color w:val="000000"/>
-          <w:sz w:val="28"/>
-          <w:lang w:val="ru-RU"/>
-        </w:rPr>
-        <w:t xml:space="preserve">6. Культурная политика в современной России. </w:t>
-      </w:r>
-    </w:p>
-    <w:p>
-      <w:pPr>
-        <w:pStyle w:val="ae"/>
-        <w:ind w:left="0" w:right="-2"/>
-        <w:rPr>
-          <w:color w:val="000000"/>
-          <w:sz w:val="28"/>
-          <w:lang w:val="ru-RU"/>
-        </w:rPr>
-      </w:pPr>
-      <w:r>
-        <w:rPr>
-          <w:color w:val="000000"/>
-          <w:sz w:val="28"/>
-          <w:lang w:val="ru-RU"/>
-        </w:rPr>
-        <w:t xml:space="preserve">7. Ценностные принципы российской цивилизации. </w:t>
-      </w:r>
-    </w:p>
-    <w:p>
-      <w:pPr>
-        <w:pStyle w:val="ae"/>
-        <w:ind w:left="0" w:right="-2"/>
-        <w:rPr>
-          <w:color w:val="000000"/>
-          <w:sz w:val="28"/>
-          <w:lang w:val="ru-RU"/>
-        </w:rPr>
-      </w:pPr>
-      <w:r>
-        <w:rPr>
-          <w:color w:val="000000"/>
-          <w:sz w:val="28"/>
-          <w:lang w:val="ru-RU"/>
-        </w:rPr>
-        <w:t xml:space="preserve">8. Роль структур публичной власти по формированию и поддержанию устойчивости мировоззрения и ценностных принципов. </w:t>
-      </w:r>
-    </w:p>
-    <w:p>
-      <w:pPr>
-        <w:pStyle w:val="ae"/>
-        <w:ind w:left="0" w:right="-2"/>
-        <w:rPr>
-          <w:color w:val="000000"/>
-          <w:sz w:val="28"/>
-          <w:lang w:val="ru-RU"/>
-        </w:rPr>
-      </w:pPr>
-      <w:r>
-        <w:rPr>
-          <w:color w:val="000000"/>
-          <w:sz w:val="28"/>
-          <w:lang w:val="ru-RU"/>
-        </w:rPr>
-        <w:t>9. Исторический опыт государственных инициатив в области мирово</w:t>
-      </w:r>
-      <w:r>
-        <w:rPr>
-          <w:color w:val="000000"/>
-          <w:sz w:val="28"/>
-          <w:lang w:val="ru-RU"/>
-        </w:rPr>
-        <w:t>з</w:t>
-      </w:r>
-      <w:r>
-        <w:rPr>
-          <w:color w:val="000000"/>
-          <w:sz w:val="28"/>
-          <w:lang w:val="ru-RU"/>
-        </w:rPr>
-        <w:t xml:space="preserve">зрения. </w:t>
-      </w:r>
-    </w:p>
-    <w:p>
-      <w:pPr>
-        <w:pStyle w:val="ae"/>
-        <w:ind w:left="0" w:right="-2"/>
-        <w:rPr>
-          <w:color w:val="000000"/>
-          <w:sz w:val="28"/>
-          <w:lang w:val="ru-RU"/>
-        </w:rPr>
-      </w:pPr>
-      <w:r>
-        <w:rPr>
-          <w:color w:val="000000"/>
-          <w:sz w:val="28"/>
-          <w:lang w:val="ru-RU"/>
-        </w:rPr>
-        <w:t xml:space="preserve">10. Основы государственно-политической организации российского общества. </w:t>
-      </w:r>
-    </w:p>
-    <w:p>
-      <w:pPr>
-        <w:pStyle w:val="ae"/>
-        <w:ind w:left="0" w:right="-2"/>
-        <w:rPr>
-          <w:color w:val="000000"/>
-          <w:sz w:val="28"/>
-          <w:lang w:val="ru-RU"/>
-        </w:rPr>
-      </w:pPr>
-      <w:r>
-        <w:rPr>
-          <w:color w:val="000000"/>
-          <w:sz w:val="28"/>
-          <w:lang w:val="ru-RU"/>
-        </w:rPr>
-        <w:t xml:space="preserve">11. Национальные проекты в современной России. </w:t>
-      </w:r>
-    </w:p>
-    <w:p>
-      <w:pPr>
-        <w:pStyle w:val="ae"/>
-        <w:ind w:left="0" w:right="-2"/>
-        <w:rPr>
-          <w:color w:val="000000"/>
-          <w:sz w:val="28"/>
-          <w:lang w:val="ru-RU"/>
-        </w:rPr>
-      </w:pPr>
-      <w:r>
-        <w:rPr>
-          <w:color w:val="000000"/>
-          <w:sz w:val="28"/>
-          <w:lang w:val="ru-RU"/>
-        </w:rPr>
-        <w:t xml:space="preserve">12. Россия и глобальные вызовы. </w:t>
-      </w:r>
-    </w:p>
-    <w:p>
-      <w:pPr>
-        <w:pStyle w:val="ae"/>
-        <w:ind w:left="0" w:right="-2"/>
-        <w:rPr>
-          <w:color w:val="000000"/>
-          <w:sz w:val="28"/>
-          <w:lang w:val="ru-RU"/>
-        </w:rPr>
-      </w:pPr>
-    </w:p>
-    <w:p>
-      <w:pPr>
-        <w:pStyle w:val="ae"/>
-        <w:ind w:left="0" w:right="-2"/>
-        <w:rPr>
-          <w:color w:val="000000"/>
-          <w:sz w:val="28"/>
-          <w:lang w:val="ru-RU"/>
-        </w:rPr>
-      </w:pPr>
-      <w:r>
-        <w:rPr>
-          <w:color w:val="000000"/>
-          <w:sz w:val="28"/>
-          <w:lang w:val="ru-RU"/>
-        </w:rPr>
-        <w:t>4.2.2. Примерный перечень тем для индивидуального домашнего зад</w:t>
-      </w:r>
-      <w:r>
-        <w:rPr>
-          <w:color w:val="000000"/>
-          <w:sz w:val="28"/>
-          <w:lang w:val="ru-RU"/>
-        </w:rPr>
-        <w:t>а</w:t>
-      </w:r>
-      <w:r>
-        <w:rPr>
-          <w:color w:val="000000"/>
-          <w:sz w:val="28"/>
-          <w:lang w:val="ru-RU"/>
-        </w:rPr>
-        <w:t xml:space="preserve">ния: </w:t>
-      </w:r>
-    </w:p>
-    <w:p>
-      <w:pPr>
-        <w:pStyle w:val="ae"/>
-        <w:ind w:left="0" w:right="-2"/>
-        <w:rPr>
-          <w:color w:val="000000"/>
-          <w:sz w:val="28"/>
-          <w:lang w:val="ru-RU"/>
-        </w:rPr>
-      </w:pPr>
-      <w:r>
-        <w:rPr>
-          <w:color w:val="000000"/>
-          <w:sz w:val="28"/>
-          <w:lang w:val="ru-RU"/>
-        </w:rPr>
-        <w:t>1. Евразийские цивилизации: перечень, специфика, историческая дин</w:t>
-      </w:r>
-      <w:r>
-        <w:rPr>
-          <w:color w:val="000000"/>
-          <w:sz w:val="28"/>
-          <w:lang w:val="ru-RU"/>
-        </w:rPr>
-        <w:t>а</w:t>
-      </w:r>
-      <w:r>
-        <w:rPr>
-          <w:color w:val="000000"/>
-          <w:sz w:val="28"/>
-          <w:lang w:val="ru-RU"/>
-        </w:rPr>
-        <w:t xml:space="preserve">мика. </w:t>
-      </w:r>
-    </w:p>
-    <w:p>
-      <w:pPr>
-        <w:pStyle w:val="ae"/>
-        <w:ind w:left="0" w:right="-2"/>
-        <w:rPr>
-          <w:color w:val="000000"/>
-          <w:sz w:val="28"/>
-          <w:lang w:val="ru-RU"/>
-        </w:rPr>
-      </w:pPr>
-      <w:r>
-        <w:rPr>
-          <w:color w:val="000000"/>
-          <w:sz w:val="28"/>
-          <w:lang w:val="ru-RU"/>
-        </w:rPr>
-        <w:t>2. Россия: национальное государство, государство-нация или госуда</w:t>
-      </w:r>
-      <w:r>
-        <w:rPr>
-          <w:color w:val="000000"/>
-          <w:sz w:val="28"/>
-          <w:lang w:val="ru-RU"/>
-        </w:rPr>
-        <w:t>р</w:t>
-      </w:r>
-      <w:r>
-        <w:rPr>
-          <w:color w:val="000000"/>
-          <w:sz w:val="28"/>
-          <w:lang w:val="ru-RU"/>
-        </w:rPr>
-        <w:t xml:space="preserve">ство-цивилизация? </w:t>
-      </w:r>
-    </w:p>
-    <w:p>
-      <w:pPr>
-        <w:pStyle w:val="ae"/>
-        <w:ind w:left="0" w:right="-2"/>
-        <w:rPr>
-          <w:color w:val="000000"/>
-          <w:sz w:val="28"/>
-          <w:lang w:val="ru-RU"/>
-        </w:rPr>
-      </w:pPr>
-      <w:r>
-        <w:rPr>
-          <w:color w:val="000000"/>
-          <w:sz w:val="28"/>
-          <w:lang w:val="ru-RU"/>
-        </w:rPr>
-        <w:t xml:space="preserve">3. Современные модели идентичности: актуальность для России. </w:t>
-      </w:r>
-    </w:p>
-    <w:p>
-      <w:pPr>
-        <w:pStyle w:val="ae"/>
-        <w:ind w:left="0" w:right="-2"/>
-        <w:rPr>
-          <w:color w:val="000000"/>
-          <w:sz w:val="28"/>
-          <w:lang w:val="ru-RU"/>
-        </w:rPr>
-      </w:pPr>
-      <w:r>
-        <w:rPr>
-          <w:color w:val="000000"/>
-          <w:sz w:val="28"/>
-          <w:lang w:val="ru-RU"/>
-        </w:rPr>
-        <w:t xml:space="preserve">4. Ценностные вызовы современного российского общества. </w:t>
-      </w:r>
-    </w:p>
-    <w:p>
-      <w:pPr>
-        <w:pStyle w:val="ae"/>
-        <w:ind w:left="0" w:right="-2"/>
-        <w:rPr>
-          <w:color w:val="000000"/>
-          <w:sz w:val="28"/>
-          <w:lang w:val="ru-RU"/>
-        </w:rPr>
-      </w:pPr>
-      <w:r>
-        <w:rPr>
-          <w:color w:val="000000"/>
-          <w:sz w:val="28"/>
-          <w:lang w:val="ru-RU"/>
-        </w:rPr>
-        <w:t xml:space="preserve">5. Стратегическое развитие России: возможности и сценарии. </w:t>
-      </w:r>
-    </w:p>
-    <w:p>
-      <w:pPr>
-        <w:pStyle w:val="ae"/>
-        <w:ind w:left="0" w:right="-2"/>
-        <w:rPr>
-          <w:color w:val="000000"/>
-          <w:sz w:val="28"/>
-          <w:lang w:val="ru-RU"/>
-        </w:rPr>
-      </w:pPr>
-      <w:r>
-        <w:rPr>
-          <w:color w:val="000000"/>
-          <w:sz w:val="28"/>
-          <w:lang w:val="ru-RU"/>
-        </w:rPr>
-        <w:t xml:space="preserve">6. Патриотизм и традиционные ценности как сюжеты государственной политики. </w:t>
-      </w:r>
-    </w:p>
-    <w:p>
-      <w:pPr>
-        <w:pStyle w:val="ae"/>
-        <w:ind w:left="0" w:right="-2"/>
-        <w:rPr>
-          <w:color w:val="000000"/>
-          <w:sz w:val="28"/>
-          <w:lang w:val="ru-RU"/>
-        </w:rPr>
-      </w:pPr>
-      <w:r>
-        <w:rPr>
-          <w:color w:val="000000"/>
-          <w:sz w:val="28"/>
-          <w:lang w:val="ru-RU"/>
-        </w:rPr>
-        <w:t>7. Цивилизации в эпоху глобализации: ключевые вызовы и особенн</w:t>
-      </w:r>
-      <w:r>
-        <w:rPr>
-          <w:color w:val="000000"/>
-          <w:sz w:val="28"/>
-          <w:lang w:val="ru-RU"/>
-        </w:rPr>
-        <w:t>о</w:t>
-      </w:r>
-      <w:r>
-        <w:rPr>
-          <w:color w:val="000000"/>
-          <w:sz w:val="28"/>
-          <w:lang w:val="ru-RU"/>
-        </w:rPr>
-        <w:t xml:space="preserve">сти. </w:t>
-      </w:r>
-    </w:p>
-    <w:p>
-      <w:pPr>
-        <w:pStyle w:val="ae"/>
-        <w:ind w:left="0" w:right="-2"/>
-        <w:rPr>
-          <w:color w:val="000000"/>
-          <w:sz w:val="28"/>
-          <w:lang w:val="ru-RU"/>
-        </w:rPr>
-      </w:pPr>
-      <w:r>
-        <w:rPr>
-          <w:color w:val="000000"/>
-          <w:sz w:val="28"/>
-          <w:lang w:val="ru-RU"/>
-        </w:rPr>
-        <w:t xml:space="preserve">8. Российское мировоззрение в региональной перспективе. </w:t>
-      </w:r>
-    </w:p>
-    <w:p>
-      <w:pPr>
-        <w:pStyle w:val="ae"/>
-        <w:ind w:left="0" w:right="-2"/>
-        <w:rPr>
-          <w:color w:val="000000"/>
-          <w:sz w:val="28"/>
-          <w:lang w:val="ru-RU"/>
-        </w:rPr>
-      </w:pPr>
-      <w:r>
-        <w:rPr>
-          <w:color w:val="000000"/>
-          <w:sz w:val="28"/>
-          <w:lang w:val="ru-RU"/>
-        </w:rPr>
-        <w:t xml:space="preserve">9. Государственная политика в области политической социализации: ключевые проблемы и возможные решения. </w:t>
-      </w:r>
-    </w:p>
-    <w:p>
-      <w:pPr>
-        <w:pStyle w:val="ae"/>
-        <w:ind w:left="0" w:right="-2"/>
-        <w:rPr>
-          <w:color w:val="000000"/>
-          <w:sz w:val="28"/>
-          <w:lang w:val="ru-RU"/>
-        </w:rPr>
-      </w:pPr>
-      <w:r>
-        <w:rPr>
-          <w:color w:val="000000"/>
-          <w:sz w:val="28"/>
-          <w:lang w:val="ru-RU"/>
-        </w:rPr>
-        <w:t>10. Ценностное начало в Основном законе: конституционное проект</w:t>
-      </w:r>
-      <w:r>
-        <w:rPr>
-          <w:color w:val="000000"/>
-          <w:sz w:val="28"/>
-          <w:lang w:val="ru-RU"/>
-        </w:rPr>
-        <w:t>и</w:t>
-      </w:r>
-      <w:r>
-        <w:rPr>
-          <w:color w:val="000000"/>
-          <w:sz w:val="28"/>
-          <w:lang w:val="ru-RU"/>
-        </w:rPr>
-        <w:t xml:space="preserve">рование в современном мире. </w:t>
-      </w:r>
-    </w:p>
-    <w:p>
-      <w:pPr>
-        <w:pStyle w:val="ae"/>
-        <w:ind w:left="0" w:right="-2"/>
-        <w:rPr>
-          <w:color w:val="000000"/>
-          <w:sz w:val="28"/>
-          <w:lang w:val="ru-RU"/>
-        </w:rPr>
-      </w:pPr>
-    </w:p>
-    <w:p>
-      <w:pPr>
-        <w:pStyle w:val="ae"/>
-        <w:ind w:left="0" w:right="-2"/>
-        <w:rPr>
-          <w:color w:val="000000"/>
-          <w:sz w:val="28"/>
-          <w:lang w:val="ru-RU"/>
-        </w:rPr>
-      </w:pPr>
-      <w:r>
-        <w:rPr>
-          <w:color w:val="000000"/>
-          <w:sz w:val="28"/>
-          <w:lang w:val="ru-RU"/>
-        </w:rPr>
-        <w:t>4.2.3. Примерные темы для дискуссии:</w:t>
-      </w:r>
-    </w:p>
-    <w:p>
-      <w:pPr>
-        <w:pStyle w:val="ae"/>
-        <w:ind w:left="0" w:right="-2"/>
-        <w:rPr>
-          <w:color w:val="000000"/>
-          <w:sz w:val="28"/>
-          <w:lang w:val="ru-RU"/>
-        </w:rPr>
-      </w:pPr>
-    </w:p>
-    <w:p>
-      <w:pPr>
-        <w:pStyle w:val="ae"/>
-        <w:ind w:left="0" w:right="-2"/>
-        <w:rPr>
-          <w:color w:val="000000"/>
-          <w:sz w:val="28"/>
-          <w:lang w:val="ru-RU"/>
-        </w:rPr>
-      </w:pPr>
-      <w:r>
-        <w:rPr>
-          <w:color w:val="000000"/>
-          <w:sz w:val="28"/>
-          <w:lang w:val="ru-RU"/>
-        </w:rPr>
-        <w:t>Тема «Что такое Россия»</w:t>
-      </w:r>
-    </w:p>
-    <w:p>
-      <w:pPr>
-        <w:pStyle w:val="ae"/>
-        <w:ind w:left="0" w:right="-2"/>
-        <w:rPr>
-          <w:color w:val="000000"/>
-          <w:sz w:val="28"/>
-          <w:lang w:val="ru-RU"/>
-        </w:rPr>
-      </w:pPr>
-      <w:r>
-        <w:rPr>
-          <w:color w:val="000000"/>
-          <w:sz w:val="28"/>
-          <w:lang w:val="ru-RU"/>
-        </w:rPr>
-        <w:t>1. Какие прилагательные вы бы использовали для характеристики Ро</w:t>
-      </w:r>
-      <w:r>
-        <w:rPr>
-          <w:color w:val="000000"/>
-          <w:sz w:val="28"/>
-          <w:lang w:val="ru-RU"/>
-        </w:rPr>
-        <w:t>с</w:t>
-      </w:r>
-      <w:r>
-        <w:rPr>
-          <w:color w:val="000000"/>
-          <w:sz w:val="28"/>
-          <w:lang w:val="ru-RU"/>
-        </w:rPr>
-        <w:t>сии? Какие смыслы вы вкладываете в эту качественную характеристику?</w:t>
-      </w:r>
-    </w:p>
-    <w:p>
-      <w:pPr>
-        <w:pStyle w:val="ae"/>
-        <w:ind w:left="0" w:right="-2"/>
-        <w:rPr>
-          <w:color w:val="000000"/>
-          <w:sz w:val="28"/>
-          <w:lang w:val="ru-RU"/>
-        </w:rPr>
-      </w:pPr>
-      <w:r>
-        <w:rPr>
-          <w:color w:val="000000"/>
-          <w:sz w:val="28"/>
-          <w:lang w:val="ru-RU"/>
-        </w:rPr>
-        <w:t xml:space="preserve">2. Выделите наиболее выдающиеся с вашей точки зрения природные и рукотворные объекты всей России либо своего федерального округа. </w:t>
-      </w:r>
-    </w:p>
-    <w:p>
-      <w:pPr>
-        <w:pStyle w:val="ae"/>
-        <w:ind w:left="0" w:right="-2"/>
-        <w:rPr>
-          <w:color w:val="000000"/>
-          <w:sz w:val="28"/>
-          <w:lang w:val="ru-RU"/>
-        </w:rPr>
-      </w:pPr>
-      <w:r>
-        <w:rPr>
-          <w:color w:val="000000"/>
-          <w:sz w:val="28"/>
-          <w:lang w:val="ru-RU"/>
-        </w:rPr>
-        <w:t>3. Составьте перечень 10 наиболее выдающихся на ваш взгляд изобр</w:t>
-      </w:r>
-      <w:r>
-        <w:rPr>
-          <w:color w:val="000000"/>
-          <w:sz w:val="28"/>
-          <w:lang w:val="ru-RU"/>
-        </w:rPr>
-        <w:t>е</w:t>
-      </w:r>
-      <w:r>
-        <w:rPr>
-          <w:color w:val="000000"/>
-          <w:sz w:val="28"/>
-          <w:lang w:val="ru-RU"/>
-        </w:rPr>
-        <w:t>тений и технологических прорывов России, обогативших мировую цивил</w:t>
-      </w:r>
-      <w:r>
-        <w:rPr>
-          <w:color w:val="000000"/>
-          <w:sz w:val="28"/>
-          <w:lang w:val="ru-RU"/>
-        </w:rPr>
-        <w:t>и</w:t>
-      </w:r>
-      <w:r>
-        <w:rPr>
-          <w:color w:val="000000"/>
-          <w:sz w:val="28"/>
-          <w:lang w:val="ru-RU"/>
-        </w:rPr>
-        <w:t xml:space="preserve">зацию за последние столетия. </w:t>
-      </w:r>
-    </w:p>
-    <w:p>
-      <w:pPr>
-        <w:pStyle w:val="ae"/>
-        <w:ind w:left="0" w:right="-2"/>
-        <w:rPr>
-          <w:color w:val="000000"/>
-          <w:sz w:val="28"/>
-          <w:lang w:val="ru-RU"/>
-        </w:rPr>
-      </w:pPr>
-      <w:r>
-        <w:rPr>
-          <w:color w:val="000000"/>
-          <w:sz w:val="28"/>
-          <w:lang w:val="ru-RU"/>
-        </w:rPr>
-        <w:t>4. Охарактеризуйте климатические условия и природно-ресурсный п</w:t>
-      </w:r>
-      <w:r>
-        <w:rPr>
-          <w:color w:val="000000"/>
-          <w:sz w:val="28"/>
-          <w:lang w:val="ru-RU"/>
-        </w:rPr>
-        <w:t>о</w:t>
-      </w:r>
-      <w:r>
-        <w:rPr>
-          <w:color w:val="000000"/>
-          <w:sz w:val="28"/>
-          <w:lang w:val="ru-RU"/>
-        </w:rPr>
-        <w:t>тенциал своего региона – субъекта Российской Федерации, в котором вы учитесь в настоящее время. Что можно считать конкурентными преимущ</w:t>
-      </w:r>
-      <w:r>
-        <w:rPr>
-          <w:color w:val="000000"/>
-          <w:sz w:val="28"/>
-          <w:lang w:val="ru-RU"/>
-        </w:rPr>
-        <w:t>е</w:t>
-      </w:r>
-      <w:r>
-        <w:rPr>
-          <w:color w:val="000000"/>
-          <w:sz w:val="28"/>
-          <w:lang w:val="ru-RU"/>
-        </w:rPr>
-        <w:t xml:space="preserve">ствами данного региона и какие отрасли определяют его специализацию? </w:t>
-      </w:r>
-    </w:p>
-    <w:p>
-      <w:pPr>
-        <w:pStyle w:val="ae"/>
-        <w:ind w:left="0" w:right="-2"/>
-        <w:rPr>
-          <w:color w:val="000000"/>
-          <w:sz w:val="28"/>
-          <w:lang w:val="ru-RU"/>
-        </w:rPr>
-      </w:pPr>
-      <w:r>
-        <w:rPr>
-          <w:color w:val="000000"/>
-          <w:sz w:val="28"/>
-          <w:lang w:val="ru-RU"/>
-        </w:rPr>
-        <w:t xml:space="preserve">5. Что вы знаете о героях, символике и брендах своего региона? </w:t>
-      </w:r>
-    </w:p>
-    <w:p>
-      <w:pPr>
-        <w:pStyle w:val="ae"/>
-        <w:ind w:left="0" w:right="-2"/>
-        <w:rPr>
-          <w:color w:val="000000"/>
-          <w:sz w:val="28"/>
-          <w:lang w:val="ru-RU"/>
-        </w:rPr>
-      </w:pPr>
-      <w:r>
-        <w:rPr>
-          <w:color w:val="000000"/>
-          <w:sz w:val="28"/>
-          <w:lang w:val="ru-RU"/>
-        </w:rPr>
-        <w:t>6. Какие объекты вы бы внесли на интерактивную карту своего нас</w:t>
-      </w:r>
-      <w:r>
-        <w:rPr>
-          <w:color w:val="000000"/>
-          <w:sz w:val="28"/>
-          <w:lang w:val="ru-RU"/>
-        </w:rPr>
-        <w:t>е</w:t>
-      </w:r>
-      <w:r>
-        <w:rPr>
-          <w:color w:val="000000"/>
-          <w:sz w:val="28"/>
-          <w:lang w:val="ru-RU"/>
-        </w:rPr>
-        <w:t xml:space="preserve">ленного пункта, города или региона? </w:t>
-      </w:r>
-    </w:p>
-    <w:p>
-      <w:pPr>
-        <w:pStyle w:val="ae"/>
-        <w:ind w:left="0" w:right="-2"/>
-        <w:rPr>
-          <w:color w:val="000000"/>
-          <w:sz w:val="28"/>
-          <w:lang w:val="ru-RU"/>
-        </w:rPr>
-      </w:pPr>
-    </w:p>
-    <w:p>
-      <w:pPr>
-        <w:pStyle w:val="ae"/>
-        <w:ind w:left="0" w:right="-2"/>
-        <w:rPr>
-          <w:color w:val="000000"/>
-          <w:sz w:val="28"/>
-          <w:lang w:val="ru-RU"/>
-        </w:rPr>
-      </w:pPr>
-      <w:r>
-        <w:rPr>
-          <w:color w:val="000000"/>
-          <w:sz w:val="28"/>
-          <w:lang w:val="ru-RU"/>
-        </w:rPr>
-        <w:t>Тема «Российское государство-цивилизация»</w:t>
-      </w:r>
-    </w:p>
-    <w:p>
-      <w:pPr>
-        <w:pStyle w:val="ae"/>
-        <w:ind w:left="0" w:right="-2"/>
-        <w:rPr>
-          <w:color w:val="000000"/>
-          <w:sz w:val="28"/>
-          <w:lang w:val="ru-RU"/>
-        </w:rPr>
-      </w:pPr>
-      <w:r>
-        <w:rPr>
-          <w:color w:val="000000"/>
-          <w:sz w:val="28"/>
-          <w:lang w:val="ru-RU"/>
-        </w:rPr>
-        <w:t>1. Как вы объясните общее и особенное в понятиях «государстве</w:t>
-      </w:r>
-      <w:r>
-        <w:rPr>
-          <w:color w:val="000000"/>
-          <w:sz w:val="28"/>
-          <w:lang w:val="ru-RU"/>
-        </w:rPr>
-        <w:t>н</w:t>
-      </w:r>
-      <w:r>
-        <w:rPr>
-          <w:color w:val="000000"/>
-          <w:sz w:val="28"/>
-          <w:lang w:val="ru-RU"/>
-        </w:rPr>
-        <w:t xml:space="preserve">ность» и «государство». </w:t>
-      </w:r>
-    </w:p>
-    <w:p>
-      <w:pPr>
-        <w:pStyle w:val="ae"/>
-        <w:ind w:left="0" w:right="-2"/>
-        <w:rPr>
-          <w:color w:val="000000"/>
-          <w:sz w:val="28"/>
-          <w:lang w:val="ru-RU"/>
-        </w:rPr>
-      </w:pPr>
-      <w:r>
-        <w:rPr>
-          <w:color w:val="000000"/>
-          <w:sz w:val="28"/>
-          <w:lang w:val="ru-RU"/>
-        </w:rPr>
-        <w:t xml:space="preserve">2. Какие особенности имеет Россия как государство-цивилизация. </w:t>
-      </w:r>
-    </w:p>
-    <w:p>
-      <w:pPr>
-        <w:pStyle w:val="ae"/>
-        <w:ind w:left="0" w:right="-2"/>
-        <w:rPr>
-          <w:color w:val="000000"/>
-          <w:sz w:val="28"/>
-          <w:lang w:val="ru-RU"/>
-        </w:rPr>
-      </w:pPr>
-      <w:r>
-        <w:rPr>
-          <w:color w:val="000000"/>
-          <w:sz w:val="28"/>
-          <w:lang w:val="ru-RU"/>
-        </w:rPr>
-        <w:t xml:space="preserve">3. На основе материалов раздела и приложения к нему сформулируйте свое понимание традиционных духовно-нравственных ценностей. </w:t>
-      </w:r>
-    </w:p>
-    <w:p>
-      <w:pPr>
-        <w:pStyle w:val="ae"/>
-        <w:ind w:left="0" w:right="-2"/>
-        <w:rPr>
-          <w:color w:val="000000"/>
-          <w:sz w:val="28"/>
-          <w:lang w:val="ru-RU"/>
-        </w:rPr>
-      </w:pPr>
-    </w:p>
-    <w:p>
-      <w:pPr>
-        <w:pStyle w:val="ae"/>
-        <w:ind w:left="0" w:right="-2"/>
-        <w:rPr>
-          <w:color w:val="000000"/>
-          <w:sz w:val="28"/>
-          <w:lang w:val="ru-RU"/>
-        </w:rPr>
-      </w:pPr>
-      <w:r>
-        <w:rPr>
-          <w:color w:val="000000"/>
-          <w:sz w:val="28"/>
-          <w:lang w:val="ru-RU"/>
-        </w:rPr>
-        <w:t>Тема «Российской мировоззрение и ценности российской цивилиз</w:t>
-      </w:r>
-      <w:r>
-        <w:rPr>
-          <w:color w:val="000000"/>
-          <w:sz w:val="28"/>
-          <w:lang w:val="ru-RU"/>
-        </w:rPr>
-        <w:t>а</w:t>
-      </w:r>
-      <w:r>
-        <w:rPr>
-          <w:color w:val="000000"/>
-          <w:sz w:val="28"/>
-          <w:lang w:val="ru-RU"/>
-        </w:rPr>
-        <w:t>ции»</w:t>
-      </w:r>
-    </w:p>
-    <w:p>
-      <w:pPr>
-        <w:pStyle w:val="ae"/>
-        <w:ind w:left="0" w:right="-2"/>
-        <w:rPr>
-          <w:color w:val="000000"/>
-          <w:sz w:val="28"/>
-          <w:lang w:val="ru-RU"/>
-        </w:rPr>
-      </w:pPr>
-      <w:r>
-        <w:rPr>
-          <w:color w:val="000000"/>
-          <w:sz w:val="28"/>
-          <w:lang w:val="ru-RU"/>
-        </w:rPr>
-        <w:t>1. Объясните на конкретных исторических примерах, как вы понимаете особенности российской мировоззренческой традиции. Раскройте на прим</w:t>
-      </w:r>
-      <w:r>
-        <w:rPr>
-          <w:color w:val="000000"/>
-          <w:sz w:val="28"/>
-          <w:lang w:val="ru-RU"/>
-        </w:rPr>
-        <w:t>е</w:t>
-      </w:r>
-      <w:r>
-        <w:rPr>
-          <w:color w:val="000000"/>
-          <w:sz w:val="28"/>
-          <w:lang w:val="ru-RU"/>
-        </w:rPr>
-        <w:t xml:space="preserve">рах из разных периодов в истории России ценностные принципы (константы) российской цивилизации. </w:t>
-      </w:r>
-    </w:p>
-    <w:p>
-      <w:pPr>
-        <w:pStyle w:val="ae"/>
-        <w:ind w:left="0" w:right="-2"/>
-        <w:rPr>
-          <w:color w:val="000000"/>
-          <w:sz w:val="28"/>
-          <w:lang w:val="ru-RU"/>
-        </w:rPr>
-      </w:pPr>
-      <w:r>
-        <w:rPr>
-          <w:color w:val="000000"/>
-          <w:sz w:val="28"/>
-          <w:lang w:val="ru-RU"/>
-        </w:rPr>
-        <w:t>2. Приведите известные вам из истории примеры, раскрывающие баз</w:t>
-      </w:r>
-      <w:r>
-        <w:rPr>
-          <w:color w:val="000000"/>
-          <w:sz w:val="28"/>
-          <w:lang w:val="ru-RU"/>
-        </w:rPr>
-        <w:t>о</w:t>
-      </w:r>
-      <w:r>
-        <w:rPr>
-          <w:color w:val="000000"/>
-          <w:sz w:val="28"/>
-          <w:lang w:val="ru-RU"/>
-        </w:rPr>
-        <w:t xml:space="preserve">вые факторы российской государственности: Человек. Семья. Общество. Государство. Страна. Обсудите примеры и ответы в группе. </w:t>
-      </w:r>
-    </w:p>
-    <w:p>
-      <w:pPr>
-        <w:pStyle w:val="ae"/>
-        <w:ind w:left="0" w:right="-2"/>
-        <w:rPr>
-          <w:color w:val="000000"/>
-          <w:sz w:val="28"/>
-          <w:lang w:val="ru-RU"/>
-        </w:rPr>
-      </w:pPr>
-      <w:r>
-        <w:rPr>
-          <w:color w:val="000000"/>
-          <w:sz w:val="28"/>
-          <w:lang w:val="ru-RU"/>
-        </w:rPr>
-        <w:t>3. На основе предшествующих знаний, личного опыта и материалов вводного раздела предложите наиболее яркие национальные символы, идеи, нормы, практики и ритуалы/артефакты, связанные с каждым из пяти (или с одним на выбор) основных элементов: Человек. Семья. Общество. Госуда</w:t>
-      </w:r>
-      <w:r>
-        <w:rPr>
-          <w:color w:val="000000"/>
-          <w:sz w:val="28"/>
-          <w:lang w:val="ru-RU"/>
-        </w:rPr>
-        <w:t>р</w:t>
-      </w:r>
-      <w:r>
-        <w:rPr>
-          <w:color w:val="000000"/>
-          <w:sz w:val="28"/>
-          <w:lang w:val="ru-RU"/>
-        </w:rPr>
-        <w:t xml:space="preserve">ство. Страна. </w:t>
-      </w:r>
-    </w:p>
-    <w:p>
-      <w:pPr>
-        <w:pStyle w:val="ae"/>
-        <w:ind w:left="0" w:right="-2"/>
-        <w:rPr>
-          <w:color w:val="000000"/>
-          <w:sz w:val="28"/>
-          <w:lang w:val="ru-RU"/>
-        </w:rPr>
-      </w:pPr>
-    </w:p>
-    <w:p>
-      <w:pPr>
-        <w:pStyle w:val="ae"/>
-        <w:ind w:left="0" w:right="-2"/>
-        <w:rPr>
-          <w:color w:val="000000"/>
-          <w:sz w:val="28"/>
-          <w:lang w:val="ru-RU"/>
-        </w:rPr>
-      </w:pPr>
-      <w:r>
-        <w:rPr>
-          <w:color w:val="000000"/>
-          <w:sz w:val="28"/>
-          <w:lang w:val="ru-RU"/>
-        </w:rPr>
-        <w:t>Тема «Политическое устройство России»</w:t>
-      </w:r>
-    </w:p>
-    <w:p>
-      <w:pPr>
-        <w:pStyle w:val="ae"/>
-        <w:ind w:left="0" w:right="-2"/>
-        <w:rPr>
-          <w:color w:val="000000"/>
-          <w:sz w:val="28"/>
-          <w:lang w:val="ru-RU"/>
-        </w:rPr>
-      </w:pPr>
-      <w:r>
-        <w:rPr>
-          <w:color w:val="000000"/>
-          <w:sz w:val="28"/>
-          <w:lang w:val="ru-RU"/>
-        </w:rPr>
-        <w:t>1. Как вы объясните конституционно-правовой смысл понятия «мног</w:t>
-      </w:r>
-      <w:r>
-        <w:rPr>
-          <w:color w:val="000000"/>
-          <w:sz w:val="28"/>
-          <w:lang w:val="ru-RU"/>
-        </w:rPr>
-        <w:t>о</w:t>
-      </w:r>
-      <w:r>
-        <w:rPr>
-          <w:color w:val="000000"/>
-          <w:sz w:val="28"/>
-          <w:lang w:val="ru-RU"/>
-        </w:rPr>
-        <w:t xml:space="preserve">национальный народ Российской Федерации»? </w:t>
-      </w:r>
-    </w:p>
-    <w:p>
-      <w:pPr>
-        <w:pStyle w:val="ae"/>
-        <w:ind w:left="0" w:right="-2"/>
-        <w:rPr>
-          <w:color w:val="000000"/>
-          <w:sz w:val="28"/>
-          <w:lang w:val="ru-RU"/>
-        </w:rPr>
-      </w:pPr>
-      <w:r>
-        <w:rPr>
-          <w:color w:val="000000"/>
-          <w:sz w:val="28"/>
-          <w:lang w:val="ru-RU"/>
-        </w:rPr>
-        <w:t xml:space="preserve">2. Храмы каких религиозных конфессий находятся в вашем городе или населенном пункте? Являются ли они действующими в настоящее время? </w:t>
-      </w:r>
-    </w:p>
-    <w:p>
-      <w:pPr>
-        <w:pStyle w:val="ae"/>
-        <w:ind w:left="0" w:right="-2"/>
-        <w:rPr>
-          <w:color w:val="000000"/>
-          <w:sz w:val="28"/>
-          <w:lang w:val="ru-RU"/>
-        </w:rPr>
-      </w:pPr>
-      <w:r>
-        <w:rPr>
-          <w:color w:val="000000"/>
-          <w:sz w:val="28"/>
-          <w:lang w:val="ru-RU"/>
-        </w:rPr>
-        <w:t>3. Приведите примеры национальных проектов и федеральных целевых программ. В чем их значение для страны в целом и для вашего региона?</w:t>
-      </w:r>
-    </w:p>
-    <w:p>
-      <w:pPr>
-        <w:pStyle w:val="ae"/>
-        <w:ind w:left="0" w:right="-2"/>
-        <w:rPr>
-          <w:color w:val="000000"/>
-          <w:sz w:val="28"/>
-          <w:lang w:val="ru-RU"/>
-        </w:rPr>
-      </w:pPr>
-    </w:p>
-    <w:p>
-      <w:pPr>
-        <w:pStyle w:val="ae"/>
-        <w:ind w:left="0" w:right="-2"/>
-        <w:rPr>
-          <w:color w:val="000000"/>
-          <w:sz w:val="28"/>
-          <w:lang w:val="ru-RU"/>
-        </w:rPr>
-      </w:pPr>
-      <w:r>
-        <w:rPr>
-          <w:color w:val="000000"/>
-          <w:sz w:val="28"/>
-          <w:lang w:val="ru-RU"/>
-        </w:rPr>
-        <w:t>4.2.4. Пример деловой игры</w:t>
-      </w:r>
-    </w:p>
-    <w:p>
-      <w:pPr>
-        <w:pStyle w:val="ae"/>
-        <w:ind w:left="0" w:right="-2"/>
-        <w:rPr>
-          <w:color w:val="000000"/>
-          <w:sz w:val="28"/>
-          <w:lang w:val="ru-RU"/>
-        </w:rPr>
-      </w:pPr>
-    </w:p>
-    <w:p>
-      <w:pPr>
-        <w:pStyle w:val="ae"/>
-        <w:ind w:left="0" w:right="-2"/>
-        <w:rPr>
-          <w:color w:val="000000"/>
-          <w:sz w:val="28"/>
-          <w:lang w:val="ru-RU"/>
-        </w:rPr>
-      </w:pPr>
-      <w:r>
-        <w:rPr>
-          <w:color w:val="000000"/>
-          <w:sz w:val="28"/>
-          <w:lang w:val="ru-RU"/>
-        </w:rPr>
-        <w:t>Семинар «Планирование будущего: национальные проекты и госуда</w:t>
-      </w:r>
-      <w:r>
-        <w:rPr>
-          <w:color w:val="000000"/>
-          <w:sz w:val="28"/>
-          <w:lang w:val="ru-RU"/>
-        </w:rPr>
-        <w:t>р</w:t>
-      </w:r>
-      <w:r>
-        <w:rPr>
-          <w:color w:val="000000"/>
-          <w:sz w:val="28"/>
-          <w:lang w:val="ru-RU"/>
-        </w:rPr>
-        <w:t>ственные программы»</w:t>
-      </w:r>
-    </w:p>
-    <w:p>
-      <w:pPr>
-        <w:pStyle w:val="ae"/>
-        <w:ind w:left="0" w:right="-2"/>
-        <w:rPr>
-          <w:color w:val="000000"/>
-          <w:sz w:val="28"/>
-          <w:lang w:val="ru-RU"/>
-        </w:rPr>
-      </w:pPr>
-      <w:r>
-        <w:rPr>
-          <w:color w:val="000000"/>
-          <w:sz w:val="28"/>
-          <w:lang w:val="ru-RU"/>
-        </w:rPr>
-        <w:t>Деловая игра «Пресс-конференция»</w:t>
-      </w:r>
-    </w:p>
-    <w:p>
-      <w:pPr>
-        <w:pStyle w:val="ae"/>
-        <w:ind w:left="0" w:right="-2"/>
-        <w:rPr>
-          <w:color w:val="000000"/>
-          <w:sz w:val="28"/>
-          <w:lang w:val="ru-RU"/>
-        </w:rPr>
-      </w:pPr>
-    </w:p>
-    <w:p>
-      <w:pPr>
-        <w:pStyle w:val="ae"/>
-        <w:ind w:left="0" w:right="-2"/>
-        <w:rPr>
-          <w:color w:val="000000"/>
-          <w:sz w:val="28"/>
-          <w:lang w:val="ru-RU"/>
-        </w:rPr>
-      </w:pPr>
-      <w:r>
-        <w:rPr>
-          <w:color w:val="000000"/>
-          <w:sz w:val="28"/>
-          <w:lang w:val="ru-RU"/>
-        </w:rPr>
-        <w:t>Продолжительность занятия – 1 час 30 минут</w:t>
-      </w:r>
-    </w:p>
-    <w:p>
-      <w:pPr>
-        <w:pStyle w:val="ae"/>
-        <w:ind w:left="0" w:right="-2"/>
-        <w:rPr>
-          <w:color w:val="000000"/>
-          <w:sz w:val="28"/>
-          <w:lang w:val="ru-RU"/>
-        </w:rPr>
-      </w:pPr>
-      <w:r>
-        <w:rPr>
-          <w:color w:val="000000"/>
-          <w:sz w:val="28"/>
-          <w:lang w:val="ru-RU"/>
-        </w:rPr>
-        <w:t>Выступление модератора – 5 минут, выступление с презентацией – 40 минут, дебаты – 30 минут, рефлексия – 15 минут.</w:t>
-      </w:r>
-    </w:p>
-    <w:p>
-      <w:pPr>
-        <w:pStyle w:val="ae"/>
-        <w:ind w:left="0" w:right="-2"/>
-        <w:rPr>
-          <w:color w:val="000000"/>
-          <w:sz w:val="28"/>
-          <w:lang w:val="ru-RU"/>
-        </w:rPr>
-      </w:pPr>
-    </w:p>
-    <w:p>
-      <w:pPr>
-        <w:pStyle w:val="ae"/>
-        <w:ind w:left="0" w:right="-2"/>
-        <w:rPr>
-          <w:color w:val="000000"/>
-          <w:sz w:val="28"/>
-          <w:lang w:val="ru-RU"/>
-        </w:rPr>
-      </w:pPr>
-      <w:r>
-        <w:rPr>
-          <w:color w:val="000000"/>
-          <w:sz w:val="28"/>
-          <w:lang w:val="ru-RU"/>
-        </w:rPr>
-        <w:t>Сценарный план</w:t>
-      </w:r>
-    </w:p>
-    <w:p>
-      <w:pPr>
-        <w:pStyle w:val="ae"/>
-        <w:ind w:left="0" w:right="-2"/>
-        <w:rPr>
-          <w:color w:val="000000"/>
-          <w:sz w:val="28"/>
-          <w:lang w:val="ru-RU"/>
-        </w:rPr>
-      </w:pPr>
-      <w:r>
-        <w:rPr>
-          <w:color w:val="000000"/>
-          <w:sz w:val="28"/>
-          <w:lang w:val="ru-RU"/>
-        </w:rPr>
-        <w:t>– Шаг 1. Обучающиеся делятся на группы: модератор, «министры» и «журналисты», и получают от преподавателя задания: «министры» – презе</w:t>
-      </w:r>
-      <w:r>
-        <w:rPr>
-          <w:color w:val="000000"/>
-          <w:sz w:val="28"/>
-          <w:lang w:val="ru-RU"/>
-        </w:rPr>
-        <w:t>н</w:t>
-      </w:r>
-      <w:r>
-        <w:rPr>
-          <w:color w:val="000000"/>
-          <w:sz w:val="28"/>
-          <w:lang w:val="ru-RU"/>
-        </w:rPr>
-        <w:t>тация нацпроектов, «журналисты» – формулировка вопросов к министрам. Модератор организует и ведет мероприятие.</w:t>
-      </w:r>
-    </w:p>
-    <w:p>
-      <w:pPr>
-        <w:pStyle w:val="ae"/>
-        <w:ind w:left="0" w:right="-2"/>
-        <w:rPr>
-          <w:color w:val="000000"/>
-          <w:sz w:val="28"/>
-          <w:lang w:val="ru-RU"/>
-        </w:rPr>
-      </w:pPr>
-      <w:r>
-        <w:rPr>
-          <w:color w:val="000000"/>
-          <w:sz w:val="28"/>
-          <w:lang w:val="ru-RU"/>
-        </w:rPr>
-        <w:t>– Шаг 2. Проведение пресс-конференции, согласно плану. «Министры» выступают, «журналисты» задают вопросы, модератор организует работу.</w:t>
-      </w:r>
-    </w:p>
-    <w:p>
-      <w:pPr>
-        <w:pStyle w:val="ae"/>
-        <w:ind w:left="0" w:right="-2"/>
-        <w:rPr>
-          <w:color w:val="000000"/>
-          <w:sz w:val="28"/>
-          <w:lang w:val="ru-RU"/>
-        </w:rPr>
-      </w:pPr>
-      <w:r>
-        <w:rPr>
-          <w:color w:val="000000"/>
-          <w:sz w:val="28"/>
-          <w:lang w:val="ru-RU"/>
-        </w:rPr>
-        <w:t>– Шаг 3. Подведение итогов, рефлексия, перекрестное рецензирование.</w:t>
-      </w:r>
-    </w:p>
-    <w:p>
-      <w:pPr>
-        <w:pStyle w:val="ae"/>
-        <w:ind w:left="0" w:right="-2"/>
-        <w:rPr>
-          <w:color w:val="000000"/>
-          <w:sz w:val="28"/>
-          <w:lang w:val="ru-RU"/>
-        </w:rPr>
-      </w:pPr>
-    </w:p>
-    <w:p>
-      <w:pPr>
-        <w:pStyle w:val="ae"/>
-        <w:ind w:left="0" w:right="-2"/>
-        <w:rPr>
-          <w:color w:val="000000"/>
-          <w:sz w:val="28"/>
-          <w:lang w:val="ru-RU"/>
-        </w:rPr>
-      </w:pPr>
-    </w:p>
-    <w:p>
-      <w:pPr>
-        <w:pStyle w:val="ae"/>
-        <w:ind w:left="0" w:right="-2"/>
-        <w:rPr>
-          <w:color w:val="000000"/>
-          <w:sz w:val="28"/>
-          <w:lang w:val="ru-RU"/>
-        </w:rPr>
-      </w:pPr>
-      <w:r>
-        <w:rPr>
-          <w:color w:val="000000"/>
-          <w:sz w:val="28"/>
-          <w:lang w:val="ru-RU"/>
-        </w:rPr>
-        <w:t>4.2.5. Пример задания для разбора кейса</w:t>
-      </w:r>
-    </w:p>
-    <w:p>
-      <w:pPr>
-        <w:pStyle w:val="ae"/>
-        <w:ind w:left="0" w:right="-2"/>
-        <w:rPr>
-          <w:color w:val="000000"/>
-          <w:sz w:val="28"/>
-          <w:lang w:val="ru-RU"/>
-        </w:rPr>
-      </w:pPr>
-      <w:r>
-        <w:rPr>
-          <w:color w:val="000000"/>
-          <w:sz w:val="28"/>
-          <w:lang w:val="ru-RU"/>
-        </w:rPr>
-        <w:t>Тема «Стратегическое планирование» раздела «Политическое устро</w:t>
-      </w:r>
-      <w:r>
-        <w:rPr>
-          <w:color w:val="000000"/>
-          <w:sz w:val="28"/>
-          <w:lang w:val="ru-RU"/>
-        </w:rPr>
-        <w:t>й</w:t>
-      </w:r>
-      <w:r>
-        <w:rPr>
-          <w:color w:val="000000"/>
-          <w:sz w:val="28"/>
-          <w:lang w:val="ru-RU"/>
-        </w:rPr>
-        <w:t>ство России»</w:t>
-      </w:r>
-    </w:p>
-    <w:p>
-      <w:pPr>
-        <w:pStyle w:val="ae"/>
-        <w:ind w:left="0" w:right="-2"/>
-        <w:rPr>
-          <w:color w:val="000000"/>
-          <w:sz w:val="28"/>
-          <w:lang w:val="ru-RU"/>
-        </w:rPr>
-      </w:pPr>
-      <w:r>
-        <w:rPr>
-          <w:color w:val="000000"/>
-          <w:sz w:val="28"/>
-          <w:lang w:val="ru-RU"/>
-        </w:rPr>
-        <w:t xml:space="preserve">Изучите Паспорт национального проекта «Жилье и городская среда» (утв. президиумом Совета при Президенте РФ по стратегическому развитию и национальным проектам, протокол от 24.12.2018 N 16) и определите: </w:t>
-      </w:r>
-    </w:p>
-    <w:p>
-      <w:pPr>
-        <w:pStyle w:val="ae"/>
-        <w:ind w:left="0" w:right="-2"/>
-        <w:rPr>
-          <w:color w:val="000000"/>
-          <w:sz w:val="28"/>
-          <w:lang w:val="ru-RU"/>
-        </w:rPr>
-      </w:pPr>
-      <w:r>
-        <w:rPr>
-          <w:color w:val="000000"/>
-          <w:sz w:val="28"/>
-          <w:lang w:val="ru-RU"/>
-        </w:rPr>
-        <w:t xml:space="preserve">1) какие цели и индикаторы данного национального проекта имеют приоритетное значение для региона вашего проживания и почему; </w:t>
-      </w:r>
-    </w:p>
-    <w:p>
-      <w:pPr>
-        <w:pStyle w:val="ae"/>
-        <w:ind w:left="0" w:right="-2"/>
-        <w:rPr>
-          <w:color w:val="000000"/>
-          <w:sz w:val="28"/>
-          <w:lang w:val="ru-RU"/>
-        </w:rPr>
-      </w:pPr>
-      <w:r>
-        <w:rPr>
-          <w:color w:val="000000"/>
-          <w:sz w:val="28"/>
-          <w:lang w:val="ru-RU"/>
-        </w:rPr>
-        <w:t>2) Что из подпроекта Формирование комфортной городской среды н</w:t>
-      </w:r>
-      <w:r>
-        <w:rPr>
-          <w:color w:val="000000"/>
-          <w:sz w:val="28"/>
-          <w:lang w:val="ru-RU"/>
-        </w:rPr>
-        <w:t>е</w:t>
-      </w:r>
-      <w:r>
-        <w:rPr>
-          <w:color w:val="000000"/>
-          <w:sz w:val="28"/>
-          <w:lang w:val="ru-RU"/>
-        </w:rPr>
-        <w:t>достаточно реализовано в вашем городе проживания? Какие предложения по совершенствованию этого проекта вы можете предложить?</w:t>
-      </w:r>
-    </w:p>
-    <w:p>
-      <w:pPr>
-        <w:pStyle w:val="ae"/>
-        <w:ind w:left="0" w:right="-2"/>
-        <w:rPr>
-          <w:color w:val="000000"/>
-          <w:sz w:val="28"/>
-          <w:lang w:val="ru-RU"/>
-        </w:rPr>
-      </w:pPr>
-    </w:p>
-    <w:p>
-      <w:pPr>
-        <w:pStyle w:val="ae"/>
-        <w:ind w:left="0" w:right="-2"/>
-        <w:rPr>
-          <w:color w:val="000000"/>
-          <w:sz w:val="28"/>
-          <w:lang w:val="ru-RU"/>
-        </w:rPr>
-      </w:pPr>
-      <w:r>
-        <w:rPr>
-          <w:color w:val="000000"/>
-          <w:sz w:val="28"/>
-          <w:lang w:val="ru-RU"/>
-        </w:rPr>
-        <w:t>4.2.6. Примерные тестовые задания</w:t>
-      </w:r>
-    </w:p>
-    <w:p>
-      <w:pPr>
-        <w:pStyle w:val="ae"/>
-        <w:ind w:left="0" w:right="-2"/>
-        <w:rPr>
-          <w:color w:val="000000"/>
-          <w:sz w:val="28"/>
-          <w:lang w:val="ru-RU"/>
-        </w:rPr>
-      </w:pPr>
-      <w:r>
-        <w:rPr>
-          <w:color w:val="000000"/>
-          <w:sz w:val="28"/>
-          <w:lang w:val="ru-RU"/>
-        </w:rPr>
-        <w:t>Тема «Российское государство-цивилизация»</w:t>
-      </w:r>
-    </w:p>
-    <w:p>
-      <w:pPr>
-        <w:pStyle w:val="ae"/>
-        <w:ind w:left="0" w:right="-2"/>
-        <w:rPr>
-          <w:color w:val="000000"/>
-          <w:sz w:val="28"/>
-          <w:lang w:val="ru-RU"/>
-        </w:rPr>
-      </w:pPr>
-      <w:r>
-        <w:rPr>
-          <w:color w:val="000000"/>
-          <w:sz w:val="28"/>
-          <w:lang w:val="ru-RU"/>
-        </w:rPr>
-        <w:t>1. Понимание истории как развития культурно-исторических общн</w:t>
-      </w:r>
-      <w:r>
-        <w:rPr>
-          <w:color w:val="000000"/>
-          <w:sz w:val="28"/>
-          <w:lang w:val="ru-RU"/>
-        </w:rPr>
-        <w:t>о</w:t>
-      </w:r>
-      <w:r>
-        <w:rPr>
-          <w:color w:val="000000"/>
-          <w:sz w:val="28"/>
-          <w:lang w:val="ru-RU"/>
-        </w:rPr>
-        <w:t>стей, каждая из которых характеризуется неповторимым набором культу</w:t>
-      </w:r>
-      <w:r>
-        <w:rPr>
-          <w:color w:val="000000"/>
-          <w:sz w:val="28"/>
-          <w:lang w:val="ru-RU"/>
-        </w:rPr>
-        <w:t>р</w:t>
-      </w:r>
-      <w:r>
-        <w:rPr>
-          <w:color w:val="000000"/>
-          <w:sz w:val="28"/>
-          <w:lang w:val="ru-RU"/>
-        </w:rPr>
-        <w:t xml:space="preserve">ных особенностей, – черта … </w:t>
-      </w:r>
-    </w:p>
-    <w:p>
-      <w:pPr>
-        <w:pStyle w:val="ae"/>
-        <w:ind w:left="0" w:right="-2"/>
-        <w:rPr>
-          <w:color w:val="000000"/>
-          <w:sz w:val="28"/>
-          <w:lang w:val="ru-RU"/>
-        </w:rPr>
-      </w:pPr>
-      <w:r>
-        <w:rPr>
-          <w:color w:val="000000"/>
-          <w:sz w:val="28"/>
-          <w:lang w:val="ru-RU"/>
-        </w:rPr>
-        <w:t>1) цивилизационного подхода</w:t>
-      </w:r>
-    </w:p>
-    <w:p>
-      <w:pPr>
-        <w:pStyle w:val="ae"/>
-        <w:ind w:left="0" w:right="-2"/>
-        <w:rPr>
-          <w:color w:val="000000"/>
-          <w:sz w:val="28"/>
-          <w:lang w:val="ru-RU"/>
-        </w:rPr>
-      </w:pPr>
-      <w:r>
-        <w:rPr>
-          <w:color w:val="000000"/>
-          <w:sz w:val="28"/>
-          <w:lang w:val="ru-RU"/>
-        </w:rPr>
-        <w:t>2) формационного подхода</w:t>
-      </w:r>
-    </w:p>
-    <w:p>
-      <w:pPr>
-        <w:pStyle w:val="ae"/>
-        <w:ind w:left="0" w:right="-2"/>
-        <w:rPr>
-          <w:color w:val="000000"/>
-          <w:sz w:val="28"/>
-          <w:lang w:val="ru-RU"/>
-        </w:rPr>
-      </w:pPr>
-      <w:r>
-        <w:rPr>
-          <w:color w:val="000000"/>
-          <w:sz w:val="28"/>
-          <w:lang w:val="ru-RU"/>
-        </w:rPr>
-        <w:t>3) стадиального подхода</w:t>
-      </w:r>
-    </w:p>
-    <w:p>
-      <w:pPr>
-        <w:pStyle w:val="ae"/>
-        <w:ind w:left="0" w:right="-2"/>
-        <w:rPr>
-          <w:color w:val="000000"/>
-          <w:sz w:val="28"/>
-          <w:lang w:val="ru-RU"/>
-        </w:rPr>
-      </w:pPr>
-      <w:r>
-        <w:rPr>
-          <w:color w:val="000000"/>
-          <w:sz w:val="28"/>
-          <w:lang w:val="ru-RU"/>
-        </w:rPr>
-        <w:t>4) прогрессистского подхода</w:t>
-      </w:r>
-    </w:p>
-    <w:p>
-      <w:pPr>
-        <w:pStyle w:val="ae"/>
-        <w:ind w:left="0" w:right="-2"/>
-        <w:rPr>
-          <w:color w:val="000000"/>
-          <w:sz w:val="28"/>
-          <w:lang w:val="ru-RU"/>
-        </w:rPr>
-      </w:pPr>
-    </w:p>
-    <w:p>
-      <w:pPr>
-        <w:pStyle w:val="ae"/>
-        <w:ind w:left="0" w:right="-2"/>
-        <w:rPr>
-          <w:color w:val="000000"/>
-          <w:sz w:val="28"/>
-          <w:lang w:val="ru-RU"/>
-        </w:rPr>
-      </w:pPr>
-      <w:r>
-        <w:rPr>
-          <w:color w:val="000000"/>
-          <w:sz w:val="28"/>
-          <w:lang w:val="ru-RU"/>
-        </w:rPr>
-        <w:t>2. Кто из исследователей считал, что движущими силами истории я</w:t>
-      </w:r>
-      <w:r>
-        <w:rPr>
-          <w:color w:val="000000"/>
-          <w:sz w:val="28"/>
-          <w:lang w:val="ru-RU"/>
-        </w:rPr>
-        <w:t>в</w:t>
-      </w:r>
-      <w:r>
-        <w:rPr>
-          <w:color w:val="000000"/>
-          <w:sz w:val="28"/>
-          <w:lang w:val="ru-RU"/>
-        </w:rPr>
-        <w:t>ляются вызов, брошенный цивилизациям извне, и их ответ на этот вызов?</w:t>
-      </w:r>
-    </w:p>
-    <w:p>
-      <w:pPr>
-        <w:pStyle w:val="ae"/>
-        <w:ind w:left="0" w:right="-2"/>
-        <w:rPr>
-          <w:color w:val="000000"/>
-          <w:sz w:val="28"/>
-          <w:lang w:val="ru-RU"/>
-        </w:rPr>
-      </w:pPr>
-      <w:r>
-        <w:rPr>
-          <w:color w:val="000000"/>
-          <w:sz w:val="28"/>
-          <w:lang w:val="ru-RU"/>
-        </w:rPr>
-        <w:t>1) Фридрих Энгельс</w:t>
-      </w:r>
-    </w:p>
-    <w:p>
-      <w:pPr>
-        <w:pStyle w:val="ae"/>
-        <w:ind w:left="0" w:right="-2"/>
-        <w:rPr>
-          <w:color w:val="000000"/>
-          <w:sz w:val="28"/>
-          <w:lang w:val="ru-RU"/>
-        </w:rPr>
-      </w:pPr>
-      <w:r>
-        <w:rPr>
-          <w:color w:val="000000"/>
-          <w:sz w:val="28"/>
-          <w:lang w:val="ru-RU"/>
-        </w:rPr>
-        <w:t>2) Арнольд Тойнби</w:t>
-      </w:r>
-    </w:p>
-    <w:p>
-      <w:pPr>
-        <w:pStyle w:val="ae"/>
-        <w:ind w:left="0" w:right="-2"/>
-        <w:rPr>
-          <w:color w:val="000000"/>
-          <w:sz w:val="28"/>
-          <w:lang w:val="ru-RU"/>
-        </w:rPr>
-      </w:pPr>
-      <w:r>
-        <w:rPr>
-          <w:color w:val="000000"/>
-          <w:sz w:val="28"/>
-          <w:lang w:val="ru-RU"/>
-        </w:rPr>
-        <w:t>3) Освальд Шпенглер</w:t>
-      </w:r>
-    </w:p>
-    <w:p>
-      <w:pPr>
-        <w:pStyle w:val="ae"/>
-        <w:ind w:left="0" w:right="-2"/>
-        <w:rPr>
-          <w:color w:val="000000"/>
-          <w:sz w:val="28"/>
-          <w:lang w:val="ru-RU"/>
-        </w:rPr>
-      </w:pPr>
-      <w:r>
-        <w:rPr>
-          <w:color w:val="000000"/>
-          <w:sz w:val="28"/>
-          <w:lang w:val="ru-RU"/>
-        </w:rPr>
-        <w:t>4) Питирим Сорокин</w:t>
-      </w:r>
-    </w:p>
-    <w:p>
-      <w:pPr>
-        <w:pStyle w:val="ae"/>
-        <w:ind w:left="0" w:right="-2"/>
-        <w:rPr>
-          <w:color w:val="000000"/>
-          <w:sz w:val="28"/>
-          <w:lang w:val="ru-RU"/>
-        </w:rPr>
-      </w:pPr>
-    </w:p>
-    <w:p>
-      <w:pPr>
-        <w:pStyle w:val="ae"/>
-        <w:ind w:left="0" w:right="-2"/>
-        <w:rPr>
-          <w:color w:val="000000"/>
-          <w:sz w:val="28"/>
-          <w:lang w:val="ru-RU"/>
-        </w:rPr>
-      </w:pPr>
-      <w:r>
-        <w:rPr>
-          <w:color w:val="000000"/>
-          <w:sz w:val="28"/>
-          <w:lang w:val="ru-RU"/>
-        </w:rPr>
-        <w:t xml:space="preserve">3. Локальные цивилизации являются: </w:t>
-      </w:r>
-    </w:p>
-    <w:p>
-      <w:pPr>
-        <w:pStyle w:val="ae"/>
-        <w:ind w:left="0" w:right="-2"/>
-        <w:rPr>
-          <w:color w:val="000000"/>
-          <w:sz w:val="28"/>
-          <w:lang w:val="ru-RU"/>
-        </w:rPr>
-      </w:pPr>
-      <w:r>
-        <w:rPr>
-          <w:color w:val="000000"/>
-          <w:sz w:val="28"/>
-          <w:lang w:val="ru-RU"/>
-        </w:rPr>
-        <w:t xml:space="preserve">1) доступными </w:t>
-      </w:r>
-    </w:p>
-    <w:p>
-      <w:pPr>
-        <w:pStyle w:val="ae"/>
-        <w:ind w:left="0" w:right="-2"/>
-        <w:rPr>
-          <w:color w:val="000000"/>
-          <w:sz w:val="28"/>
-          <w:lang w:val="ru-RU"/>
-        </w:rPr>
-      </w:pPr>
-      <w:r>
-        <w:rPr>
-          <w:color w:val="000000"/>
-          <w:sz w:val="28"/>
-          <w:lang w:val="ru-RU"/>
-        </w:rPr>
-        <w:t xml:space="preserve">2) открытыми </w:t>
-      </w:r>
-    </w:p>
-    <w:p>
-      <w:pPr>
-        <w:pStyle w:val="ae"/>
-        <w:ind w:left="0" w:right="-2"/>
-        <w:rPr>
-          <w:color w:val="000000"/>
-          <w:sz w:val="28"/>
-          <w:lang w:val="ru-RU"/>
-        </w:rPr>
-      </w:pPr>
-      <w:r>
-        <w:rPr>
-          <w:color w:val="000000"/>
-          <w:sz w:val="28"/>
-          <w:lang w:val="ru-RU"/>
-        </w:rPr>
-        <w:t xml:space="preserve">3) закрытыми </w:t>
-      </w:r>
-    </w:p>
-    <w:p>
-      <w:pPr>
-        <w:pStyle w:val="ae"/>
-        <w:ind w:left="0" w:right="-2"/>
-        <w:rPr>
-          <w:color w:val="000000"/>
-          <w:sz w:val="28"/>
-          <w:lang w:val="ru-RU"/>
-        </w:rPr>
-      </w:pPr>
-      <w:r>
-        <w:rPr>
-          <w:color w:val="000000"/>
-          <w:sz w:val="28"/>
-          <w:lang w:val="ru-RU"/>
-        </w:rPr>
-        <w:t xml:space="preserve">4) принципиально непознаваемыми </w:t>
-      </w:r>
-    </w:p>
-    <w:p>
-      <w:pPr>
-        <w:pStyle w:val="ae"/>
-        <w:ind w:left="0" w:right="-2"/>
-        <w:rPr>
-          <w:color w:val="000000"/>
-          <w:sz w:val="28"/>
-          <w:lang w:val="ru-RU"/>
-        </w:rPr>
-      </w:pPr>
-    </w:p>
-    <w:p>
-      <w:pPr>
-        <w:pStyle w:val="ae"/>
-        <w:ind w:left="0" w:right="-2"/>
-        <w:rPr>
-          <w:color w:val="000000"/>
-          <w:sz w:val="28"/>
-          <w:lang w:val="ru-RU"/>
-        </w:rPr>
-      </w:pPr>
-      <w:r>
-        <w:rPr>
-          <w:color w:val="000000"/>
-          <w:sz w:val="28"/>
-          <w:lang w:val="ru-RU"/>
-        </w:rPr>
-        <w:t xml:space="preserve">4. Назовите известного русского социолога XIX в., автора концепции локальных цивилизаций </w:t>
-      </w:r>
-    </w:p>
-    <w:p>
-      <w:pPr>
-        <w:pStyle w:val="ae"/>
-        <w:ind w:left="0" w:right="-2"/>
-        <w:rPr>
-          <w:color w:val="000000"/>
-          <w:sz w:val="28"/>
-          <w:lang w:val="ru-RU"/>
-        </w:rPr>
-      </w:pPr>
-      <w:r>
-        <w:rPr>
-          <w:color w:val="000000"/>
-          <w:sz w:val="28"/>
-          <w:lang w:val="ru-RU"/>
-        </w:rPr>
-        <w:t xml:space="preserve">1) Н. Михайловский </w:t>
-      </w:r>
-    </w:p>
-    <w:p>
-      <w:pPr>
-        <w:pStyle w:val="ae"/>
-        <w:ind w:left="0" w:right="-2"/>
-        <w:rPr>
-          <w:color w:val="000000"/>
-          <w:sz w:val="28"/>
-          <w:lang w:val="ru-RU"/>
-        </w:rPr>
-      </w:pPr>
-      <w:r>
-        <w:rPr>
-          <w:color w:val="000000"/>
-          <w:sz w:val="28"/>
-          <w:lang w:val="ru-RU"/>
-        </w:rPr>
-        <w:t xml:space="preserve">2) К. Леонтьев </w:t>
-      </w:r>
-    </w:p>
-    <w:p>
-      <w:pPr>
-        <w:pStyle w:val="ae"/>
-        <w:ind w:left="0" w:right="-2"/>
-        <w:rPr>
-          <w:color w:val="000000"/>
-          <w:sz w:val="28"/>
-          <w:lang w:val="ru-RU"/>
-        </w:rPr>
-      </w:pPr>
-      <w:r>
-        <w:rPr>
-          <w:color w:val="000000"/>
-          <w:sz w:val="28"/>
-          <w:lang w:val="ru-RU"/>
-        </w:rPr>
-        <w:t xml:space="preserve">3) Н. Данилевский </w:t>
-      </w:r>
-    </w:p>
-    <w:p>
-      <w:pPr>
-        <w:pStyle w:val="ae"/>
-        <w:ind w:left="0" w:right="-2"/>
-        <w:rPr>
-          <w:color w:val="000000"/>
-          <w:sz w:val="28"/>
-          <w:lang w:val="ru-RU"/>
-        </w:rPr>
-      </w:pPr>
-      <w:r>
-        <w:rPr>
-          <w:color w:val="000000"/>
-          <w:sz w:val="28"/>
-          <w:lang w:val="ru-RU"/>
-        </w:rPr>
-        <w:t xml:space="preserve">4) Н. Гумилев </w:t>
-      </w:r>
-    </w:p>
-    <w:p>
-      <w:pPr>
-        <w:pStyle w:val="ae"/>
-        <w:ind w:left="0" w:right="-2"/>
-        <w:rPr>
-          <w:color w:val="000000"/>
-          <w:sz w:val="28"/>
-          <w:lang w:val="ru-RU"/>
-        </w:rPr>
-      </w:pPr>
-    </w:p>
-    <w:p>
-      <w:pPr>
-        <w:pStyle w:val="ae"/>
-        <w:ind w:left="0" w:right="-2"/>
-        <w:rPr>
-          <w:color w:val="000000"/>
-          <w:sz w:val="28"/>
-          <w:lang w:val="ru-RU"/>
-        </w:rPr>
-      </w:pPr>
-      <w:r>
-        <w:rPr>
-          <w:color w:val="000000"/>
-          <w:sz w:val="28"/>
-          <w:lang w:val="ru-RU"/>
-        </w:rPr>
-        <w:t>5. Общественно-экономическая формация – это …</w:t>
-      </w:r>
-    </w:p>
-    <w:p>
-      <w:pPr>
-        <w:pStyle w:val="ae"/>
-        <w:ind w:left="0" w:right="-2"/>
-        <w:rPr>
-          <w:color w:val="000000"/>
-          <w:sz w:val="28"/>
-          <w:lang w:val="ru-RU"/>
-        </w:rPr>
-      </w:pPr>
-      <w:r>
-        <w:rPr>
-          <w:color w:val="000000"/>
-          <w:sz w:val="28"/>
-          <w:lang w:val="ru-RU"/>
-        </w:rPr>
-        <w:t xml:space="preserve">1) Общество с присущей ему формой правления </w:t>
-      </w:r>
-    </w:p>
-    <w:p>
-      <w:pPr>
-        <w:pStyle w:val="ae"/>
-        <w:ind w:left="0" w:right="-2"/>
-        <w:rPr>
-          <w:color w:val="000000"/>
-          <w:sz w:val="28"/>
-          <w:lang w:val="ru-RU"/>
-        </w:rPr>
-      </w:pPr>
-      <w:r>
-        <w:rPr>
-          <w:color w:val="000000"/>
-          <w:sz w:val="28"/>
-          <w:lang w:val="ru-RU"/>
-        </w:rPr>
-        <w:t>2) Общество с присущим ему экономическим базисом и возвыша</w:t>
-      </w:r>
-      <w:r>
-        <w:rPr>
-          <w:color w:val="000000"/>
-          <w:sz w:val="28"/>
-          <w:lang w:val="ru-RU"/>
-        </w:rPr>
-        <w:t>ю</w:t>
-      </w:r>
-      <w:r>
-        <w:rPr>
-          <w:color w:val="000000"/>
-          <w:sz w:val="28"/>
-          <w:lang w:val="ru-RU"/>
-        </w:rPr>
-        <w:t xml:space="preserve">щейся над ним политико-юридической надстройкой </w:t>
-      </w:r>
-    </w:p>
-    <w:p>
-      <w:pPr>
-        <w:pStyle w:val="ae"/>
-        <w:ind w:left="0" w:right="-2"/>
-        <w:rPr>
-          <w:color w:val="000000"/>
-          <w:sz w:val="28"/>
-          <w:lang w:val="ru-RU"/>
-        </w:rPr>
-      </w:pPr>
-      <w:r>
-        <w:rPr>
-          <w:color w:val="000000"/>
-          <w:sz w:val="28"/>
-          <w:lang w:val="ru-RU"/>
-        </w:rPr>
-        <w:t xml:space="preserve">3) Локальная замкнутая цивилизация </w:t>
-      </w:r>
-    </w:p>
-    <w:p>
-      <w:pPr>
-        <w:pStyle w:val="ae"/>
-        <w:ind w:left="0" w:right="-2"/>
-        <w:rPr>
-          <w:color w:val="000000"/>
-          <w:sz w:val="28"/>
-          <w:lang w:val="ru-RU"/>
-        </w:rPr>
-      </w:pPr>
-      <w:r>
-        <w:rPr>
-          <w:color w:val="000000"/>
-          <w:sz w:val="28"/>
-          <w:lang w:val="ru-RU"/>
-        </w:rPr>
-        <w:t xml:space="preserve">4) Совокупность взаимоотношений людей в конкретном пространстве </w:t>
-      </w:r>
-    </w:p>
-    <w:p>
-      <w:pPr>
-        <w:pStyle w:val="ae"/>
-        <w:ind w:left="0" w:right="-2"/>
-        <w:rPr>
-          <w:color w:val="000000"/>
-          <w:sz w:val="28"/>
-          <w:lang w:val="ru-RU"/>
-        </w:rPr>
-      </w:pPr>
-    </w:p>
-    <w:p>
-      <w:pPr>
-        <w:pStyle w:val="ae"/>
-        <w:ind w:left="0" w:right="-2"/>
-        <w:rPr>
-          <w:color w:val="000000"/>
-          <w:sz w:val="28"/>
-          <w:lang w:val="ru-RU"/>
-        </w:rPr>
-      </w:pPr>
-      <w:r>
-        <w:rPr>
-          <w:color w:val="000000"/>
-          <w:sz w:val="28"/>
-          <w:lang w:val="ru-RU"/>
-        </w:rPr>
-        <w:t>6. Определяющие отношения между людьми, в марксистской филос</w:t>
-      </w:r>
-      <w:r>
-        <w:rPr>
-          <w:color w:val="000000"/>
-          <w:sz w:val="28"/>
-          <w:lang w:val="ru-RU"/>
-        </w:rPr>
-        <w:t>о</w:t>
-      </w:r>
-      <w:r>
-        <w:rPr>
-          <w:color w:val="000000"/>
-          <w:sz w:val="28"/>
-          <w:lang w:val="ru-RU"/>
-        </w:rPr>
-        <w:t>фии</w:t>
-      </w:r>
-    </w:p>
-    <w:p>
-      <w:pPr>
-        <w:pStyle w:val="ae"/>
-        <w:ind w:left="0" w:right="-2"/>
-        <w:rPr>
-          <w:color w:val="000000"/>
-          <w:sz w:val="28"/>
-          <w:lang w:val="ru-RU"/>
-        </w:rPr>
-      </w:pPr>
-      <w:r>
-        <w:rPr>
-          <w:color w:val="000000"/>
-          <w:sz w:val="28"/>
-          <w:lang w:val="ru-RU"/>
-        </w:rPr>
-        <w:t xml:space="preserve">1) Производственные </w:t>
-      </w:r>
-    </w:p>
-    <w:p>
-      <w:pPr>
-        <w:pStyle w:val="ae"/>
-        <w:ind w:left="0" w:right="-2"/>
-        <w:rPr>
-          <w:color w:val="000000"/>
-          <w:sz w:val="28"/>
-          <w:lang w:val="ru-RU"/>
-        </w:rPr>
-      </w:pPr>
-      <w:r>
-        <w:rPr>
-          <w:color w:val="000000"/>
-          <w:sz w:val="28"/>
-          <w:lang w:val="ru-RU"/>
-        </w:rPr>
-        <w:t>2) Политические</w:t>
-      </w:r>
-    </w:p>
-    <w:p>
-      <w:pPr>
-        <w:pStyle w:val="ae"/>
-        <w:ind w:left="0" w:right="-2"/>
-        <w:rPr>
-          <w:color w:val="000000"/>
-          <w:sz w:val="28"/>
-          <w:lang w:val="ru-RU"/>
-        </w:rPr>
-      </w:pPr>
-      <w:r>
-        <w:rPr>
-          <w:color w:val="000000"/>
-          <w:sz w:val="28"/>
-          <w:lang w:val="ru-RU"/>
-        </w:rPr>
-        <w:t>3) Правовые</w:t>
-      </w:r>
-    </w:p>
-    <w:p>
-      <w:pPr>
-        <w:pStyle w:val="ae"/>
-        <w:ind w:left="0" w:right="-2"/>
-        <w:rPr>
-          <w:color w:val="000000"/>
-          <w:sz w:val="28"/>
-          <w:lang w:val="ru-RU"/>
-        </w:rPr>
-      </w:pPr>
-      <w:r>
-        <w:rPr>
-          <w:color w:val="000000"/>
-          <w:sz w:val="28"/>
-          <w:lang w:val="ru-RU"/>
-        </w:rPr>
-        <w:t>4) Идеологические</w:t>
-      </w:r>
-    </w:p>
-    <w:p>
-      <w:pPr>
-        <w:pStyle w:val="ae"/>
-        <w:ind w:left="0" w:right="-2"/>
-        <w:rPr>
-          <w:color w:val="000000"/>
-          <w:sz w:val="28"/>
-          <w:lang w:val="ru-RU"/>
-        </w:rPr>
-      </w:pPr>
-    </w:p>
-    <w:p>
-      <w:pPr>
-        <w:pStyle w:val="ae"/>
-        <w:ind w:left="0" w:right="-2"/>
-        <w:rPr>
-          <w:color w:val="000000"/>
-          <w:sz w:val="28"/>
-          <w:lang w:val="ru-RU"/>
-        </w:rPr>
-      </w:pPr>
-      <w:r>
-        <w:rPr>
-          <w:color w:val="000000"/>
-          <w:sz w:val="28"/>
-          <w:lang w:val="ru-RU"/>
-        </w:rPr>
-        <w:t>7. А. Тойнби, известный английский историк и социолог, представлял цивилизацию как …</w:t>
-      </w:r>
-    </w:p>
-    <w:p>
-      <w:pPr>
-        <w:pStyle w:val="ae"/>
-        <w:ind w:left="0" w:right="-2"/>
-        <w:rPr>
-          <w:color w:val="000000"/>
-          <w:sz w:val="28"/>
-          <w:lang w:val="ru-RU"/>
-        </w:rPr>
-      </w:pPr>
-      <w:r>
-        <w:rPr>
-          <w:color w:val="000000"/>
-          <w:sz w:val="28"/>
-          <w:lang w:val="ru-RU"/>
-        </w:rPr>
-        <w:t xml:space="preserve">1) стадиальную цивилизацию </w:t>
-      </w:r>
-    </w:p>
-    <w:p>
-      <w:pPr>
-        <w:pStyle w:val="ae"/>
-        <w:ind w:left="0" w:right="-2"/>
-        <w:rPr>
-          <w:color w:val="000000"/>
-          <w:sz w:val="28"/>
-          <w:lang w:val="ru-RU"/>
-        </w:rPr>
-      </w:pPr>
-      <w:r>
-        <w:rPr>
-          <w:color w:val="000000"/>
-          <w:sz w:val="28"/>
-          <w:lang w:val="ru-RU"/>
-        </w:rPr>
-        <w:t xml:space="preserve">2) целостную общественную систему </w:t>
-      </w:r>
-    </w:p>
-    <w:p>
-      <w:pPr>
-        <w:pStyle w:val="ae"/>
-        <w:ind w:left="0" w:right="-2"/>
-        <w:rPr>
-          <w:color w:val="000000"/>
-          <w:sz w:val="28"/>
-          <w:lang w:val="ru-RU"/>
-        </w:rPr>
-      </w:pPr>
-      <w:r>
-        <w:rPr>
-          <w:color w:val="000000"/>
-          <w:sz w:val="28"/>
-          <w:lang w:val="ru-RU"/>
-        </w:rPr>
-        <w:t xml:space="preserve">3) локальную цивилизацию </w:t>
-      </w:r>
-    </w:p>
-    <w:p>
-      <w:pPr>
-        <w:pStyle w:val="ae"/>
-        <w:ind w:left="0" w:right="-2"/>
-        <w:rPr>
-          <w:color w:val="000000"/>
-          <w:sz w:val="28"/>
-          <w:lang w:val="ru-RU"/>
-        </w:rPr>
-      </w:pPr>
-      <w:r>
-        <w:rPr>
-          <w:color w:val="000000"/>
-          <w:sz w:val="28"/>
-          <w:lang w:val="ru-RU"/>
-        </w:rPr>
-        <w:t xml:space="preserve">4) универсальную и многозначную систему </w:t>
-      </w:r>
-    </w:p>
-    <w:p>
-      <w:pPr>
-        <w:pStyle w:val="ae"/>
-        <w:ind w:left="0" w:right="-2"/>
-        <w:rPr>
-          <w:color w:val="000000"/>
-          <w:sz w:val="28"/>
-          <w:lang w:val="ru-RU"/>
-        </w:rPr>
-      </w:pPr>
-    </w:p>
-    <w:p>
-      <w:pPr>
-        <w:pStyle w:val="ae"/>
-        <w:ind w:left="0" w:right="-2"/>
-        <w:rPr>
-          <w:color w:val="000000"/>
-          <w:sz w:val="28"/>
-          <w:lang w:val="ru-RU"/>
-        </w:rPr>
-      </w:pPr>
-      <w:r>
-        <w:rPr>
-          <w:color w:val="000000"/>
-          <w:sz w:val="28"/>
-          <w:lang w:val="ru-RU"/>
-        </w:rPr>
-        <w:t>8. Направление русской общественной мысли, сторонники которого о</w:t>
-      </w:r>
-      <w:r>
-        <w:rPr>
-          <w:color w:val="000000"/>
-          <w:sz w:val="28"/>
-          <w:lang w:val="ru-RU"/>
-        </w:rPr>
-        <w:t>т</w:t>
-      </w:r>
-      <w:r>
-        <w:rPr>
-          <w:color w:val="000000"/>
-          <w:sz w:val="28"/>
-          <w:lang w:val="ru-RU"/>
-        </w:rPr>
-        <w:t xml:space="preserve">стаивали идею самобытности русского народа: </w:t>
-      </w:r>
-    </w:p>
-    <w:p>
-      <w:pPr>
-        <w:pStyle w:val="ae"/>
-        <w:ind w:left="0" w:right="-2"/>
-        <w:rPr>
-          <w:color w:val="000000"/>
-          <w:sz w:val="28"/>
-          <w:lang w:val="ru-RU"/>
-        </w:rPr>
-      </w:pPr>
-      <w:r>
-        <w:rPr>
-          <w:color w:val="000000"/>
-          <w:sz w:val="28"/>
-          <w:lang w:val="ru-RU"/>
-        </w:rPr>
-        <w:t xml:space="preserve">1) общинный социализм </w:t>
-      </w:r>
-    </w:p>
-    <w:p>
-      <w:pPr>
-        <w:pStyle w:val="ae"/>
-        <w:ind w:left="0" w:right="-2"/>
-        <w:rPr>
-          <w:color w:val="000000"/>
-          <w:sz w:val="28"/>
-          <w:lang w:val="ru-RU"/>
-        </w:rPr>
-      </w:pPr>
-      <w:r>
-        <w:rPr>
-          <w:color w:val="000000"/>
-          <w:sz w:val="28"/>
-          <w:lang w:val="ru-RU"/>
-        </w:rPr>
-        <w:t>2) консерватизм</w:t>
-      </w:r>
-    </w:p>
-    <w:p>
-      <w:pPr>
-        <w:pStyle w:val="ae"/>
-        <w:ind w:left="0" w:right="-2"/>
-        <w:rPr>
-          <w:color w:val="000000"/>
-          <w:sz w:val="28"/>
-          <w:lang w:val="ru-RU"/>
-        </w:rPr>
-      </w:pPr>
-      <w:r>
-        <w:rPr>
-          <w:color w:val="000000"/>
-          <w:sz w:val="28"/>
-          <w:lang w:val="ru-RU"/>
-        </w:rPr>
-        <w:t>3) славянофильство</w:t>
-      </w:r>
-    </w:p>
-    <w:p>
-      <w:pPr>
-        <w:pStyle w:val="ae"/>
-        <w:ind w:left="0" w:right="-2"/>
-        <w:rPr>
-          <w:color w:val="000000"/>
-          <w:sz w:val="28"/>
-          <w:lang w:val="ru-RU"/>
-        </w:rPr>
-      </w:pPr>
-      <w:r>
-        <w:rPr>
-          <w:color w:val="000000"/>
-          <w:sz w:val="28"/>
-          <w:lang w:val="ru-RU"/>
-        </w:rPr>
-        <w:t>4) западничество</w:t>
-      </w:r>
-    </w:p>
-    <w:p>
-      <w:pPr>
-        <w:pStyle w:val="ae"/>
-        <w:ind w:left="0" w:right="-2"/>
-        <w:rPr>
-          <w:color w:val="000000"/>
-          <w:sz w:val="28"/>
-          <w:lang w:val="ru-RU"/>
-        </w:rPr>
-      </w:pPr>
-    </w:p>
-    <w:p>
-      <w:pPr>
-        <w:pStyle w:val="ae"/>
-        <w:ind w:left="0" w:right="-2"/>
-        <w:rPr>
-          <w:color w:val="000000"/>
-          <w:sz w:val="28"/>
-          <w:lang w:val="ru-RU"/>
-        </w:rPr>
-      </w:pPr>
-      <w:r>
-        <w:rPr>
-          <w:color w:val="000000"/>
-          <w:sz w:val="28"/>
-          <w:lang w:val="ru-RU"/>
-        </w:rPr>
-        <w:t xml:space="preserve">9. Идею единства исторического пути России и европейских государств поддерживал: </w:t>
-      </w:r>
-    </w:p>
-    <w:p>
-      <w:pPr>
-        <w:pStyle w:val="ae"/>
-        <w:ind w:left="0" w:right="-2"/>
-        <w:rPr>
-          <w:color w:val="000000"/>
-          <w:sz w:val="28"/>
-          <w:lang w:val="ru-RU"/>
-        </w:rPr>
-      </w:pPr>
-      <w:r>
-        <w:rPr>
-          <w:color w:val="000000"/>
-          <w:sz w:val="28"/>
-          <w:lang w:val="ru-RU"/>
-        </w:rPr>
-        <w:t xml:space="preserve">1) Соловьёв </w:t>
-      </w:r>
-    </w:p>
-    <w:p>
-      <w:pPr>
-        <w:pStyle w:val="ae"/>
-        <w:ind w:left="0" w:right="-2"/>
-        <w:rPr>
-          <w:color w:val="000000"/>
-          <w:sz w:val="28"/>
-          <w:lang w:val="ru-RU"/>
-        </w:rPr>
-      </w:pPr>
-      <w:r>
-        <w:rPr>
-          <w:color w:val="000000"/>
-          <w:sz w:val="28"/>
-          <w:lang w:val="ru-RU"/>
-        </w:rPr>
-        <w:t xml:space="preserve">2) Булгарин </w:t>
-      </w:r>
-    </w:p>
-    <w:p>
-      <w:pPr>
-        <w:pStyle w:val="ae"/>
-        <w:ind w:left="0" w:right="-2"/>
-        <w:rPr>
-          <w:color w:val="000000"/>
-          <w:sz w:val="28"/>
-          <w:lang w:val="ru-RU"/>
-        </w:rPr>
-      </w:pPr>
-      <w:r>
-        <w:rPr>
-          <w:color w:val="000000"/>
-          <w:sz w:val="28"/>
-          <w:lang w:val="ru-RU"/>
-        </w:rPr>
-        <w:t xml:space="preserve">3) Уваров </w:t>
-      </w:r>
-    </w:p>
-    <w:p>
-      <w:pPr>
-        <w:pStyle w:val="ae"/>
-        <w:ind w:left="0" w:right="-2"/>
-        <w:rPr>
-          <w:color w:val="000000"/>
-          <w:sz w:val="28"/>
-          <w:lang w:val="ru-RU"/>
-        </w:rPr>
-      </w:pPr>
-      <w:r>
-        <w:rPr>
-          <w:color w:val="000000"/>
-          <w:sz w:val="28"/>
-          <w:lang w:val="ru-RU"/>
-        </w:rPr>
-        <w:t>4) Греч</w:t>
-      </w:r>
-    </w:p>
-    <w:p>
-      <w:pPr>
-        <w:pStyle w:val="ae"/>
-        <w:ind w:left="0" w:right="-2"/>
-        <w:rPr>
-          <w:color w:val="000000"/>
-          <w:sz w:val="28"/>
-          <w:lang w:val="ru-RU"/>
-        </w:rPr>
-      </w:pPr>
-    </w:p>
-    <w:p>
-      <w:pPr>
-        <w:pStyle w:val="ae"/>
-        <w:ind w:left="0" w:right="-2"/>
-        <w:rPr>
-          <w:color w:val="000000"/>
-          <w:sz w:val="28"/>
-          <w:lang w:val="ru-RU"/>
-        </w:rPr>
-      </w:pPr>
-      <w:r>
-        <w:rPr>
-          <w:color w:val="000000"/>
-          <w:sz w:val="28"/>
-          <w:lang w:val="ru-RU"/>
-        </w:rPr>
-        <w:t>4.3. Форма промежуточной аттестации по дисциплине: зачет.</w:t>
-      </w:r>
-    </w:p>
-    <w:p>
-      <w:pPr>
-        <w:pStyle w:val="ae"/>
-        <w:ind w:left="0" w:right="-2"/>
-        <w:rPr>
-          <w:color w:val="000000"/>
-          <w:sz w:val="28"/>
-          <w:lang w:val="ru-RU"/>
-        </w:rPr>
-      </w:pPr>
-      <w:r>
-        <w:rPr>
-          <w:color w:val="000000"/>
-          <w:sz w:val="28"/>
-          <w:lang w:val="ru-RU"/>
-        </w:rPr>
-        <w:t>Вопросы к зачету</w:t>
-      </w:r>
-    </w:p>
-    <w:p>
-      <w:pPr>
-        <w:pStyle w:val="ae"/>
-        <w:ind w:left="0" w:right="-2"/>
-        <w:rPr>
-          <w:color w:val="000000"/>
-          <w:sz w:val="28"/>
-          <w:lang w:val="ru-RU"/>
-        </w:rPr>
-      </w:pPr>
-      <w:r>
-        <w:rPr>
-          <w:color w:val="000000"/>
-          <w:sz w:val="28"/>
-          <w:lang w:val="ru-RU"/>
-        </w:rPr>
-        <w:t>1. Современная Россия: ключевые социально-экономические параме</w:t>
-      </w:r>
-      <w:r>
-        <w:rPr>
-          <w:color w:val="000000"/>
-          <w:sz w:val="28"/>
-          <w:lang w:val="ru-RU"/>
-        </w:rPr>
-        <w:t>т</w:t>
-      </w:r>
-      <w:r>
-        <w:rPr>
-          <w:color w:val="000000"/>
-          <w:sz w:val="28"/>
-          <w:lang w:val="ru-RU"/>
-        </w:rPr>
-        <w:t xml:space="preserve">ры. </w:t>
-      </w:r>
-    </w:p>
-    <w:p>
-      <w:pPr>
-        <w:pStyle w:val="ae"/>
-        <w:ind w:left="0" w:right="-2"/>
-        <w:rPr>
-          <w:color w:val="000000"/>
-          <w:sz w:val="28"/>
-          <w:lang w:val="ru-RU"/>
-        </w:rPr>
-      </w:pPr>
-      <w:r>
-        <w:rPr>
-          <w:color w:val="000000"/>
-          <w:sz w:val="28"/>
-          <w:lang w:val="ru-RU"/>
-        </w:rPr>
-        <w:t xml:space="preserve">2. Российский федерализм. </w:t>
-      </w:r>
-    </w:p>
-    <w:p>
-      <w:pPr>
-        <w:pStyle w:val="ae"/>
-        <w:ind w:left="0" w:right="-2"/>
-        <w:rPr>
-          <w:color w:val="000000"/>
-          <w:sz w:val="28"/>
-          <w:lang w:val="ru-RU"/>
-        </w:rPr>
-      </w:pPr>
-      <w:r>
-        <w:rPr>
-          <w:color w:val="000000"/>
-          <w:sz w:val="28"/>
-          <w:lang w:val="ru-RU"/>
-        </w:rPr>
-        <w:t xml:space="preserve">3. Цивилизационный подход в социальных науках. </w:t>
-      </w:r>
-    </w:p>
-    <w:p>
-      <w:pPr>
-        <w:pStyle w:val="ae"/>
-        <w:ind w:left="0" w:right="-2"/>
-        <w:rPr>
-          <w:color w:val="000000"/>
-          <w:sz w:val="28"/>
-          <w:lang w:val="ru-RU"/>
-        </w:rPr>
-      </w:pPr>
-      <w:r>
-        <w:rPr>
-          <w:color w:val="000000"/>
-          <w:sz w:val="28"/>
-          <w:lang w:val="ru-RU"/>
-        </w:rPr>
-        <w:t xml:space="preserve">4. Государство-нация и государство-цивилизация: общее и особенное. </w:t>
-      </w:r>
-    </w:p>
-    <w:p>
-      <w:pPr>
-        <w:pStyle w:val="ae"/>
-        <w:ind w:left="0" w:right="-2"/>
-        <w:rPr>
-          <w:color w:val="000000"/>
-          <w:sz w:val="28"/>
-          <w:lang w:val="ru-RU"/>
-        </w:rPr>
-      </w:pPr>
-      <w:r>
-        <w:rPr>
-          <w:color w:val="000000"/>
-          <w:sz w:val="28"/>
-          <w:lang w:val="ru-RU"/>
-        </w:rPr>
-        <w:t xml:space="preserve">5. Государство, власть, легитимность: понятия и определения. </w:t>
-      </w:r>
-    </w:p>
-    <w:p>
-      <w:pPr>
-        <w:pStyle w:val="ae"/>
-        <w:ind w:left="0" w:right="-2"/>
-        <w:rPr>
-          <w:color w:val="000000"/>
-          <w:sz w:val="28"/>
-          <w:lang w:val="ru-RU"/>
-        </w:rPr>
-      </w:pPr>
-      <w:r>
-        <w:rPr>
-          <w:color w:val="000000"/>
-          <w:sz w:val="28"/>
-          <w:lang w:val="ru-RU"/>
-        </w:rPr>
-        <w:t xml:space="preserve">6. Ценностные принципы российской цивилизации: подходы и идеи. </w:t>
-      </w:r>
-    </w:p>
-    <w:p>
-      <w:pPr>
-        <w:pStyle w:val="ae"/>
-        <w:ind w:left="0" w:right="-2"/>
-        <w:rPr>
-          <w:color w:val="000000"/>
-          <w:sz w:val="28"/>
-          <w:lang w:val="ru-RU"/>
-        </w:rPr>
-      </w:pPr>
-      <w:r>
-        <w:rPr>
-          <w:color w:val="000000"/>
-          <w:sz w:val="28"/>
-          <w:lang w:val="ru-RU"/>
-        </w:rPr>
-        <w:t xml:space="preserve">7. Исторические особенности формирования российской цивилизации. </w:t>
-      </w:r>
-    </w:p>
-    <w:p>
-      <w:pPr>
-        <w:pStyle w:val="ae"/>
-        <w:ind w:left="0" w:right="-2"/>
-        <w:rPr>
-          <w:color w:val="000000"/>
-          <w:sz w:val="28"/>
-          <w:lang w:val="ru-RU"/>
-        </w:rPr>
-      </w:pPr>
-      <w:r>
-        <w:rPr>
-          <w:color w:val="000000"/>
-          <w:sz w:val="28"/>
-          <w:lang w:val="ru-RU"/>
-        </w:rPr>
-        <w:t xml:space="preserve">8. Роль и миссия России в представлении отечественных мыслителей (П.Я. Чаадаев, Н.Я. Данилевский, В.Л. </w:t>
-      </w:r>
-      <w:proofErr w:type="spellStart"/>
-      <w:r>
-        <w:rPr>
-          <w:color w:val="000000"/>
-          <w:sz w:val="28"/>
-          <w:lang w:val="ru-RU"/>
-        </w:rPr>
-        <w:t>Цымбурский</w:t>
-      </w:r>
-      <w:proofErr w:type="spellEnd"/>
-      <w:r>
-        <w:rPr>
-          <w:color w:val="000000"/>
-          <w:sz w:val="28"/>
-          <w:lang w:val="ru-RU"/>
-        </w:rPr>
-        <w:t xml:space="preserve">). </w:t>
-      </w:r>
-    </w:p>
-    <w:p>
-      <w:pPr>
-        <w:pStyle w:val="ae"/>
-        <w:ind w:left="0" w:right="-2"/>
-        <w:rPr>
-          <w:color w:val="000000"/>
-          <w:sz w:val="28"/>
-          <w:lang w:val="ru-RU"/>
-        </w:rPr>
-      </w:pPr>
-      <w:r>
-        <w:rPr>
-          <w:color w:val="000000"/>
-          <w:sz w:val="28"/>
-          <w:lang w:val="ru-RU"/>
-        </w:rPr>
-        <w:t xml:space="preserve">9. Мировоззрение как феномен. </w:t>
-      </w:r>
-    </w:p>
-    <w:p>
-      <w:pPr>
-        <w:pStyle w:val="ae"/>
-        <w:ind w:left="0" w:right="-2"/>
-        <w:rPr>
-          <w:color w:val="000000"/>
-          <w:sz w:val="28"/>
-          <w:lang w:val="ru-RU"/>
-        </w:rPr>
-      </w:pPr>
-      <w:r>
-        <w:rPr>
-          <w:color w:val="000000"/>
-          <w:sz w:val="28"/>
-          <w:lang w:val="ru-RU"/>
-        </w:rPr>
-        <w:t xml:space="preserve">10. Современные теории идентичности. </w:t>
-      </w:r>
-    </w:p>
-    <w:p>
-      <w:pPr>
-        <w:pStyle w:val="ae"/>
-        <w:ind w:left="0" w:right="-2"/>
-        <w:rPr>
-          <w:color w:val="000000"/>
-          <w:sz w:val="28"/>
-          <w:lang w:val="ru-RU"/>
-        </w:rPr>
-      </w:pPr>
-      <w:r>
-        <w:rPr>
-          <w:color w:val="000000"/>
-          <w:sz w:val="28"/>
-          <w:lang w:val="ru-RU"/>
-        </w:rPr>
-        <w:t>11. Системная модель мировоззрения («человек-семья-общество- гос</w:t>
-      </w:r>
-      <w:r>
-        <w:rPr>
-          <w:color w:val="000000"/>
-          <w:sz w:val="28"/>
-          <w:lang w:val="ru-RU"/>
-        </w:rPr>
-        <w:t>у</w:t>
-      </w:r>
-      <w:r>
-        <w:rPr>
-          <w:color w:val="000000"/>
-          <w:sz w:val="28"/>
-          <w:lang w:val="ru-RU"/>
-        </w:rPr>
-        <w:t xml:space="preserve">дарство-страна»). </w:t>
-      </w:r>
-    </w:p>
-    <w:p>
-      <w:pPr>
-        <w:pStyle w:val="ae"/>
-        <w:ind w:left="0" w:right="-2"/>
-        <w:rPr>
-          <w:color w:val="000000"/>
-          <w:sz w:val="28"/>
-          <w:lang w:val="ru-RU"/>
-        </w:rPr>
-      </w:pPr>
-      <w:r>
-        <w:rPr>
-          <w:color w:val="000000"/>
-          <w:sz w:val="28"/>
-          <w:lang w:val="ru-RU"/>
-        </w:rPr>
-        <w:t xml:space="preserve">12. Основы конституционного строя России. </w:t>
-      </w:r>
-    </w:p>
-    <w:p>
-      <w:pPr>
-        <w:pStyle w:val="ae"/>
-        <w:ind w:left="0" w:right="-2"/>
-        <w:rPr>
-          <w:color w:val="000000"/>
-          <w:sz w:val="28"/>
-          <w:lang w:val="ru-RU"/>
-        </w:rPr>
-      </w:pPr>
-      <w:r>
-        <w:rPr>
-          <w:color w:val="000000"/>
-          <w:sz w:val="28"/>
-          <w:lang w:val="ru-RU"/>
-        </w:rPr>
-        <w:t xml:space="preserve">13. Основные ветви и уровни публичной власти в современной России. </w:t>
-      </w:r>
-    </w:p>
-    <w:p>
-      <w:pPr>
-        <w:pStyle w:val="ae"/>
-        <w:ind w:left="0" w:right="-2"/>
-        <w:rPr>
-          <w:color w:val="000000"/>
-          <w:sz w:val="28"/>
-          <w:lang w:val="ru-RU"/>
-        </w:rPr>
-      </w:pPr>
-      <w:r>
-        <w:rPr>
-          <w:color w:val="000000"/>
-          <w:sz w:val="28"/>
-          <w:lang w:val="ru-RU"/>
-        </w:rPr>
-        <w:t xml:space="preserve">14. Традиционные духовно-нравственные ценности. </w:t>
-      </w:r>
-    </w:p>
-    <w:p>
-      <w:pPr>
-        <w:pStyle w:val="ae"/>
-        <w:ind w:left="0" w:right="-2"/>
-        <w:rPr>
-          <w:color w:val="000000"/>
-          <w:sz w:val="28"/>
-          <w:lang w:val="ru-RU"/>
-        </w:rPr>
-      </w:pPr>
-      <w:r>
-        <w:rPr>
-          <w:color w:val="000000"/>
-          <w:sz w:val="28"/>
-          <w:lang w:val="ru-RU"/>
-        </w:rPr>
-        <w:t xml:space="preserve">15. Основы российской внешней политики (на материалах Концепции внешней политики и Стратегии национальной безопасности). </w:t>
-      </w:r>
-    </w:p>
-    <w:p>
-      <w:pPr>
-        <w:pStyle w:val="ae"/>
-        <w:ind w:left="0" w:right="-2" w:firstLine="0"/>
-        <w:rPr>
-          <w:color w:val="000000"/>
-          <w:sz w:val="28"/>
-          <w:lang w:val="ru-RU"/>
-        </w:rPr>
-      </w:pPr>
-      <w:r>
-        <w:rPr>
-          <w:color w:val="000000"/>
-          <w:sz w:val="28"/>
-          <w:lang w:val="ru-RU"/>
-        </w:rPr>
-        <w:t>16. Россия и глобальные вызовы.</w:t>
-      </w:r>
-    </w:p>
-    <w:p>
-      <w:pPr>
-        <w:pStyle w:val="ae"/>
-        <w:ind w:left="567" w:right="-2" w:firstLine="0"/>
-        <w:rPr>
-          <w:color w:val="000000"/>
-          <w:sz w:val="28"/>
-          <w:lang w:val="ru-RU"/>
-        </w:rPr>
-      </w:pPr>
+        <w:spacing w:after="160"/>
+      </w:pPr>
+      <w:r>
+        <w:rPr>
+          <w:rFonts w:ascii="Times New Roman" w:hAnsi="Times New Roman"/>
+          <w:b w:val="0"/>
+          <w:sz w:val="28"/>
+        </w:rPr>
+        <w:t>4.4. Курсовая работа/курсовой проект: нет.</w:t>
+      </w:r>
     </w:p>
     <w:p>
       <w:pPr>
@@ -18705,6 +16529,51 @@
         <w:gridCol w:w="5352"/>
       </w:tblGrid>
       <w:tr>
+        <w:trPr>
+          <w:tblHeader/>
+        </w:trPr>
+        <w:tc>
+          <w:tcPr>
+            <w:tcW w:type="dxa" w:w="4219"/>
+            <w:vAlign w:val="center"/>
+          </w:tcPr>
+          <w:p>
+            <w:pPr>
+              <w:spacing w:before="0" w:after="20" w:line="240" w:lineRule="auto"/>
+              <w:jc w:val="center"/>
+            </w:pPr>
+            <w:r>
+              <w:rPr>
+                <w:rFonts w:ascii="Times New Roman" w:hAnsi="Times New Roman"/>
+                <w:b/>
+                <w:sz w:val="24"/>
+              </w:rPr>
+              <w:t>Название ПО</w:t>
+            </w:r>
+          </w:p>
+        </w:tc>
+        <w:tc>
+          <w:tcPr>
+            <w:tcW w:type="dxa" w:w="5352"/>
+            <w:vAlign w:val="center"/>
+          </w:tcPr>
+          <w:p>
+            <w:pPr>
+              <w:spacing w:before="0" w:after="20" w:line="240" w:lineRule="auto"/>
+              <w:jc w:val="center"/>
+            </w:pPr>
+            <w:r>
+              <w:rPr>
+                <w:rFonts w:ascii="Times New Roman" w:hAnsi="Times New Roman"/>
+                <w:b/>
+                <w:sz w:val="24"/>
+              </w:rPr>
+              <w:t>Основание</w:t>
+            </w:r>
+          </w:p>
+        </w:tc>
+      </w:tr>
+      <w:tr>
         <w:tc>
           <w:tcPr>
             <w:tcW w:w="4219" w:type="dxa"/>
@@ -19817,6 +17686,51 @@
         <w:gridCol w:w="4219"/>
         <w:gridCol w:w="5352"/>
       </w:tblGrid>
+      <w:tr>
+        <w:trPr>
+          <w:tblHeader/>
+        </w:trPr>
+        <w:tc>
+          <w:tcPr>
+            <w:tcW w:type="dxa" w:w="4219"/>
+            <w:vAlign w:val="center"/>
+          </w:tcPr>
+          <w:p>
+            <w:pPr>
+              <w:spacing w:before="0" w:after="20" w:line="240" w:lineRule="auto"/>
+              <w:jc w:val="center"/>
+            </w:pPr>
+            <w:r>
+              <w:rPr>
+                <w:rFonts w:ascii="Times New Roman" w:hAnsi="Times New Roman"/>
+                <w:b/>
+                <w:sz w:val="24"/>
+              </w:rPr>
+              <w:t>Название ПО</w:t>
+            </w:r>
+          </w:p>
+        </w:tc>
+        <w:tc>
+          <w:tcPr>
+            <w:tcW w:type="dxa" w:w="5352"/>
+            <w:vAlign w:val="center"/>
+          </w:tcPr>
+          <w:p>
+            <w:pPr>
+              <w:spacing w:before="0" w:after="20" w:line="240" w:lineRule="auto"/>
+              <w:jc w:val="center"/>
+            </w:pPr>
+            <w:r>
+              <w:rPr>
+                <w:rFonts w:ascii="Times New Roman" w:hAnsi="Times New Roman"/>
+                <w:b/>
+                <w:sz w:val="24"/>
+              </w:rPr>
+              <w:t>Основание</w:t>
+            </w:r>
+          </w:p>
+        </w:tc>
+      </w:tr>
       <w:tr>
         <w:tc>
           <w:tcPr>

--- a/МатМодиИИ/rpd__doc_docx/Б1.О.01.06_Основы российской государственности.docx
+++ b/МатМодиИИ/rpd__doc_docx/Б1.О.01.06_Основы российской государственности.docx
@@ -5028,6 +5028,7 @@
           <w:tcPr>
             <w:tcW w:type="dxa" w:w="454"/>
             <w:vAlign w:val="center"/>
+            <w:vMerge w:val="restart"/>
           </w:tcPr>
           <w:p>
             <w:pPr>
@@ -5048,6 +5049,7 @@
           <w:tcPr>
             <w:tcW w:type="dxa" w:w="1814"/>
             <w:vAlign w:val="center"/>
+            <w:vMerge w:val="restart"/>
           </w:tcPr>
           <w:p>
             <w:pPr>
@@ -5150,6 +5152,22 @@
           <w:tcPr>
             <w:tcW w:type="dxa" w:w="454"/>
             <w:vAlign w:val="center"/>
+            <w:vMerge w:val="continue"/>
+          </w:tcPr>
+          <w:p/>
+        </w:tc>
+        <w:tc>
+          <w:tcPr>
+            <w:tcW w:type="dxa" w:w="1814"/>
+            <w:vAlign w:val="center"/>
+            <w:vMerge w:val="continue"/>
+          </w:tcPr>
+          <w:p/>
+        </w:tc>
+        <w:tc>
+          <w:tcPr>
+            <w:tcW w:type="dxa" w:w="1361"/>
+            <w:vAlign w:val="center"/>
           </w:tcPr>
           <w:p>
             <w:pPr>
@@ -5162,7 +5180,90 @@
                 <w:b w:val="0"/>
                 <w:sz w:val="24"/>
               </w:rPr>
-              <w:t>2.1</w:t>
+              <w:t>КП</w:t>
+            </w:r>
+          </w:p>
+        </w:tc>
+        <w:tc>
+          <w:tcPr>
+            <w:tcW w:type="dxa" w:w="737"/>
+            <w:vAlign w:val="center"/>
+          </w:tcPr>
+          <w:p>
+            <w:pPr>
+              <w:spacing w:before="0" w:after="20" w:line="240" w:lineRule="auto"/>
+              <w:jc w:val="center"/>
+            </w:pPr>
+            <w:r>
+              <w:rPr>
+                <w:rFonts w:ascii="Times New Roman" w:hAnsi="Times New Roman"/>
+                <w:b w:val="0"/>
+                <w:sz w:val="24"/>
+              </w:rPr>
+              <w:t>—</w:t>
+            </w:r>
+          </w:p>
+        </w:tc>
+        <w:tc>
+          <w:tcPr>
+            <w:tcW w:type="dxa" w:w="1587"/>
+            <w:vAlign w:val="center"/>
+          </w:tcPr>
+          <w:p>
+            <w:pPr>
+              <w:spacing w:before="0" w:after="20" w:line="240" w:lineRule="auto"/>
+              <w:jc w:val="center"/>
+            </w:pPr>
+            <w:r>
+              <w:rPr>
+                <w:rFonts w:ascii="Times New Roman" w:hAnsi="Times New Roman"/>
+                <w:b w:val="0"/>
+                <w:sz w:val="24"/>
+              </w:rPr>
+              <w:t>—</w:t>
+            </w:r>
+          </w:p>
+        </w:tc>
+        <w:tc>
+          <w:tcPr>
+            <w:tcW w:type="dxa" w:w="3402"/>
+            <w:vAlign w:val="center"/>
+          </w:tcPr>
+          <w:p>
+            <w:pPr>
+              <w:spacing w:before="0" w:after="20" w:line="240" w:lineRule="auto"/>
+              <w:jc w:val="center"/>
+            </w:pPr>
+            <w:r>
+              <w:rPr>
+                <w:rFonts w:ascii="Times New Roman" w:hAnsi="Times New Roman"/>
+                <w:b w:val="0"/>
+                <w:sz w:val="24"/>
+              </w:rPr>
+              <w:t>—</w:t>
+            </w:r>
+          </w:p>
+        </w:tc>
+      </w:tr>
+      <w:tr>
+        <w:tc>
+          <w:tcPr>
+            <w:tcW w:type="dxa" w:w="454"/>
+            <w:vAlign w:val="center"/>
+            <w:vMerge w:val="restart"/>
+          </w:tcPr>
+          <w:p>
+            <w:pPr>
+              <w:spacing w:before="0" w:after="20" w:line="240" w:lineRule="auto"/>
+              <w:jc w:val="center"/>
+            </w:pPr>
+            <w:r>
+              <w:rPr>
+                <w:rFonts w:ascii="Times New Roman" w:hAnsi="Times New Roman"/>
+                <w:b w:val="0"/>
+                <w:sz w:val="24"/>
+              </w:rPr>
+              <w:t>3</w:t>
             </w:r>
           </w:p>
         </w:tc>
@@ -5170,6 +5271,7 @@
           <w:tcPr>
             <w:tcW w:type="dxa" w:w="1814"/>
             <w:vAlign w:val="center"/>
+            <w:vMerge w:val="restart"/>
           </w:tcPr>
           <w:p>
             <w:pPr>
@@ -5182,7 +5284,7 @@
                 <w:b w:val="0"/>
                 <w:sz w:val="24"/>
               </w:rPr>
-              <w:t>Курсовая работа/проект (при наличии)</w:t>
+              <w:t>Промежуточная аттестация</w:t>
             </w:r>
           </w:p>
         </w:tc>
@@ -5202,7 +5304,7 @@
                 <w:b w:val="0"/>
                 <w:sz w:val="24"/>
               </w:rPr>
-              <w:t>КП</w:t>
+              <w:t>зачёт (З)</w:t>
             </w:r>
           </w:p>
         </w:tc>
@@ -5222,7 +5324,7 @@
                 <w:b w:val="0"/>
                 <w:sz w:val="24"/>
               </w:rPr>
-              <w:t>—</w:t>
+              <w:t>0</w:t>
             </w:r>
           </w:p>
         </w:tc>
@@ -5242,7 +5344,7 @@
                 <w:b w:val="0"/>
                 <w:sz w:val="24"/>
               </w:rPr>
-              <w:t>—</w:t>
+              <w:t>0</w:t>
             </w:r>
           </w:p>
         </w:tc>
@@ -5262,7 +5364,7 @@
                 <w:b w:val="0"/>
                 <w:sz w:val="24"/>
               </w:rPr>
-              <w:t>—</w:t>
+              <w:t>0</w:t>
             </w:r>
           </w:p>
         </w:tc>
@@ -5272,41 +5374,17 @@
           <w:tcPr>
             <w:tcW w:type="dxa" w:w="454"/>
             <w:vAlign w:val="center"/>
+            <w:vMerge w:val="continue"/>
           </w:tcPr>
-          <w:p>
-            <w:pPr>
-              <w:spacing w:before="0" w:after="20" w:line="240" w:lineRule="auto"/>
-              <w:jc w:val="center"/>
-            </w:pPr>
-            <w:r>
-              <w:rPr>
-                <w:rFonts w:ascii="Times New Roman" w:hAnsi="Times New Roman"/>
-                <w:b w:val="0"/>
-                <w:sz w:val="24"/>
-              </w:rPr>
-              <w:t>3</w:t>
-            </w:r>
-          </w:p>
+          <w:p/>
         </w:tc>
         <w:tc>
           <w:tcPr>
             <w:tcW w:type="dxa" w:w="1814"/>
             <w:vAlign w:val="center"/>
+            <w:vMerge w:val="continue"/>
           </w:tcPr>
-          <w:p>
-            <w:pPr>
-              <w:spacing w:before="0" w:after="20" w:line="240" w:lineRule="auto"/>
-              <w:jc w:val="left"/>
-            </w:pPr>
-            <w:r>
-              <w:rPr>
-                <w:rFonts w:ascii="Times New Roman" w:hAnsi="Times New Roman"/>
-                <w:b w:val="0"/>
-                <w:sz w:val="24"/>
-              </w:rPr>
-              <w:t>Промежуточная аттестация</w:t>
-            </w:r>
-          </w:p>
+          <w:p/>
         </w:tc>
         <w:tc>
           <w:tcPr>
@@ -5324,7 +5402,7 @@
                 <w:b w:val="0"/>
                 <w:sz w:val="24"/>
               </w:rPr>
-              <w:t>зачёт (З)</w:t>
+              <w:t>зачёт с оценкой (ЗаО)</w:t>
             </w:r>
           </w:p>
         </w:tc>
@@ -5344,7 +5422,7 @@
                 <w:b w:val="0"/>
                 <w:sz w:val="24"/>
               </w:rPr>
-              <w:t>0</w:t>
+              <w:t>—</w:t>
             </w:r>
           </w:p>
         </w:tc>
@@ -5364,7 +5442,7 @@
                 <w:b w:val="0"/>
                 <w:sz w:val="24"/>
               </w:rPr>
-              <w:t>0</w:t>
+              <w:t>—</w:t>
             </w:r>
           </w:p>
         </w:tc>
@@ -5384,7 +5462,7 @@
                 <w:b w:val="0"/>
                 <w:sz w:val="24"/>
               </w:rPr>
-              <w:t>0</w:t>
+              <w:t>—</w:t>
             </w:r>
           </w:p>
         </w:tc>
@@ -5394,163 +5472,17 @@
           <w:tcPr>
             <w:tcW w:type="dxa" w:w="454"/>
             <w:vAlign w:val="center"/>
+            <w:vMerge w:val="continue"/>
           </w:tcPr>
-          <w:p>
-            <w:pPr>
-              <w:spacing w:before="0" w:after="20" w:line="240" w:lineRule="auto"/>
-              <w:jc w:val="center"/>
-            </w:pPr>
-            <w:r>
-              <w:rPr>
-                <w:rFonts w:ascii="Times New Roman" w:hAnsi="Times New Roman"/>
-                <w:b w:val="0"/>
-                <w:sz w:val="24"/>
-              </w:rPr>
-              <w:t>3</w:t>
-            </w:r>
-          </w:p>
+          <w:p/>
         </w:tc>
         <w:tc>
           <w:tcPr>
             <w:tcW w:type="dxa" w:w="1814"/>
             <w:vAlign w:val="center"/>
+            <w:vMerge w:val="continue"/>
           </w:tcPr>
-          <w:p>
-            <w:pPr>
-              <w:spacing w:before="0" w:after="20" w:line="240" w:lineRule="auto"/>
-              <w:jc w:val="left"/>
-            </w:pPr>
-            <w:r>
-              <w:rPr>
-                <w:rFonts w:ascii="Times New Roman" w:hAnsi="Times New Roman"/>
-                <w:b w:val="0"/>
-                <w:sz w:val="24"/>
-              </w:rPr>
-              <w:t>Промежуточная аттестация</w:t>
-            </w:r>
-          </w:p>
-        </w:tc>
-        <w:tc>
-          <w:tcPr>
-            <w:tcW w:type="dxa" w:w="1361"/>
-            <w:vAlign w:val="center"/>
-          </w:tcPr>
-          <w:p>
-            <w:pPr>
-              <w:spacing w:before="0" w:after="20" w:line="240" w:lineRule="auto"/>
-              <w:jc w:val="center"/>
-            </w:pPr>
-            <w:r>
-              <w:rPr>
-                <w:rFonts w:ascii="Times New Roman" w:hAnsi="Times New Roman"/>
-                <w:b w:val="0"/>
-                <w:sz w:val="24"/>
-              </w:rPr>
-              <w:t>зачёт с оценкой (ЗаО)</w:t>
-            </w:r>
-          </w:p>
-        </w:tc>
-        <w:tc>
-          <w:tcPr>
-            <w:tcW w:type="dxa" w:w="737"/>
-            <w:vAlign w:val="center"/>
-          </w:tcPr>
-          <w:p>
-            <w:pPr>
-              <w:spacing w:before="0" w:after="20" w:line="240" w:lineRule="auto"/>
-              <w:jc w:val="center"/>
-            </w:pPr>
-            <w:r>
-              <w:rPr>
-                <w:rFonts w:ascii="Times New Roman" w:hAnsi="Times New Roman"/>
-                <w:b w:val="0"/>
-                <w:sz w:val="24"/>
-              </w:rPr>
-              <w:t>—</w:t>
-            </w:r>
-          </w:p>
-        </w:tc>
-        <w:tc>
-          <w:tcPr>
-            <w:tcW w:type="dxa" w:w="1587"/>
-            <w:vAlign w:val="center"/>
-          </w:tcPr>
-          <w:p>
-            <w:pPr>
-              <w:spacing w:before="0" w:after="20" w:line="240" w:lineRule="auto"/>
-              <w:jc w:val="center"/>
-            </w:pPr>
-            <w:r>
-              <w:rPr>
-                <w:rFonts w:ascii="Times New Roman" w:hAnsi="Times New Roman"/>
-                <w:b w:val="0"/>
-                <w:sz w:val="24"/>
-              </w:rPr>
-              <w:t>—</w:t>
-            </w:r>
-          </w:p>
-        </w:tc>
-        <w:tc>
-          <w:tcPr>
-            <w:tcW w:type="dxa" w:w="3402"/>
-            <w:vAlign w:val="center"/>
-          </w:tcPr>
-          <w:p>
-            <w:pPr>
-              <w:spacing w:before="0" w:after="20" w:line="240" w:lineRule="auto"/>
-              <w:jc w:val="center"/>
-            </w:pPr>
-            <w:r>
-              <w:rPr>
-                <w:rFonts w:ascii="Times New Roman" w:hAnsi="Times New Roman"/>
-                <w:b w:val="0"/>
-                <w:sz w:val="24"/>
-              </w:rPr>
-              <w:t>—</w:t>
-            </w:r>
-          </w:p>
-        </w:tc>
-      </w:tr>
-      <w:tr>
-        <w:tc>
-          <w:tcPr>
-            <w:tcW w:type="dxa" w:w="454"/>
-            <w:vAlign w:val="center"/>
-          </w:tcPr>
-          <w:p>
-            <w:pPr>
-              <w:spacing w:before="0" w:after="20" w:line="240" w:lineRule="auto"/>
-              <w:jc w:val="center"/>
-            </w:pPr>
-            <w:r>
-              <w:rPr>
-                <w:rFonts w:ascii="Times New Roman" w:hAnsi="Times New Roman"/>
-                <w:b w:val="0"/>
-                <w:sz w:val="24"/>
-              </w:rPr>
-              <w:t>3</w:t>
-            </w:r>
-          </w:p>
-        </w:tc>
-        <w:tc>
-          <w:tcPr>
-            <w:tcW w:type="dxa" w:w="1814"/>
-            <w:vAlign w:val="center"/>
-          </w:tcPr>
-          <w:p>
-            <w:pPr>
-              <w:spacing w:before="0" w:after="20" w:line="240" w:lineRule="auto"/>
-              <w:jc w:val="left"/>
-            </w:pPr>
-            <w:r>
-              <w:rPr>
-                <w:rFonts w:ascii="Times New Roman" w:hAnsi="Times New Roman"/>
-                <w:b w:val="0"/>
-                <w:sz w:val="24"/>
-              </w:rPr>
-              <w:t>Промежуточная аттестация</w:t>
-            </w:r>
-          </w:p>
+          <w:p/>
         </w:tc>
         <w:tc>
           <w:tcPr>

--- a/МатМодиИИ/rpd__doc_docx/Б1.О.01.06_Основы российской государственности.docx
+++ b/МатМодиИИ/rpd__doc_docx/Б1.О.01.06_Основы российской государственности.docx
@@ -12805,98 +12805,29 @@
       </w:pPr>
       <w:r>
         <w:rPr>
-          <w:color w:val="000000"/>
-          <w:lang w:val="ru-RU"/>
-        </w:rPr>
-        <w:t>5</w:t>
-      </w:r>
-      <w:r>
-        <w:rPr>
-          <w:color w:val="000000"/>
-          <w:lang w:val="ru-RU"/>
-        </w:rPr>
-        <w:t xml:space="preserve">. Научная библиотека РГУ имени С. А. Есенина: сайт. – Режим доступа: </w:t>
-      </w:r>
-      <w:r>
-        <w:rPr>
-          <w:color w:val="000000"/>
-        </w:rPr>
-        <w:t>http</w:t>
-      </w:r>
-      <w:r>
-        <w:rPr>
-          <w:color w:val="000000"/>
-          <w:lang w:val="ru-RU"/>
-        </w:rPr>
-        <w:t>://</w:t>
-      </w:r>
-      <w:r>
-        <w:rPr>
-          <w:color w:val="000000"/>
-        </w:rPr>
-        <w:t>library</w:t>
-      </w:r>
-      <w:r>
-        <w:rPr>
-          <w:color w:val="000000"/>
-          <w:lang w:val="ru-RU"/>
-        </w:rPr>
-        <w:t>.</w:t>
-      </w:r>
-      <w:proofErr w:type="spellStart"/>
-      <w:r>
-        <w:rPr>
-          <w:color w:val="000000"/>
-        </w:rPr>
-        <w:t>rsu</w:t>
-      </w:r>
-      <w:proofErr w:type="spellEnd"/>
-      <w:r>
-        <w:rPr>
-          <w:color w:val="000000"/>
-          <w:lang w:val="ru-RU"/>
-        </w:rPr>
-        <w:t>.</w:t>
-      </w:r>
-      <w:r>
-        <w:rPr>
-          <w:color w:val="000000"/>
-        </w:rPr>
-        <w:t>edu</w:t>
-      </w:r>
-      <w:r>
-        <w:rPr>
-          <w:color w:val="000000"/>
-          <w:lang w:val="ru-RU"/>
-        </w:rPr>
-        <w:t>.</w:t>
-      </w:r>
-      <w:r>
-        <w:rPr>
-          <w:color w:val="000000"/>
-        </w:rPr>
-        <w:t>ru</w:t>
-      </w:r>
-      <w:r>
-        <w:rPr>
-          <w:color w:val="000000"/>
-          <w:lang w:val="ru-RU"/>
-        </w:rPr>
-        <w:t xml:space="preserve">, свободный (дата обращения: </w:t>
-      </w:r>
-      <w:r>
-        <w:rPr>
-          <w:color w:val="000000"/>
-          <w:lang w:val="ru-RU"/>
-        </w:rPr>
-        <w:t>26.04.2023</w:t>
-      </w:r>
-      <w:r>
-        <w:rPr>
-          <w:color w:val="000000"/>
-          <w:lang w:val="ru-RU"/>
-        </w:rPr>
-        <w:t>).</w:t>
+          <w:rFonts w:ascii="Times New Roman" w:hAnsi="Times New Roman"/>
+          <w:sz w:val="24"/>
+          <w:color w:val="000000"/>
+        </w:rPr>
+        <w:t xml:space="preserve">5. Научная библиотека РГУ имени С. А. Есенина: сайт. – Режим доступа: </w:t>
+      </w:r>
+      <w:hyperlink r:id="rIdResource1">
+        <w:r>
+          <w:rPr>
+            <w:rFonts w:ascii="Times New Roman" w:hAnsi="Times New Roman"/>
+            <w:sz w:val="24"/>
+            <w:color w:val="000000"/>
+          </w:rPr>
+          <w:t xml:space="preserve">https://library.rsu-rzn.ru/</w:t>
+        </w:r>
+      </w:hyperlink>
+      <w:r>
+        <w:rPr>
+          <w:rFonts w:ascii="Times New Roman" w:hAnsi="Times New Roman"/>
+          <w:sz w:val="24"/>
+          <w:color w:val="000000"/>
+        </w:rPr>
+        <w:t xml:space="preserve">, свободный (дата обращения: 27.10.2026).</w:t>
       </w:r>
     </w:p>
     <w:p>
@@ -13003,84 +12934,29 @@
       </w:pPr>
       <w:r>
         <w:rPr>
-          <w:color w:val="000000"/>
-          <w:lang w:val="ru-RU"/>
-        </w:rPr>
-        <w:t>7</w:t>
-      </w:r>
-      <w:r>
-        <w:rPr>
-          <w:color w:val="000000"/>
-          <w:lang w:val="ru-RU"/>
-        </w:rPr>
-        <w:t xml:space="preserve">. ООО «ИВИС» электронная библиотека: сайт. – </w:t>
-      </w:r>
-      <w:r>
-        <w:rPr>
-          <w:color w:val="000000"/>
-        </w:rPr>
-        <w:t>URL</w:t>
-      </w:r>
-      <w:r>
-        <w:rPr>
-          <w:color w:val="000000"/>
-          <w:lang w:val="ru-RU"/>
-        </w:rPr>
-        <w:t xml:space="preserve">: </w:t>
-      </w:r>
-      <w:r>
-        <w:rPr>
-          <w:color w:val="000000"/>
-        </w:rPr>
-        <w:t>https</w:t>
-      </w:r>
-      <w:r>
-        <w:rPr>
-          <w:color w:val="000000"/>
-          <w:lang w:val="ru-RU"/>
-        </w:rPr>
-        <w:t>://</w:t>
-      </w:r>
-      <w:proofErr w:type="spellStart"/>
-      <w:r>
-        <w:rPr>
-          <w:color w:val="000000"/>
-        </w:rPr>
-        <w:t>dlib</w:t>
-      </w:r>
-      <w:proofErr w:type="spellEnd"/>
-      <w:r>
-        <w:rPr>
-          <w:color w:val="000000"/>
-          <w:lang w:val="ru-RU"/>
-        </w:rPr>
-        <w:t>.</w:t>
-      </w:r>
-      <w:r>
-        <w:rPr>
-          <w:color w:val="000000"/>
-        </w:rPr>
-        <w:t>eastview</w:t>
-      </w:r>
-      <w:r>
-        <w:rPr>
-          <w:color w:val="000000"/>
-          <w:lang w:val="ru-RU"/>
-        </w:rPr>
-        <w:t>.</w:t>
-      </w:r>
-      <w:r>
-        <w:rPr>
-          <w:color w:val="000000"/>
-        </w:rPr>
-        <w:t>com</w:t>
-      </w:r>
-      <w:r>
-        <w:rPr>
-          <w:color w:val="000000"/>
-          <w:lang w:val="ru-RU"/>
-        </w:rPr>
-        <w:t>. – Режим доступа: в сети университета.</w:t>
+          <w:rFonts w:ascii="Times New Roman" w:hAnsi="Times New Roman"/>
+          <w:sz w:val="24"/>
+          <w:color w:val="000000"/>
+        </w:rPr>
+        <w:t xml:space="preserve">7. ИВИС (EastView) : универсальная база электронных периодических изданий : сайт. – URL: </w:t>
+      </w:r>
+      <w:hyperlink r:id="rIdResource2">
+        <w:r>
+          <w:rPr>
+            <w:rFonts w:ascii="Times New Roman" w:hAnsi="Times New Roman"/>
+            <w:sz w:val="24"/>
+            <w:color w:val="000000"/>
+          </w:rPr>
+          <w:t xml:space="preserve">https://eivis.ru/</w:t>
+        </w:r>
+      </w:hyperlink>
+      <w:r>
+        <w:rPr>
+          <w:rFonts w:ascii="Times New Roman" w:hAnsi="Times New Roman"/>
+          <w:sz w:val="24"/>
+          <w:color w:val="000000"/>
+        </w:rPr>
+        <w:t xml:space="preserve"> (дата обращения: 27.10.2026). – Режим доступа: по подписке университета; в сети университета и удалённо после авторизации. – Текст: электронный.</w:t>
       </w:r>
     </w:p>
     <w:p>
@@ -16421,7 +16297,7 @@
         <w:t>УЧЕБНОГО ПРОЦЕССА:</w:t>
       </w:r>
     </w:p>
-    <w:p>
+    <w:p xmlns:w="http://schemas.openxmlformats.org/wordprocessingml/2006/main" xmlns:w14="http://schemas.microsoft.com/office/word/2010/wordml">
       <w:pPr>
         <w:pStyle w:val="ae"/>
         <w:ind w:left="568" w:firstLine="0"/>
@@ -16439,10 +16315,10 @@
           <w:szCs w:val="28"/>
           <w:lang w:val="ru-RU"/>
         </w:rPr>
-        <w:t>Стандартный набор ПО (в компьютерных классах):</w:t>
+        <w:t xml:space="preserve">Стандартный набор ПО:</w:t>
       </w:r>
     </w:p>
-    <w:tbl>
+    <w:tbl xmlns:w="http://schemas.openxmlformats.org/wordprocessingml/2006/main" xmlns:w14="http://schemas.microsoft.com/office/word/2010/wordml">
       <w:tblPr>
         <w:tblW w:w="9571" w:type="dxa"/>
         <w:tblBorders>
@@ -16480,7 +16356,7 @@
                 <w:b/>
                 <w:sz w:val="24"/>
               </w:rPr>
-              <w:t>Название ПО</w:t>
+              <w:t xml:space="preserve">Название ПО</w:t>
             </w:r>
           </w:p>
         </w:tc>
@@ -16500,7 +16376,7 @@
                 <w:b/>
                 <w:sz w:val="24"/>
               </w:rPr>
-              <w:t>Основание</w:t>
+              <w:t xml:space="preserve">Основание</w:t>
             </w:r>
           </w:p>
         </w:tc>
@@ -16529,32 +16405,9 @@
                 <w:szCs w:val="24"/>
               </w:rPr>
               <w:t xml:space="preserve">Операционная система </w:t>
-            </w:r>
-            <w:proofErr w:type="spellStart"/>
-            <w:r>
-              <w:rPr>
-                <w:rFonts w:ascii="Times New Roman" w:hAnsi="Times New Roman"/>
-                <w:color w:val="000000"/>
-                <w:sz w:val="24"/>
-                <w:szCs w:val="24"/>
-                <w:lang w:val="en-US"/>
-              </w:rPr>
-              <w:t>WindowsPro</w:t>
-            </w:r>
-            <w:proofErr w:type="spellEnd"/>
-          </w:p>
-          <w:p>
-            <w:pPr>
-              <w:widowControl w:val="0"/>
-              <w:spacing w:after="0" w:line="240" w:lineRule="auto"/>
-              <w:rPr>
-                <w:rFonts w:ascii="Times New Roman" w:hAnsi="Times New Roman"/>
-                <w:b/>
-                <w:color w:val="000000"/>
-                <w:sz w:val="24"/>
-                <w:szCs w:val="24"/>
-              </w:rPr>
-            </w:pPr>
+              <w:br/>
+              <w:t xml:space="preserve">РЕД ОС 8.0 «Рабочая станция»</w:t>
+            </w:r>
           </w:p>
         </w:tc>
         <w:tc>
@@ -16580,254 +16433,7 @@
                 <w:sz w:val="24"/>
                 <w:szCs w:val="24"/>
               </w:rPr>
-              <w:t>Д</w:t>
-            </w:r>
-            <w:r>
-              <w:rPr>
-                <w:rFonts w:ascii="Times New Roman" w:hAnsi="Times New Roman"/>
-                <w:color w:val="000000"/>
-                <w:sz w:val="24"/>
-                <w:szCs w:val="24"/>
-                <w:shd w:val="clear" w:color="auto" w:fill="FFFFFF"/>
-              </w:rPr>
-              <w:t xml:space="preserve">оговор №65/2019 от 02.10.2019, </w:t>
-            </w:r>
-            <w:r>
-              <w:rPr>
-                <w:rFonts w:ascii="Times New Roman" w:hAnsi="Times New Roman"/>
-                <w:color w:val="000000"/>
-                <w:sz w:val="24"/>
-                <w:szCs w:val="24"/>
-              </w:rPr>
-              <w:t xml:space="preserve">подписка </w:t>
-            </w:r>
-            <w:r>
-              <w:rPr>
-                <w:rFonts w:ascii="Times New Roman" w:hAnsi="Times New Roman"/>
-                <w:color w:val="000000"/>
-                <w:sz w:val="24"/>
-                <w:szCs w:val="24"/>
-                <w:lang w:val="en-US"/>
-              </w:rPr>
-              <w:t>Azure</w:t>
-            </w:r>
-            <w:r>
-              <w:rPr>
-                <w:rFonts w:ascii="Times New Roman" w:hAnsi="Times New Roman"/>
-                <w:color w:val="000000"/>
-                <w:sz w:val="24"/>
-                <w:szCs w:val="24"/>
-              </w:rPr>
-              <w:t xml:space="preserve"> </w:t>
-            </w:r>
-            <w:r>
-              <w:rPr>
-                <w:rFonts w:ascii="Times New Roman" w:hAnsi="Times New Roman"/>
-                <w:color w:val="000000"/>
-                <w:sz w:val="24"/>
-                <w:szCs w:val="24"/>
-                <w:lang w:val="en-US"/>
-              </w:rPr>
-              <w:t>Dev</w:t>
-            </w:r>
-            <w:r>
-              <w:rPr>
-                <w:rFonts w:ascii="Times New Roman" w:hAnsi="Times New Roman"/>
-                <w:color w:val="000000"/>
-                <w:sz w:val="24"/>
-                <w:szCs w:val="24"/>
-              </w:rPr>
-              <w:t xml:space="preserve"> </w:t>
-            </w:r>
-            <w:r>
-              <w:rPr>
-                <w:rFonts w:ascii="Times New Roman" w:hAnsi="Times New Roman"/>
-                <w:color w:val="000000"/>
-                <w:sz w:val="24"/>
-                <w:szCs w:val="24"/>
-                <w:lang w:val="en-US"/>
-              </w:rPr>
-              <w:t>Tools</w:t>
-            </w:r>
-            <w:r>
-              <w:rPr>
-                <w:rFonts w:ascii="Times New Roman" w:hAnsi="Times New Roman"/>
-                <w:color w:val="000000"/>
-                <w:sz w:val="24"/>
-                <w:szCs w:val="24"/>
-              </w:rPr>
-              <w:t xml:space="preserve"> </w:t>
-            </w:r>
-            <w:r>
-              <w:rPr>
-                <w:rFonts w:ascii="Times New Roman" w:hAnsi="Times New Roman"/>
-                <w:color w:val="000000"/>
-                <w:sz w:val="24"/>
-                <w:szCs w:val="24"/>
-                <w:lang w:val="en-US"/>
-              </w:rPr>
-              <w:t>for</w:t>
-            </w:r>
-            <w:r>
-              <w:rPr>
-                <w:rFonts w:ascii="Times New Roman" w:hAnsi="Times New Roman"/>
-                <w:color w:val="000000"/>
-                <w:sz w:val="24"/>
-                <w:szCs w:val="24"/>
-              </w:rPr>
-              <w:t xml:space="preserve"> </w:t>
-            </w:r>
-            <w:r>
-              <w:rPr>
-                <w:rFonts w:ascii="Times New Roman" w:hAnsi="Times New Roman"/>
-                <w:color w:val="000000"/>
-                <w:sz w:val="24"/>
-                <w:szCs w:val="24"/>
-                <w:lang w:val="en-US"/>
-              </w:rPr>
-              <w:t>Teaching</w:t>
-            </w:r>
-            <w:r>
-              <w:rPr>
-                <w:rFonts w:ascii="Times New Roman" w:hAnsi="Times New Roman"/>
-                <w:color w:val="000000"/>
-                <w:sz w:val="24"/>
-                <w:szCs w:val="24"/>
-              </w:rPr>
-              <w:t xml:space="preserve">, идентификатор подписки: </w:t>
-            </w:r>
-            <w:r>
-              <w:rPr>
-                <w:rFonts w:ascii="Times New Roman" w:hAnsi="Times New Roman"/>
-                <w:color w:val="000000"/>
-                <w:sz w:val="24"/>
-                <w:szCs w:val="24"/>
-                <w:lang w:val="en-US"/>
-              </w:rPr>
-              <w:t>e</w:t>
-            </w:r>
-            <w:r>
-              <w:rPr>
-                <w:rFonts w:ascii="Times New Roman" w:hAnsi="Times New Roman"/>
-                <w:color w:val="000000"/>
-                <w:sz w:val="24"/>
-                <w:szCs w:val="24"/>
-              </w:rPr>
-              <w:t>2</w:t>
-            </w:r>
-            <w:r>
-              <w:rPr>
-                <w:rFonts w:ascii="Times New Roman" w:hAnsi="Times New Roman"/>
-                <w:color w:val="000000"/>
-                <w:sz w:val="24"/>
-                <w:szCs w:val="24"/>
-                <w:lang w:val="en-US"/>
-              </w:rPr>
-              <w:t>bcc</w:t>
-            </w:r>
-            <w:r>
-              <w:rPr>
-                <w:rFonts w:ascii="Times New Roman" w:hAnsi="Times New Roman"/>
-                <w:color w:val="000000"/>
-                <w:sz w:val="24"/>
-                <w:szCs w:val="24"/>
-              </w:rPr>
-              <w:t>668-3</w:t>
-            </w:r>
-            <w:r>
-              <w:rPr>
-                <w:rFonts w:ascii="Times New Roman" w:hAnsi="Times New Roman"/>
-                <w:color w:val="000000"/>
-                <w:sz w:val="24"/>
-                <w:szCs w:val="24"/>
-                <w:lang w:val="en-US"/>
-              </w:rPr>
-              <w:t>a</w:t>
-            </w:r>
-            <w:r>
-              <w:rPr>
-                <w:rFonts w:ascii="Times New Roman" w:hAnsi="Times New Roman"/>
-                <w:color w:val="000000"/>
-                <w:sz w:val="24"/>
-                <w:szCs w:val="24"/>
-              </w:rPr>
-              <w:t>81-4</w:t>
-            </w:r>
-            <w:r>
-              <w:rPr>
-                <w:rFonts w:ascii="Times New Roman" w:hAnsi="Times New Roman"/>
-                <w:color w:val="000000"/>
-                <w:sz w:val="24"/>
-                <w:szCs w:val="24"/>
-                <w:lang w:val="en-US"/>
-              </w:rPr>
-              <w:t>cc</w:t>
-            </w:r>
-            <w:r>
-              <w:rPr>
-                <w:rFonts w:ascii="Times New Roman" w:hAnsi="Times New Roman"/>
-                <w:color w:val="000000"/>
-                <w:sz w:val="24"/>
-                <w:szCs w:val="24"/>
-              </w:rPr>
-              <w:t>8-9201-</w:t>
-            </w:r>
-            <w:r>
-              <w:rPr>
-                <w:rFonts w:ascii="Times New Roman" w:hAnsi="Times New Roman"/>
-                <w:color w:val="000000"/>
-                <w:sz w:val="24"/>
-                <w:szCs w:val="24"/>
-                <w:lang w:val="en-US"/>
-              </w:rPr>
-              <w:t>c</w:t>
-            </w:r>
-            <w:r>
-              <w:rPr>
-                <w:rFonts w:ascii="Times New Roman" w:hAnsi="Times New Roman"/>
-                <w:color w:val="000000"/>
-                <w:sz w:val="24"/>
-                <w:szCs w:val="24"/>
-              </w:rPr>
-              <w:t>0</w:t>
-            </w:r>
-            <w:r>
-              <w:rPr>
-                <w:rFonts w:ascii="Times New Roman" w:hAnsi="Times New Roman"/>
-                <w:color w:val="000000"/>
-                <w:sz w:val="24"/>
-                <w:szCs w:val="24"/>
-                <w:lang w:val="en-US"/>
-              </w:rPr>
-              <w:t>c</w:t>
-            </w:r>
-            <w:r>
-              <w:rPr>
-                <w:rFonts w:ascii="Times New Roman" w:hAnsi="Times New Roman"/>
-                <w:color w:val="000000"/>
-                <w:sz w:val="24"/>
-                <w:szCs w:val="24"/>
-              </w:rPr>
-              <w:t>5</w:t>
-            </w:r>
-            <w:r>
-              <w:rPr>
-                <w:rFonts w:ascii="Times New Roman" w:hAnsi="Times New Roman"/>
-                <w:color w:val="000000"/>
-                <w:sz w:val="24"/>
-                <w:szCs w:val="24"/>
-                <w:lang w:val="en-US"/>
-              </w:rPr>
-              <w:t>ab</w:t>
-            </w:r>
-            <w:r>
-              <w:rPr>
-                <w:rFonts w:ascii="Times New Roman" w:hAnsi="Times New Roman"/>
-                <w:color w:val="000000"/>
-                <w:sz w:val="24"/>
-                <w:szCs w:val="24"/>
-              </w:rPr>
-              <w:t>849928</w:t>
+              <w:t xml:space="preserve">Соглашение №93/03-22У от 11.03.2022</w:t>
             </w:r>
           </w:p>
         </w:tc>
@@ -16855,27 +16461,7 @@
                 <w:sz w:val="24"/>
                 <w:szCs w:val="24"/>
               </w:rPr>
-              <w:t xml:space="preserve">PDF ридер </w:t>
-            </w:r>
-            <w:proofErr w:type="spellStart"/>
-            <w:r>
-              <w:rPr>
-                <w:rFonts w:ascii="Times New Roman" w:hAnsi="Times New Roman"/>
-                <w:color w:val="000000"/>
-                <w:sz w:val="24"/>
-                <w:szCs w:val="24"/>
-              </w:rPr>
-              <w:t>Foxit</w:t>
-            </w:r>
-            <w:proofErr w:type="spellEnd"/>
-            <w:r>
-              <w:rPr>
-                <w:rFonts w:ascii="Times New Roman" w:hAnsi="Times New Roman"/>
-                <w:color w:val="000000"/>
-                <w:sz w:val="24"/>
-                <w:szCs w:val="24"/>
-              </w:rPr>
-              <w:t xml:space="preserve"> Reader</w:t>
+              <w:t xml:space="preserve">Офисный пакет Р7-Офис</w:t>
             </w:r>
           </w:p>
         </w:tc>
@@ -16889,6 +16475,7 @@
               <w:spacing w:after="0" w:line="240" w:lineRule="auto"/>
               <w:rPr>
                 <w:rFonts w:ascii="Times New Roman" w:hAnsi="Times New Roman"/>
+                <w:b/>
                 <w:color w:val="000000"/>
                 <w:sz w:val="24"/>
                 <w:szCs w:val="24"/>
@@ -16901,86 +16488,7 @@
                 <w:sz w:val="24"/>
                 <w:szCs w:val="24"/>
               </w:rPr>
-              <w:t>Свободно распространяемое ПО</w:t>
-            </w:r>
-          </w:p>
-        </w:tc>
-      </w:tr>
-      <w:tr>
-        <w:trPr>
-          <w:trHeight w:val="422"/>
-        </w:trPr>
-        <w:tc>
-          <w:tcPr>
-            <w:tcW w:w="4219" w:type="dxa"/>
-          </w:tcPr>
-          <w:p>
-            <w:pPr>
-              <w:widowControl w:val="0"/>
-              <w:spacing w:after="0" w:line="240" w:lineRule="auto"/>
-              <w:rPr>
-                <w:rFonts w:ascii="Times New Roman" w:hAnsi="Times New Roman"/>
-                <w:b/>
-                <w:color w:val="000000"/>
-                <w:sz w:val="24"/>
-                <w:szCs w:val="24"/>
-              </w:rPr>
-            </w:pPr>
-            <w:r>
-              <w:rPr>
-                <w:rFonts w:ascii="Times New Roman" w:hAnsi="Times New Roman"/>
-                <w:color w:val="000000"/>
-                <w:sz w:val="24"/>
-                <w:szCs w:val="24"/>
-              </w:rPr>
-              <w:t xml:space="preserve">Офисное приложение </w:t>
-            </w:r>
-            <w:proofErr w:type="spellStart"/>
-            <w:r>
-              <w:rPr>
-                <w:rFonts w:ascii="Times New Roman" w:hAnsi="Times New Roman"/>
-                <w:color w:val="000000"/>
-                <w:sz w:val="24"/>
-                <w:szCs w:val="24"/>
-              </w:rPr>
-              <w:t>Libre</w:t>
-            </w:r>
-            <w:proofErr w:type="spellEnd"/>
-            <w:r>
-              <w:rPr>
-                <w:rFonts w:ascii="Times New Roman" w:hAnsi="Times New Roman"/>
-                <w:color w:val="000000"/>
-                <w:sz w:val="24"/>
-                <w:szCs w:val="24"/>
-              </w:rPr>
-              <w:t xml:space="preserve"> Office </w:t>
-            </w:r>
-          </w:p>
-        </w:tc>
-        <w:tc>
-          <w:tcPr>
-            <w:tcW w:w="5352" w:type="dxa"/>
-          </w:tcPr>
-          <w:p>
-            <w:pPr>
-              <w:widowControl w:val="0"/>
-              <w:spacing w:after="0" w:line="240" w:lineRule="auto"/>
-              <w:rPr>
-                <w:rFonts w:ascii="Times New Roman" w:hAnsi="Times New Roman"/>
-                <w:b/>
-                <w:color w:val="000000"/>
-                <w:sz w:val="24"/>
-                <w:szCs w:val="24"/>
-              </w:rPr>
-            </w:pPr>
-            <w:r>
-              <w:rPr>
-                <w:rFonts w:ascii="Times New Roman" w:hAnsi="Times New Roman"/>
-                <w:color w:val="000000"/>
-                <w:sz w:val="24"/>
-                <w:szCs w:val="24"/>
-              </w:rPr>
-              <w:t>Свободно распространяемое ПО</w:t>
+              <w:t xml:space="preserve">Соглашение б/н от 19.01.2026</w:t>
             </w:r>
           </w:p>
         </w:tc>
@@ -16996,7 +16504,6 @@
               <w:spacing w:after="0" w:line="240" w:lineRule="auto"/>
               <w:rPr>
                 <w:rFonts w:ascii="Times New Roman" w:hAnsi="Times New Roman"/>
-                <w:b/>
                 <w:color w:val="000000"/>
                 <w:sz w:val="24"/>
                 <w:szCs w:val="24"/>
@@ -17009,47 +16516,7 @@
                 <w:sz w:val="24"/>
                 <w:szCs w:val="24"/>
               </w:rPr>
-              <w:t xml:space="preserve">Приложение для распознавания текста </w:t>
-            </w:r>
-            <w:proofErr w:type="spellStart"/>
-            <w:r>
-              <w:rPr>
-                <w:rFonts w:ascii="Times New Roman" w:hAnsi="Times New Roman"/>
-                <w:color w:val="000000"/>
-                <w:sz w:val="24"/>
-                <w:szCs w:val="24"/>
-                <w:lang w:val="en-US"/>
-              </w:rPr>
-              <w:t>Abbyy</w:t>
-            </w:r>
-            <w:proofErr w:type="spellEnd"/>
-            <w:r>
-              <w:rPr>
-                <w:rFonts w:ascii="Times New Roman" w:hAnsi="Times New Roman"/>
-                <w:color w:val="000000"/>
-                <w:sz w:val="24"/>
-                <w:szCs w:val="24"/>
-              </w:rPr>
-              <w:t xml:space="preserve"> </w:t>
-            </w:r>
-            <w:r>
-              <w:rPr>
-                <w:rFonts w:ascii="Times New Roman" w:hAnsi="Times New Roman"/>
-                <w:color w:val="000000"/>
-                <w:sz w:val="24"/>
-                <w:szCs w:val="24"/>
-                <w:lang w:val="en-US"/>
-              </w:rPr>
-              <w:t>FineReader</w:t>
-            </w:r>
-            <w:r>
-              <w:rPr>
-                <w:rFonts w:ascii="Times New Roman" w:hAnsi="Times New Roman"/>
-                <w:color w:val="000000"/>
-                <w:sz w:val="24"/>
-                <w:szCs w:val="24"/>
-              </w:rPr>
-              <w:t xml:space="preserve"> </w:t>
+              <w:t xml:space="preserve">Офисный пакет Libre Office </w:t>
             </w:r>
           </w:p>
         </w:tc>
@@ -17063,6 +16530,7 @@
               <w:spacing w:after="0" w:line="240" w:lineRule="auto"/>
               <w:rPr>
                 <w:rFonts w:ascii="Times New Roman" w:hAnsi="Times New Roman"/>
+                <w:b/>
                 <w:color w:val="000000"/>
                 <w:sz w:val="24"/>
                 <w:szCs w:val="24"/>
@@ -17075,79 +16543,7 @@
                 <w:sz w:val="24"/>
                 <w:szCs w:val="24"/>
               </w:rPr>
-              <w:t>Договор №22-ЗК-2021 от 23.08.2021г.</w:t>
-            </w:r>
-          </w:p>
-          <w:p>
-            <w:pPr>
-              <w:widowControl w:val="0"/>
-              <w:spacing w:after="0" w:line="240" w:lineRule="auto"/>
-              <w:rPr>
-                <w:rFonts w:ascii="Times New Roman" w:hAnsi="Times New Roman"/>
-                <w:b/>
-                <w:color w:val="000000"/>
-                <w:sz w:val="24"/>
-                <w:szCs w:val="24"/>
-              </w:rPr>
-            </w:pPr>
-          </w:p>
-        </w:tc>
-      </w:tr>
-      <w:tr>
-        <w:trPr>
-          <w:trHeight w:val="433"/>
-        </w:trPr>
-        <w:tc>
-          <w:tcPr>
-            <w:tcW w:w="4219" w:type="dxa"/>
-          </w:tcPr>
-          <w:p>
-            <w:pPr>
-              <w:widowControl w:val="0"/>
-              <w:spacing w:after="0" w:line="240" w:lineRule="auto"/>
-              <w:rPr>
-                <w:rFonts w:ascii="Times New Roman" w:hAnsi="Times New Roman"/>
-                <w:b/>
-                <w:color w:val="000000"/>
-                <w:sz w:val="24"/>
-                <w:szCs w:val="24"/>
-              </w:rPr>
-            </w:pPr>
-            <w:r>
-              <w:rPr>
-                <w:rFonts w:ascii="Times New Roman" w:hAnsi="Times New Roman"/>
-                <w:color w:val="000000"/>
-                <w:sz w:val="24"/>
-                <w:szCs w:val="24"/>
-              </w:rPr>
-              <w:t xml:space="preserve">Архиватор 7-zip </w:t>
-            </w:r>
-          </w:p>
-        </w:tc>
-        <w:tc>
-          <w:tcPr>
-            <w:tcW w:w="5352" w:type="dxa"/>
-          </w:tcPr>
-          <w:p>
-            <w:pPr>
-              <w:widowControl w:val="0"/>
-              <w:spacing w:after="0" w:line="240" w:lineRule="auto"/>
-              <w:rPr>
-                <w:rFonts w:ascii="Times New Roman" w:hAnsi="Times New Roman"/>
-                <w:b/>
-                <w:color w:val="000000"/>
-                <w:sz w:val="24"/>
-                <w:szCs w:val="24"/>
-              </w:rPr>
-            </w:pPr>
-            <w:r>
-              <w:rPr>
-                <w:rFonts w:ascii="Times New Roman" w:hAnsi="Times New Roman"/>
-                <w:color w:val="000000"/>
-                <w:sz w:val="24"/>
-                <w:szCs w:val="24"/>
-              </w:rPr>
-              <w:t>Свободно распространяемое ПО</w:t>
+              <w:t xml:space="preserve">Свободно распространяемое ПО</w:t>
             </w:r>
           </w:p>
         </w:tc>
@@ -17163,11 +16559,9 @@
               <w:spacing w:after="0" w:line="240" w:lineRule="auto"/>
               <w:rPr>
                 <w:rFonts w:ascii="Times New Roman" w:hAnsi="Times New Roman"/>
-                <w:b/>
                 <w:color w:val="000000"/>
                 <w:sz w:val="24"/>
                 <w:szCs w:val="24"/>
-                <w:lang w:val="en-US"/>
               </w:rPr>
             </w:pPr>
             <w:r>
@@ -17177,78 +16571,9 @@
                 <w:sz w:val="24"/>
                 <w:szCs w:val="24"/>
               </w:rPr>
-              <w:t>Браузер</w:t>
-            </w:r>
-            <w:r>
-              <w:rPr>
-                <w:rFonts w:ascii="Times New Roman" w:hAnsi="Times New Roman"/>
-                <w:color w:val="000000"/>
-                <w:sz w:val="24"/>
-                <w:szCs w:val="24"/>
-                <w:lang w:val="en-US"/>
-              </w:rPr>
-              <w:t xml:space="preserve"> </w:t>
-            </w:r>
-            <w:r>
-              <w:rPr>
-                <w:rFonts w:ascii="Times New Roman" w:hAnsi="Times New Roman"/>
-                <w:color w:val="000000"/>
-                <w:sz w:val="24"/>
-                <w:szCs w:val="24"/>
-              </w:rPr>
-              <w:t>изображений</w:t>
-            </w:r>
-            <w:r>
-              <w:rPr>
-                <w:rFonts w:ascii="Times New Roman" w:hAnsi="Times New Roman"/>
-                <w:color w:val="000000"/>
-                <w:sz w:val="24"/>
-                <w:szCs w:val="24"/>
-                <w:lang w:val="en-US"/>
-              </w:rPr>
-              <w:t xml:space="preserve"> Fast Stone </w:t>
-            </w:r>
-            <w:proofErr w:type="spellStart"/>
-            <w:r>
-              <w:rPr>
-                <w:rFonts w:ascii="Times New Roman" w:hAnsi="Times New Roman"/>
-                <w:color w:val="000000"/>
-                <w:sz w:val="24"/>
-                <w:szCs w:val="24"/>
-                <w:lang w:val="en-US"/>
-              </w:rPr>
-              <w:t>I</w:t>
-            </w:r>
-            <w:r>
-              <w:rPr>
-                <w:rFonts w:ascii="Times New Roman" w:hAnsi="Times New Roman"/>
-                <w:color w:val="000000"/>
-                <w:sz w:val="24"/>
-                <w:szCs w:val="24"/>
-                <w:lang w:val="en-US"/>
-              </w:rPr>
-              <w:t>m</w:t>
-            </w:r>
-            <w:r>
-              <w:rPr>
-                <w:rFonts w:ascii="Times New Roman" w:hAnsi="Times New Roman"/>
-                <w:color w:val="000000"/>
-                <w:sz w:val="24"/>
-                <w:szCs w:val="24"/>
-                <w:lang w:val="en-US"/>
-              </w:rPr>
-              <w:t>ageViewer</w:t>
-            </w:r>
-            <w:proofErr w:type="spellEnd"/>
-            <w:r>
-              <w:rPr>
-                <w:rFonts w:ascii="Times New Roman" w:hAnsi="Times New Roman"/>
-                <w:color w:val="000000"/>
-                <w:sz w:val="24"/>
-                <w:szCs w:val="24"/>
-                <w:lang w:val="en-US"/>
-              </w:rPr>
-              <w:t xml:space="preserve"> </w:t>
+              <w:t xml:space="preserve">Архиватор: </w:t>
+              <w:br/>
+              <w:t xml:space="preserve">Engrampa – Archive Manager </w:t>
             </w:r>
           </w:p>
         </w:tc>
@@ -17275,7 +16600,7 @@
                 <w:sz w:val="24"/>
                 <w:szCs w:val="24"/>
               </w:rPr>
-              <w:t>Свободно распространяемое ПО</w:t>
+              <w:t xml:space="preserve">Свободно распространяемое ПО</w:t>
             </w:r>
           </w:p>
         </w:tc>
@@ -17291,7 +16616,6 @@
               <w:spacing w:after="0" w:line="240" w:lineRule="auto"/>
               <w:rPr>
                 <w:rFonts w:ascii="Times New Roman" w:hAnsi="Times New Roman"/>
-                <w:b/>
                 <w:color w:val="000000"/>
                 <w:sz w:val="24"/>
                 <w:szCs w:val="24"/>
@@ -17304,27 +16628,9 @@
                 <w:sz w:val="24"/>
                 <w:szCs w:val="24"/>
               </w:rPr>
-              <w:t xml:space="preserve">Медиа проигрыватель VLC </w:t>
-            </w:r>
-            <w:proofErr w:type="spellStart"/>
-            <w:r>
-              <w:rPr>
-                <w:rFonts w:ascii="Times New Roman" w:hAnsi="Times New Roman"/>
-                <w:color w:val="000000"/>
-                <w:sz w:val="24"/>
-                <w:szCs w:val="24"/>
-              </w:rPr>
-              <w:t>mediaplayer</w:t>
-            </w:r>
-            <w:proofErr w:type="spellEnd"/>
-            <w:r>
-              <w:rPr>
-                <w:rFonts w:ascii="Times New Roman" w:hAnsi="Times New Roman"/>
-                <w:color w:val="000000"/>
-                <w:sz w:val="24"/>
-                <w:szCs w:val="24"/>
-              </w:rPr>
-              <w:t xml:space="preserve"> </w:t>
+              <w:t xml:space="preserve">Файловые менеджеры:</w:t>
+              <w:br/>
+              <w:t xml:space="preserve">Midnight Commander, Double Commander</w:t>
             </w:r>
           </w:p>
         </w:tc>
@@ -17351,107 +16657,7 @@
                 <w:sz w:val="24"/>
                 <w:szCs w:val="24"/>
               </w:rPr>
-              <w:t>Свободно распространяемое ПО</w:t>
-            </w:r>
-          </w:p>
-        </w:tc>
-      </w:tr>
-      <w:tr>
-        <w:trPr>
-          <w:trHeight w:val="440"/>
-        </w:trPr>
-        <w:tc>
-          <w:tcPr>
-            <w:tcW w:w="4219" w:type="dxa"/>
-          </w:tcPr>
-          <w:p>
-            <w:pPr>
-              <w:widowControl w:val="0"/>
-              <w:spacing w:after="0" w:line="240" w:lineRule="auto"/>
-              <w:rPr>
-                <w:rFonts w:ascii="Times New Roman" w:hAnsi="Times New Roman"/>
-                <w:color w:val="000000"/>
-                <w:sz w:val="24"/>
-                <w:szCs w:val="24"/>
-                <w:lang w:val="en-US"/>
-              </w:rPr>
-            </w:pPr>
-            <w:r>
-              <w:rPr>
-                <w:rFonts w:ascii="Times New Roman" w:hAnsi="Times New Roman"/>
-                <w:color w:val="000000"/>
-                <w:sz w:val="24"/>
-                <w:szCs w:val="24"/>
-                <w:lang w:val="en-US"/>
-              </w:rPr>
-              <w:t xml:space="preserve">DJVU </w:t>
-            </w:r>
-            <w:r>
-              <w:rPr>
-                <w:rFonts w:ascii="Times New Roman" w:hAnsi="Times New Roman"/>
-                <w:color w:val="000000"/>
-                <w:sz w:val="24"/>
-                <w:szCs w:val="24"/>
-              </w:rPr>
-              <w:t>браузер</w:t>
-            </w:r>
-            <w:r>
-              <w:rPr>
-                <w:rFonts w:ascii="Times New Roman" w:hAnsi="Times New Roman"/>
-                <w:color w:val="000000"/>
-                <w:sz w:val="24"/>
-                <w:szCs w:val="24"/>
-                <w:lang w:val="en-US"/>
-              </w:rPr>
-              <w:t xml:space="preserve"> </w:t>
-            </w:r>
-            <w:proofErr w:type="spellStart"/>
-            <w:r>
-              <w:rPr>
-                <w:rFonts w:ascii="Times New Roman" w:hAnsi="Times New Roman"/>
-                <w:color w:val="000000"/>
-                <w:sz w:val="24"/>
-                <w:szCs w:val="24"/>
-                <w:lang w:val="en-US"/>
-              </w:rPr>
-              <w:t>DjVuBrowser</w:t>
-            </w:r>
-            <w:proofErr w:type="spellEnd"/>
-            <w:r>
-              <w:rPr>
-                <w:rFonts w:ascii="Times New Roman" w:hAnsi="Times New Roman"/>
-                <w:color w:val="000000"/>
-                <w:sz w:val="24"/>
-                <w:szCs w:val="24"/>
-                <w:lang w:val="en-US"/>
-              </w:rPr>
-              <w:t xml:space="preserve"> Plug-in </w:t>
-            </w:r>
-          </w:p>
-        </w:tc>
-        <w:tc>
-          <w:tcPr>
-            <w:tcW w:w="5352" w:type="dxa"/>
-          </w:tcPr>
-          <w:p>
-            <w:pPr>
-              <w:widowControl w:val="0"/>
-              <w:spacing w:after="0" w:line="240" w:lineRule="auto"/>
-              <w:rPr>
-                <w:rFonts w:ascii="Times New Roman" w:hAnsi="Times New Roman"/>
-                <w:color w:val="000000"/>
-                <w:sz w:val="24"/>
-                <w:szCs w:val="24"/>
-              </w:rPr>
-            </w:pPr>
-            <w:r>
-              <w:rPr>
-                <w:rFonts w:ascii="Times New Roman" w:hAnsi="Times New Roman"/>
-                <w:color w:val="000000"/>
-                <w:sz w:val="24"/>
-                <w:szCs w:val="24"/>
-              </w:rPr>
-              <w:t>Свободно распространяемое ПО</w:t>
+              <w:t xml:space="preserve">Свободно распространяемое ПО</w:t>
             </w:r>
           </w:p>
         </w:tc>
@@ -17479,7 +16685,9 @@
                 <w:sz w:val="24"/>
                 <w:szCs w:val="24"/>
               </w:rPr>
-              <w:t xml:space="preserve">Веб-сервисы MS office365⃰ </w:t>
+              <w:t xml:space="preserve">Интернет-браузеры:</w:t>
+              <w:br/>
+              <w:t xml:space="preserve">Chromium, Firefox</w:t>
             </w:r>
           </w:p>
         </w:tc>
@@ -17493,6 +16701,7 @@
               <w:spacing w:after="0" w:line="240" w:lineRule="auto"/>
               <w:rPr>
                 <w:rFonts w:ascii="Times New Roman" w:hAnsi="Times New Roman"/>
+                <w:b/>
                 <w:color w:val="000000"/>
                 <w:sz w:val="24"/>
                 <w:szCs w:val="24"/>
@@ -17505,7 +16714,7 @@
                 <w:sz w:val="24"/>
                 <w:szCs w:val="24"/>
               </w:rPr>
-              <w:t xml:space="preserve">Бесплатное ПО для учебных заведений https://www.microsoft.com/ruru/education/products/office </w:t>
+              <w:t xml:space="preserve">Свободно распространяемое ПО</w:t>
             </w:r>
           </w:p>
         </w:tc>
@@ -17533,7 +16742,7 @@
                 <w:sz w:val="24"/>
                 <w:szCs w:val="24"/>
               </w:rPr>
-              <w:t>Система электронного обучения Moodle⃰</w:t>
+              <w:t xml:space="preserve">Программа для просмотра и редактирования графических файлов Pix</w:t>
             </w:r>
           </w:p>
         </w:tc>
@@ -17547,6 +16756,7 @@
               <w:spacing w:after="0" w:line="240" w:lineRule="auto"/>
               <w:rPr>
                 <w:rFonts w:ascii="Times New Roman" w:hAnsi="Times New Roman"/>
+                <w:b/>
                 <w:color w:val="000000"/>
                 <w:sz w:val="24"/>
                 <w:szCs w:val="24"/>
@@ -17559,106 +16769,7 @@
                 <w:sz w:val="24"/>
                 <w:szCs w:val="24"/>
               </w:rPr>
-              <w:t>Свободно распространяемое ПО</w:t>
-            </w:r>
-          </w:p>
-        </w:tc>
-      </w:tr>
-    </w:tbl>
-    <w:p>
-      <w:pPr>
-        <w:widowControl w:val="0"/>
-        <w:spacing w:after="0" w:line="240" w:lineRule="auto"/>
-        <w:jc w:val="both"/>
-        <w:rPr>
-          <w:rFonts w:ascii="Times New Roman" w:hAnsi="Times New Roman"/>
-          <w:b/>
-          <w:color w:val="000000"/>
-          <w:sz w:val="28"/>
-          <w:szCs w:val="28"/>
-        </w:rPr>
-      </w:pPr>
-    </w:p>
-    <w:p>
-      <w:pPr>
-        <w:widowControl w:val="0"/>
-        <w:spacing w:after="0" w:line="240" w:lineRule="auto"/>
-        <w:rPr>
-          <w:rFonts w:ascii="Times New Roman" w:hAnsi="Times New Roman"/>
-          <w:color w:val="000000"/>
-          <w:sz w:val="28"/>
-          <w:szCs w:val="28"/>
-        </w:rPr>
-      </w:pPr>
-      <w:r>
-        <w:rPr>
-          <w:rFonts w:ascii="Times New Roman" w:hAnsi="Times New Roman"/>
-          <w:color w:val="000000"/>
-          <w:sz w:val="28"/>
-          <w:szCs w:val="28"/>
-        </w:rPr>
-        <w:t>Стандартный набор ПО (для кафедральных ноутбуков)</w:t>
-      </w:r>
-    </w:p>
-    <w:tbl>
-      <w:tblPr>
-        <w:tblW w:w="9571" w:type="dxa"/>
-        <w:tblBorders>
-          <w:top w:val="single" w:sz="4" w:space="0" w:color="auto"/>
-          <w:left w:val="single" w:sz="4" w:space="0" w:color="auto"/>
-          <w:bottom w:val="single" w:sz="4" w:space="0" w:color="auto"/>
-          <w:right w:val="single" w:sz="4" w:space="0" w:color="auto"/>
-          <w:insideH w:val="single" w:sz="4" w:space="0" w:color="auto"/>
-          <w:insideV w:val="single" w:sz="4" w:space="0" w:color="auto"/>
-        </w:tblBorders>
-        <w:tblLayout w:type="fixed"/>
-        <w:tblLook w:val="04A0" w:firstRow="1" w:lastRow="0" w:firstColumn="1" w:lastColumn="0" w:noHBand="0" w:noVBand="1"/>
-      </w:tblPr>
-      <w:tblGrid>
-        <w:gridCol w:w="4219"/>
-        <w:gridCol w:w="5352"/>
-      </w:tblGrid>
-      <w:tr>
-        <w:trPr>
-          <w:tblHeader/>
-        </w:trPr>
-        <w:tc>
-          <w:tcPr>
-            <w:tcW w:type="dxa" w:w="4219"/>
-            <w:vAlign w:val="center"/>
-          </w:tcPr>
-          <w:p>
-            <w:pPr>
-              <w:spacing w:before="0" w:after="20" w:line="240" w:lineRule="auto"/>
-              <w:jc w:val="center"/>
-            </w:pPr>
-            <w:r>
-              <w:rPr>
-                <w:rFonts w:ascii="Times New Roman" w:hAnsi="Times New Roman"/>
-                <w:b/>
-                <w:sz w:val="24"/>
-              </w:rPr>
-              <w:t>Название ПО</w:t>
-            </w:r>
-          </w:p>
-        </w:tc>
-        <w:tc>
-          <w:tcPr>
-            <w:tcW w:type="dxa" w:w="5352"/>
-            <w:vAlign w:val="center"/>
-          </w:tcPr>
-          <w:p>
-            <w:pPr>
-              <w:spacing w:before="0" w:after="20" w:line="240" w:lineRule="auto"/>
-              <w:jc w:val="center"/>
-            </w:pPr>
-            <w:r>
-              <w:rPr>
-                <w:rFonts w:ascii="Times New Roman" w:hAnsi="Times New Roman"/>
-                <w:b/>
-                <w:sz w:val="24"/>
-              </w:rPr>
-              <w:t>Основание</w:t>
+              <w:t xml:space="preserve">Свободно распространяемое ПО</w:t>
             </w:r>
           </w:p>
         </w:tc>
@@ -17686,27 +16797,9 @@
                 <w:sz w:val="24"/>
                 <w:szCs w:val="24"/>
               </w:rPr>
-              <w:t xml:space="preserve">PDF ридер </w:t>
-            </w:r>
-            <w:proofErr w:type="spellStart"/>
-            <w:r>
-              <w:rPr>
-                <w:rFonts w:ascii="Times New Roman" w:hAnsi="Times New Roman"/>
-                <w:color w:val="000000"/>
-                <w:sz w:val="24"/>
-                <w:szCs w:val="24"/>
-              </w:rPr>
-              <w:t>Foxit</w:t>
-            </w:r>
-            <w:proofErr w:type="spellEnd"/>
-            <w:r>
-              <w:rPr>
-                <w:rFonts w:ascii="Times New Roman" w:hAnsi="Times New Roman"/>
-                <w:color w:val="000000"/>
-                <w:sz w:val="24"/>
-                <w:szCs w:val="24"/>
-              </w:rPr>
-              <w:t xml:space="preserve"> Reader</w:t>
+              <w:t xml:space="preserve">Программа для просмотра и редактирования </w:t>
+              <w:br/>
+              <w:t xml:space="preserve">Atril – Document Viewer</w:t>
             </w:r>
           </w:p>
         </w:tc>
@@ -17720,6 +16813,7 @@
               <w:spacing w:after="0" w:line="240" w:lineRule="auto"/>
               <w:rPr>
                 <w:rFonts w:ascii="Times New Roman" w:hAnsi="Times New Roman"/>
+                <w:b/>
                 <w:color w:val="000000"/>
                 <w:sz w:val="24"/>
                 <w:szCs w:val="24"/>
@@ -17732,7 +16826,7 @@
                 <w:sz w:val="24"/>
                 <w:szCs w:val="24"/>
               </w:rPr>
-              <w:t>Свободно распространяемое ПО</w:t>
+              <w:t xml:space="preserve">Свободно распространяемое ПО</w:t>
             </w:r>
           </w:p>
         </w:tc>
@@ -17748,7 +16842,6 @@
               <w:spacing w:after="0" w:line="240" w:lineRule="auto"/>
               <w:rPr>
                 <w:rFonts w:ascii="Times New Roman" w:hAnsi="Times New Roman"/>
-                <w:b/>
                 <w:color w:val="000000"/>
                 <w:sz w:val="24"/>
                 <w:szCs w:val="24"/>
@@ -17761,27 +16854,7 @@
                 <w:sz w:val="24"/>
                 <w:szCs w:val="24"/>
               </w:rPr>
-              <w:t xml:space="preserve">Офисное приложение </w:t>
-            </w:r>
-            <w:proofErr w:type="spellStart"/>
-            <w:r>
-              <w:rPr>
-                <w:rFonts w:ascii="Times New Roman" w:hAnsi="Times New Roman"/>
-                <w:color w:val="000000"/>
-                <w:sz w:val="24"/>
-                <w:szCs w:val="24"/>
-              </w:rPr>
-              <w:t>Libre</w:t>
-            </w:r>
-            <w:proofErr w:type="spellEnd"/>
-            <w:r>
-              <w:rPr>
-                <w:rFonts w:ascii="Times New Roman" w:hAnsi="Times New Roman"/>
-                <w:color w:val="000000"/>
-                <w:sz w:val="24"/>
-                <w:szCs w:val="24"/>
-              </w:rPr>
-              <w:t xml:space="preserve"> Office </w:t>
+              <w:t xml:space="preserve">Медиа-плеер VLC media player </w:t>
             </w:r>
           </w:p>
         </w:tc>
@@ -17808,556 +16881,33 @@
                 <w:sz w:val="24"/>
                 <w:szCs w:val="24"/>
               </w:rPr>
-              <w:t>Свободно распространяемое ПО</w:t>
-            </w:r>
-          </w:p>
-        </w:tc>
-      </w:tr>
-      <w:tr>
-        <w:tc>
-          <w:tcPr>
-            <w:tcW w:w="4219" w:type="dxa"/>
-          </w:tcPr>
-          <w:p>
-            <w:pPr>
-              <w:widowControl w:val="0"/>
-              <w:spacing w:after="0" w:line="240" w:lineRule="auto"/>
-              <w:rPr>
-                <w:rFonts w:ascii="Times New Roman" w:hAnsi="Times New Roman"/>
-                <w:b/>
-                <w:color w:val="000000"/>
-                <w:sz w:val="24"/>
-                <w:szCs w:val="24"/>
-              </w:rPr>
-            </w:pPr>
-            <w:r>
-              <w:rPr>
-                <w:rFonts w:ascii="Times New Roman" w:hAnsi="Times New Roman"/>
-                <w:color w:val="000000"/>
-                <w:sz w:val="24"/>
-                <w:szCs w:val="24"/>
-              </w:rPr>
-              <w:t xml:space="preserve">Архиватор 7-zip </w:t>
-            </w:r>
-          </w:p>
-        </w:tc>
-        <w:tc>
-          <w:tcPr>
-            <w:tcW w:w="5352" w:type="dxa"/>
-          </w:tcPr>
-          <w:p>
-            <w:pPr>
-              <w:widowControl w:val="0"/>
-              <w:spacing w:after="0" w:line="240" w:lineRule="auto"/>
-              <w:rPr>
-                <w:rFonts w:ascii="Times New Roman" w:hAnsi="Times New Roman"/>
-                <w:b/>
-                <w:color w:val="000000"/>
-                <w:sz w:val="24"/>
-                <w:szCs w:val="24"/>
-              </w:rPr>
-            </w:pPr>
-            <w:r>
-              <w:rPr>
-                <w:rFonts w:ascii="Times New Roman" w:hAnsi="Times New Roman"/>
-                <w:color w:val="000000"/>
-                <w:sz w:val="24"/>
-                <w:szCs w:val="24"/>
-              </w:rPr>
-              <w:t>Свободно распространяемое ПО</w:t>
-            </w:r>
-          </w:p>
-        </w:tc>
-      </w:tr>
-      <w:tr>
-        <w:tc>
-          <w:tcPr>
-            <w:tcW w:w="4219" w:type="dxa"/>
-          </w:tcPr>
-          <w:p>
-            <w:pPr>
-              <w:widowControl w:val="0"/>
-              <w:spacing w:after="0" w:line="240" w:lineRule="auto"/>
-              <w:rPr>
-                <w:rFonts w:ascii="Times New Roman" w:hAnsi="Times New Roman"/>
-                <w:b/>
-                <w:color w:val="000000"/>
-                <w:sz w:val="24"/>
-                <w:szCs w:val="24"/>
-                <w:lang w:val="en-US"/>
-              </w:rPr>
-            </w:pPr>
-            <w:r>
-              <w:rPr>
-                <w:rFonts w:ascii="Times New Roman" w:hAnsi="Times New Roman"/>
-                <w:color w:val="000000"/>
-                <w:sz w:val="24"/>
-                <w:szCs w:val="24"/>
-              </w:rPr>
-              <w:t>Браузер</w:t>
-            </w:r>
-            <w:r>
-              <w:rPr>
-                <w:rFonts w:ascii="Times New Roman" w:hAnsi="Times New Roman"/>
-                <w:color w:val="000000"/>
-                <w:sz w:val="24"/>
-                <w:szCs w:val="24"/>
-                <w:lang w:val="en-US"/>
-              </w:rPr>
-              <w:t xml:space="preserve"> </w:t>
-            </w:r>
-            <w:r>
-              <w:rPr>
-                <w:rFonts w:ascii="Times New Roman" w:hAnsi="Times New Roman"/>
-                <w:color w:val="000000"/>
-                <w:sz w:val="24"/>
-                <w:szCs w:val="24"/>
-              </w:rPr>
-              <w:t>изображений</w:t>
-            </w:r>
-            <w:r>
-              <w:rPr>
-                <w:rFonts w:ascii="Times New Roman" w:hAnsi="Times New Roman"/>
-                <w:color w:val="000000"/>
-                <w:sz w:val="24"/>
-                <w:szCs w:val="24"/>
-                <w:lang w:val="en-US"/>
-              </w:rPr>
-              <w:t xml:space="preserve"> Fast Stone </w:t>
-            </w:r>
-            <w:proofErr w:type="spellStart"/>
-            <w:r>
-              <w:rPr>
-                <w:rFonts w:ascii="Times New Roman" w:hAnsi="Times New Roman"/>
-                <w:color w:val="000000"/>
-                <w:sz w:val="24"/>
-                <w:szCs w:val="24"/>
-                <w:lang w:val="en-US"/>
-              </w:rPr>
-              <w:t>I</w:t>
-            </w:r>
-            <w:r>
-              <w:rPr>
-                <w:rFonts w:ascii="Times New Roman" w:hAnsi="Times New Roman"/>
-                <w:color w:val="000000"/>
-                <w:sz w:val="24"/>
-                <w:szCs w:val="24"/>
-                <w:lang w:val="en-US"/>
-              </w:rPr>
-              <w:t>m</w:t>
-            </w:r>
-            <w:r>
-              <w:rPr>
-                <w:rFonts w:ascii="Times New Roman" w:hAnsi="Times New Roman"/>
-                <w:color w:val="000000"/>
-                <w:sz w:val="24"/>
-                <w:szCs w:val="24"/>
-                <w:lang w:val="en-US"/>
-              </w:rPr>
-              <w:t>ageViewer</w:t>
-            </w:r>
-            <w:proofErr w:type="spellEnd"/>
-            <w:r>
-              <w:rPr>
-                <w:rFonts w:ascii="Times New Roman" w:hAnsi="Times New Roman"/>
-                <w:color w:val="000000"/>
-                <w:sz w:val="24"/>
-                <w:szCs w:val="24"/>
-                <w:lang w:val="en-US"/>
-              </w:rPr>
-              <w:t xml:space="preserve"> </w:t>
-            </w:r>
-          </w:p>
-        </w:tc>
-        <w:tc>
-          <w:tcPr>
-            <w:tcW w:w="5352" w:type="dxa"/>
-          </w:tcPr>
-          <w:p>
-            <w:pPr>
-              <w:widowControl w:val="0"/>
-              <w:spacing w:after="0" w:line="240" w:lineRule="auto"/>
-              <w:rPr>
-                <w:rFonts w:ascii="Times New Roman" w:hAnsi="Times New Roman"/>
-                <w:b/>
-                <w:color w:val="000000"/>
-                <w:sz w:val="24"/>
-                <w:szCs w:val="24"/>
-              </w:rPr>
-            </w:pPr>
-            <w:r>
-              <w:rPr>
-                <w:rFonts w:ascii="Times New Roman" w:hAnsi="Times New Roman"/>
-                <w:color w:val="000000"/>
-                <w:sz w:val="24"/>
-                <w:szCs w:val="24"/>
-              </w:rPr>
-              <w:t>Свободно распространяемое ПО</w:t>
-            </w:r>
-          </w:p>
-        </w:tc>
-      </w:tr>
-      <w:tr>
-        <w:tc>
-          <w:tcPr>
-            <w:tcW w:w="4219" w:type="dxa"/>
-          </w:tcPr>
-          <w:p>
-            <w:pPr>
-              <w:widowControl w:val="0"/>
-              <w:spacing w:after="0" w:line="240" w:lineRule="auto"/>
-              <w:rPr>
-                <w:rFonts w:ascii="Times New Roman" w:hAnsi="Times New Roman"/>
-                <w:b/>
-                <w:color w:val="000000"/>
-                <w:sz w:val="24"/>
-                <w:szCs w:val="24"/>
-              </w:rPr>
-            </w:pPr>
-            <w:r>
-              <w:rPr>
-                <w:rFonts w:ascii="Times New Roman" w:hAnsi="Times New Roman"/>
-                <w:color w:val="000000"/>
-                <w:sz w:val="24"/>
-                <w:szCs w:val="24"/>
-              </w:rPr>
-              <w:t xml:space="preserve">Медиа проигрыватель VLC </w:t>
-            </w:r>
-            <w:proofErr w:type="spellStart"/>
-            <w:r>
-              <w:rPr>
-                <w:rFonts w:ascii="Times New Roman" w:hAnsi="Times New Roman"/>
-                <w:color w:val="000000"/>
-                <w:sz w:val="24"/>
-                <w:szCs w:val="24"/>
-              </w:rPr>
-              <w:t>mediaplayer</w:t>
-            </w:r>
-            <w:proofErr w:type="spellEnd"/>
-            <w:r>
-              <w:rPr>
-                <w:rFonts w:ascii="Times New Roman" w:hAnsi="Times New Roman"/>
-                <w:color w:val="000000"/>
-                <w:sz w:val="24"/>
-                <w:szCs w:val="24"/>
-              </w:rPr>
-              <w:t xml:space="preserve"> </w:t>
-            </w:r>
-          </w:p>
-        </w:tc>
-        <w:tc>
-          <w:tcPr>
-            <w:tcW w:w="5352" w:type="dxa"/>
-          </w:tcPr>
-          <w:p>
-            <w:pPr>
-              <w:widowControl w:val="0"/>
-              <w:spacing w:after="0" w:line="240" w:lineRule="auto"/>
-              <w:rPr>
-                <w:rFonts w:ascii="Times New Roman" w:hAnsi="Times New Roman"/>
-                <w:b/>
-                <w:color w:val="000000"/>
-                <w:sz w:val="24"/>
-                <w:szCs w:val="24"/>
-              </w:rPr>
-            </w:pPr>
-            <w:r>
-              <w:rPr>
-                <w:rFonts w:ascii="Times New Roman" w:hAnsi="Times New Roman"/>
-                <w:color w:val="000000"/>
-                <w:sz w:val="24"/>
-                <w:szCs w:val="24"/>
-              </w:rPr>
-              <w:t>Свободно распространяемое ПО</w:t>
-            </w:r>
-          </w:p>
-        </w:tc>
-      </w:tr>
-      <w:tr>
-        <w:tc>
-          <w:tcPr>
-            <w:tcW w:w="4219" w:type="dxa"/>
-          </w:tcPr>
-          <w:p>
-            <w:pPr>
-              <w:widowControl w:val="0"/>
-              <w:spacing w:after="0" w:line="240" w:lineRule="auto"/>
-              <w:rPr>
-                <w:rFonts w:ascii="Times New Roman" w:hAnsi="Times New Roman"/>
-                <w:color w:val="000000"/>
-                <w:sz w:val="24"/>
-                <w:szCs w:val="24"/>
-                <w:lang w:val="en-US"/>
-              </w:rPr>
-            </w:pPr>
-            <w:r>
-              <w:rPr>
-                <w:rFonts w:ascii="Times New Roman" w:hAnsi="Times New Roman"/>
-                <w:color w:val="000000"/>
-                <w:sz w:val="24"/>
-                <w:szCs w:val="24"/>
-                <w:lang w:val="en-US"/>
-              </w:rPr>
-              <w:t xml:space="preserve">DJVU </w:t>
-            </w:r>
-            <w:r>
-              <w:rPr>
-                <w:rFonts w:ascii="Times New Roman" w:hAnsi="Times New Roman"/>
-                <w:color w:val="000000"/>
-                <w:sz w:val="24"/>
-                <w:szCs w:val="24"/>
-              </w:rPr>
-              <w:t>браузер</w:t>
-            </w:r>
-            <w:r>
-              <w:rPr>
-                <w:rFonts w:ascii="Times New Roman" w:hAnsi="Times New Roman"/>
-                <w:color w:val="000000"/>
-                <w:sz w:val="24"/>
-                <w:szCs w:val="24"/>
-                <w:lang w:val="en-US"/>
-              </w:rPr>
-              <w:t xml:space="preserve"> </w:t>
-            </w:r>
-            <w:proofErr w:type="spellStart"/>
-            <w:r>
-              <w:rPr>
-                <w:rFonts w:ascii="Times New Roman" w:hAnsi="Times New Roman"/>
-                <w:color w:val="000000"/>
-                <w:sz w:val="24"/>
-                <w:szCs w:val="24"/>
-                <w:lang w:val="en-US"/>
-              </w:rPr>
-              <w:t>DjVuBrowser</w:t>
-            </w:r>
-            <w:proofErr w:type="spellEnd"/>
-            <w:r>
-              <w:rPr>
-                <w:rFonts w:ascii="Times New Roman" w:hAnsi="Times New Roman"/>
-                <w:color w:val="000000"/>
-                <w:sz w:val="24"/>
-                <w:szCs w:val="24"/>
-                <w:lang w:val="en-US"/>
-              </w:rPr>
-              <w:t xml:space="preserve"> Plug-in </w:t>
-            </w:r>
-          </w:p>
-        </w:tc>
-        <w:tc>
-          <w:tcPr>
-            <w:tcW w:w="5352" w:type="dxa"/>
-          </w:tcPr>
-          <w:p>
-            <w:pPr>
-              <w:widowControl w:val="0"/>
-              <w:spacing w:after="0" w:line="240" w:lineRule="auto"/>
-              <w:rPr>
-                <w:rFonts w:ascii="Times New Roman" w:hAnsi="Times New Roman"/>
-                <w:color w:val="000000"/>
-                <w:sz w:val="24"/>
-                <w:szCs w:val="24"/>
-              </w:rPr>
-            </w:pPr>
-            <w:r>
-              <w:rPr>
-                <w:rFonts w:ascii="Times New Roman" w:hAnsi="Times New Roman"/>
-                <w:color w:val="000000"/>
-                <w:sz w:val="24"/>
-                <w:szCs w:val="24"/>
-              </w:rPr>
-              <w:t>Свободно распространяемое ПО</w:t>
-            </w:r>
-          </w:p>
-        </w:tc>
-      </w:tr>
-      <w:tr>
-        <w:tc>
-          <w:tcPr>
-            <w:tcW w:w="4219" w:type="dxa"/>
-          </w:tcPr>
-          <w:p>
-            <w:pPr>
-              <w:widowControl w:val="0"/>
-              <w:spacing w:after="0" w:line="240" w:lineRule="auto"/>
-              <w:rPr>
-                <w:rFonts w:ascii="Times New Roman" w:hAnsi="Times New Roman"/>
-                <w:color w:val="000000"/>
-                <w:sz w:val="24"/>
-                <w:szCs w:val="24"/>
-              </w:rPr>
-            </w:pPr>
-            <w:r>
-              <w:rPr>
-                <w:rFonts w:ascii="Times New Roman" w:hAnsi="Times New Roman"/>
-                <w:color w:val="000000"/>
-                <w:sz w:val="24"/>
-                <w:szCs w:val="24"/>
-              </w:rPr>
-              <w:t xml:space="preserve">Веб-сервисы MS office365⃰ </w:t>
-            </w:r>
-          </w:p>
-        </w:tc>
-        <w:tc>
-          <w:tcPr>
-            <w:tcW w:w="5352" w:type="dxa"/>
-          </w:tcPr>
-          <w:p>
-            <w:pPr>
-              <w:widowControl w:val="0"/>
-              <w:spacing w:after="0" w:line="240" w:lineRule="auto"/>
-              <w:rPr>
-                <w:rFonts w:ascii="Times New Roman" w:hAnsi="Times New Roman"/>
-                <w:color w:val="000000"/>
-                <w:sz w:val="24"/>
-                <w:szCs w:val="24"/>
-              </w:rPr>
-            </w:pPr>
-            <w:r>
-              <w:rPr>
-                <w:rFonts w:ascii="Times New Roman" w:hAnsi="Times New Roman"/>
-                <w:color w:val="000000"/>
-                <w:sz w:val="24"/>
-                <w:szCs w:val="24"/>
-              </w:rPr>
-              <w:t xml:space="preserve">Бесплатное ПО  для учебных заведений </w:t>
-            </w:r>
-            <w:hyperlink r:id="rId20" w:history="1">
-              <w:r>
-                <w:rPr>
-                  <w:rStyle w:val="ad"/>
-                  <w:rFonts w:ascii="Times New Roman" w:hAnsi="Times New Roman"/>
-                  <w:color w:val="000000"/>
-                  <w:sz w:val="24"/>
-                  <w:szCs w:val="24"/>
-                </w:rPr>
-                <w:t>https://www.microsoft.com/ruru/education/products/office</w:t>
-              </w:r>
-            </w:hyperlink>
-            <w:r>
-              <w:rPr>
-                <w:rFonts w:ascii="Times New Roman" w:hAnsi="Times New Roman"/>
-                <w:color w:val="000000"/>
-                <w:sz w:val="24"/>
-                <w:szCs w:val="24"/>
-              </w:rPr>
-              <w:t xml:space="preserve"> </w:t>
-            </w:r>
-          </w:p>
-        </w:tc>
-      </w:tr>
-      <w:tr>
-        <w:tc>
-          <w:tcPr>
-            <w:tcW w:w="4219" w:type="dxa"/>
-          </w:tcPr>
-          <w:p>
-            <w:pPr>
-              <w:widowControl w:val="0"/>
-              <w:spacing w:after="0" w:line="240" w:lineRule="auto"/>
-              <w:rPr>
-                <w:rFonts w:ascii="Times New Roman" w:hAnsi="Times New Roman"/>
-                <w:color w:val="000000"/>
-                <w:sz w:val="24"/>
-                <w:szCs w:val="24"/>
-              </w:rPr>
-            </w:pPr>
-            <w:r>
-              <w:rPr>
-                <w:rFonts w:ascii="Times New Roman" w:hAnsi="Times New Roman"/>
-                <w:color w:val="000000"/>
-                <w:sz w:val="24"/>
-                <w:szCs w:val="24"/>
-              </w:rPr>
-              <w:t>Система электронного обучения Moodle⃰</w:t>
-            </w:r>
-          </w:p>
-        </w:tc>
-        <w:tc>
-          <w:tcPr>
-            <w:tcW w:w="5352" w:type="dxa"/>
-          </w:tcPr>
-          <w:p>
-            <w:pPr>
-              <w:widowControl w:val="0"/>
-              <w:spacing w:after="0" w:line="240" w:lineRule="auto"/>
-              <w:rPr>
-                <w:rFonts w:ascii="Times New Roman" w:hAnsi="Times New Roman"/>
-                <w:color w:val="000000"/>
-                <w:sz w:val="24"/>
-                <w:szCs w:val="24"/>
-              </w:rPr>
-            </w:pPr>
-            <w:r>
-              <w:rPr>
-                <w:rFonts w:ascii="Times New Roman" w:hAnsi="Times New Roman"/>
-                <w:color w:val="000000"/>
-                <w:sz w:val="24"/>
-                <w:szCs w:val="24"/>
-              </w:rPr>
-              <w:t>Свободно распространяемое ПО</w:t>
+              <w:t xml:space="preserve">Свободно распространяемое ПО</w:t>
             </w:r>
           </w:p>
         </w:tc>
       </w:tr>
     </w:tbl>
-    <w:p>
-      <w:pPr>
-        <w:pStyle w:val="af0"/>
-        <w:rPr>
-          <w:color w:val="000000"/>
-          <w:sz w:val="24"/>
-          <w:szCs w:val="24"/>
-          <w:lang w:val="ru-RU"/>
-        </w:rPr>
-      </w:pPr>
-    </w:p>
-    <w:p>
-      <w:pPr>
-        <w:pStyle w:val="af0"/>
-        <w:jc w:val="both"/>
-        <w:rPr>
-          <w:i/>
-          <w:color w:val="000000"/>
-          <w:lang w:val="ru-RU"/>
-        </w:rPr>
-      </w:pPr>
-      <w:r>
-        <w:rPr>
-          <w:color w:val="000000"/>
-          <w:sz w:val="24"/>
-          <w:szCs w:val="24"/>
-          <w:lang w:val="ru-RU"/>
-        </w:rPr>
-        <w:t>*При реализации дисциплины с частичным применением дистанционных образовател</w:t>
-      </w:r>
-      <w:r>
-        <w:rPr>
-          <w:color w:val="000000"/>
-          <w:sz w:val="24"/>
-          <w:szCs w:val="24"/>
-          <w:lang w:val="ru-RU"/>
-        </w:rPr>
-        <w:t>ь</w:t>
-      </w:r>
-      <w:r>
-        <w:rPr>
-          <w:color w:val="000000"/>
-          <w:sz w:val="24"/>
-          <w:szCs w:val="24"/>
-          <w:lang w:val="ru-RU"/>
-        </w:rPr>
-        <w:t>ных технологий</w:t>
-      </w:r>
-    </w:p>
-    <w:p>
-      <w:pPr>
-        <w:pStyle w:val="af0"/>
-        <w:ind w:firstLine="567"/>
-        <w:rPr>
-          <w:color w:val="000000"/>
-          <w:lang w:val="ru-RU"/>
-        </w:rPr>
-      </w:pPr>
+    <w:p xmlns:w="http://schemas.openxmlformats.org/wordprocessingml/2006/main" xmlns:w14="http://schemas.microsoft.com/office/word/2010/wordml">
+      <w:pPr>
+        <w:pStyle w:val="ae"/>
+        <w:ind w:left="568" w:firstLine="0"/>
+        <w:rPr>
+          <w:color w:val="000000"/>
+          <w:sz w:val="28"/>
+          <w:szCs w:val="28"/>
+          <w:lang w:val="ru-RU"/>
+        </w:rPr>
+        <w:spacing w:before="0" w:after="0" w:line="20" w:lineRule="exact"/>
+      </w:pPr>
+      <w:r>
+        <w:rPr>
+          <w:color w:val="000000"/>
+          <w:sz w:val="28"/>
+          <w:szCs w:val="28"/>
+          <w:lang w:val="ru-RU"/>
+        </w:rPr>
+        <w:t xml:space="preserve"/>
+      </w:r>
     </w:p>
     <w:sectPr>
       <w:footerReference w:type="default" r:id="rId21"/>
